--- a/course-content/authoring/shared/homework-problems/T6.docx
+++ b/course-content/authoring/shared/homework-problems/T6.docx
@@ -39,7 +39,7 @@
           <w:b/>
           <w:sz w:val="26"/>
         </w:rPr>
-        <w:t>T6-1 无约束与带约束优化指标比较（20分）</w:t>
+        <w:t>T6-1 首轮证据、目标函数与带约束候选比较（20分）</w:t>
       </w:r>
     </w:p>
     <w:p>
@@ -65,7 +65,33 @@
           <w:b w:val="0"/>
           <w:sz w:val="22"/>
         </w:rPr>
-        <w:t>某单位在做 PID 参数再优化时，得到三组候选结果如下：</w:t>
+        <w:t>某单位在完成首轮 `PID` 参数试探后，得到以下验证证据：上升时间 $t_r=1.9\,\mathrm{s}$、最大超调 $M_p=18\%$、稳态误差 $e_{ss}=1.4\%$、扰动抑制时间 $t_d=1.0\,\mathrm{s}$、相位裕度 $\phi_m=38^\circ$、控制能量 $E=\int_0^{t_f}u^2(t)\,dt=4.5$。工程团队希望下一轮设计同时关注速度、超调、稳态精度、扰动恢复、相位裕度和控制能量。</w:t>
+      </w:r>
+    </w:p>
+    <w:p>
+      <w:pPr>
+        <w:spacing w:after="80"/>
+      </w:pPr>
+      <w:r>
+        <w:rPr>
+          <w:rFonts w:ascii="Microsoft YaHei" w:hAnsi="Microsoft YaHei" w:eastAsia="Microsoft YaHei"/>
+          <w:b w:val="0"/>
+          <w:sz w:val="22"/>
+        </w:rPr>
+        <w:t>建议归一化基准如下：$t_r^\star=1.6\,\mathrm{s}$、$M_p^\star=15\%$、$e_{ss}^\star=1\%$、$t_d^\star=0.8\,\mathrm{s}$、$\phi_m^\star=45^\circ$、$E^\star=6$。</w:t>
+      </w:r>
+    </w:p>
+    <w:p>
+      <w:pPr>
+        <w:spacing w:after="80"/>
+      </w:pPr>
+      <w:r>
+        <w:rPr>
+          <w:rFonts w:ascii="Microsoft YaHei" w:hAnsi="Microsoft YaHei" w:eastAsia="Microsoft YaHei"/>
+          <w:b w:val="0"/>
+          <w:sz w:val="22"/>
+        </w:rPr>
+        <w:t>下一轮计算得到三组候选结果如下：</w:t>
       </w:r>
     </w:p>
     <w:p>
@@ -188,7 +214,7 @@
           <w:b w:val="0"/>
           <w:sz w:val="22"/>
         </w:rPr>
-        <w:t>写出无约束与带约束方案的硬约束判定表（可行/不可行）；</w:t>
+        <w:t>写出一个单一目标函数表达式，至少包含 $t_r,M_p,e_{ss},t_d,\phi_m,E$ 六项，并给出一组合理权重。</w:t>
       </w:r>
     </w:p>
     <w:p>
@@ -202,7 +228,7 @@
           <w:b w:val="0"/>
           <w:sz w:val="22"/>
         </w:rPr>
-        <w:t>比较三组方案指标变化，指出无约束方案与带约束方案的差异；</w:t>
+        <w:t>写出无约束与带约束方案的硬约束判定表（可行/不可行）。</w:t>
       </w:r>
     </w:p>
     <w:p>
@@ -216,7 +242,7 @@
           <w:b w:val="0"/>
           <w:sz w:val="22"/>
         </w:rPr>
-        <w:t>判断哪一个是可交付方案，并说明原因；</w:t>
+        <w:t>比较三组方案指标变化，指出无约束方案与带约束方案的差异。</w:t>
       </w:r>
     </w:p>
     <w:p>
@@ -230,7 +256,7 @@
           <w:b w:val="0"/>
           <w:sz w:val="22"/>
         </w:rPr>
-        <w:t>用一段话说明主要收益与代价。</w:t>
+        <w:t>判断哪一个是可交付方案，并说明主要收益与代价。</w:t>
       </w:r>
     </w:p>
     <w:p>
@@ -310,7 +336,7 @@
           <w:b w:val="0"/>
           <w:sz w:val="22"/>
         </w:rPr>
-        <w:t>S2: `P2 = [PID + 限幅防风up + 速度前馈]`</w:t>
+        <w:t>S2: `P2 = [PID + 限幅抗饱和 / anti-windup + 速度前馈]`</w:t>
       </w:r>
     </w:p>
     <w:p>
@@ -1087,7 +1113,7 @@
           <w:b w:val="0"/>
           <w:sz w:val="22"/>
         </w:rPr>
-        <w:t>不得使用罚函数或 `fmincon` 作为作答主体，不得把模块5方法作为本题解决方案。</w:t>
+        <w:t>可引用带约束求解记录，但不得只报求解器输出，必须回到经典控制结构、指标证据和交付判断；不得把模块5方法作为本题解决方案。</w:t>
       </w:r>
     </w:p>
     <w:sectPr>

--- a/course-content/authoring/shared/homework-problems/T6.docx
+++ b/course-content/authoring/shared/homework-problems/T6.docx
@@ -6,10 +6,16 @@
     <w:p>
       <w:pPr>
         <w:pStyle w:val="Heading1"/>
-      </w:pPr>
-      <w:r>
-        <w:rPr>
-          <w:rFonts w:ascii="Microsoft YaHei" w:hAnsi="Microsoft YaHei" w:eastAsia="Microsoft YaHei"/>
+        <w:spacing w:line="240" w:lineRule="auto" w:before="0" w:after="80"/>
+        <w:ind w:firstLine="0"/>
+        <w:jc w:val="center"/>
+      </w:pPr>
+      <w:r>
+        <w:rPr>
+          <w:rFonts w:ascii="Times New Roman" w:hAnsi="Times New Roman" w:eastAsia="SimHei"/>
+          <w:b w:val="0"/>
+          <w:color w:val="000000"/>
+          <w:sz w:val="32"/>
         </w:rPr>
         <w:t xml:space="preserve">自动控制原理 作业6：约束、迁移与高保真验证下的方案修正</w:t>
       </w:r>
@@ -17,79 +23,117 @@
     <w:p>
       <w:pPr>
         <w:pStyle w:val="FirstParagraph"/>
-      </w:pPr>
-      <w:r>
-        <w:rPr>
-          <w:rFonts w:ascii="Microsoft YaHei" w:hAnsi="Microsoft YaHei" w:eastAsia="Microsoft YaHei"/>
+        <w:spacing w:line="240" w:lineRule="auto" w:before="0" w:after="80"/>
+        <w:ind w:firstLine="480"/>
+      </w:pPr>
+      <w:r>
+        <w:rPr>
+          <w:rFonts w:ascii="Times New Roman" w:hAnsi="Times New Roman" w:eastAsia="SimSun"/>
+          <w:b w:val="0"/>
+          <w:color w:val="000000"/>
+          <w:sz w:val="24"/>
         </w:rPr>
         <w:t xml:space="preserve">本次作业包含</w:t>
       </w:r>
       <w:r>
         <w:rPr>
-          <w:rFonts w:ascii="Microsoft YaHei" w:hAnsi="Microsoft YaHei" w:eastAsia="Microsoft YaHei"/>
+          <w:rFonts w:ascii="Times New Roman" w:hAnsi="Times New Roman" w:eastAsia="SimSun"/>
+          <w:b w:val="0"/>
+          <w:color w:val="000000"/>
+          <w:sz w:val="24"/>
         </w:rPr>
         <w:t xml:space="preserve"> </w:t>
       </w:r>
       <w:r>
         <w:rPr>
           <w:rStyle w:val="VerbatimChar"/>
-          <w:rFonts w:ascii="Microsoft YaHei" w:hAnsi="Microsoft YaHei" w:eastAsia="Microsoft YaHei"/>
+          <w:rFonts w:ascii="Times New Roman" w:hAnsi="Times New Roman" w:eastAsia="SimSun"/>
+          <w:b w:val="0"/>
+          <w:color w:val="000000"/>
+          <w:sz w:val="24"/>
         </w:rPr>
         <w:t xml:space="preserve">3</w:t>
       </w:r>
       <w:r>
         <w:rPr>
-          <w:rFonts w:ascii="Microsoft YaHei" w:hAnsi="Microsoft YaHei" w:eastAsia="Microsoft YaHei"/>
+          <w:rFonts w:ascii="Times New Roman" w:hAnsi="Times New Roman" w:eastAsia="SimSun"/>
+          <w:b w:val="0"/>
+          <w:color w:val="000000"/>
+          <w:sz w:val="24"/>
         </w:rPr>
         <w:t xml:space="preserve"> </w:t>
       </w:r>
       <w:r>
         <w:rPr>
-          <w:rFonts w:ascii="Microsoft YaHei" w:hAnsi="Microsoft YaHei" w:eastAsia="Microsoft YaHei"/>
+          <w:rFonts w:ascii="Times New Roman" w:hAnsi="Times New Roman" w:eastAsia="SimSun"/>
+          <w:b w:val="0"/>
+          <w:color w:val="000000"/>
+          <w:sz w:val="24"/>
         </w:rPr>
         <w:t xml:space="preserve">道闭题与</w:t>
       </w:r>
       <w:r>
         <w:rPr>
-          <w:rFonts w:ascii="Microsoft YaHei" w:hAnsi="Microsoft YaHei" w:eastAsia="Microsoft YaHei"/>
+          <w:rFonts w:ascii="Times New Roman" w:hAnsi="Times New Roman" w:eastAsia="SimSun"/>
+          <w:b w:val="0"/>
+          <w:color w:val="000000"/>
+          <w:sz w:val="24"/>
         </w:rPr>
         <w:t xml:space="preserve"> </w:t>
       </w:r>
       <w:r>
         <w:rPr>
           <w:rStyle w:val="VerbatimChar"/>
-          <w:rFonts w:ascii="Microsoft YaHei" w:hAnsi="Microsoft YaHei" w:eastAsia="Microsoft YaHei"/>
+          <w:rFonts w:ascii="Times New Roman" w:hAnsi="Times New Roman" w:eastAsia="SimSun"/>
+          <w:b w:val="0"/>
+          <w:color w:val="000000"/>
+          <w:sz w:val="24"/>
         </w:rPr>
         <w:t xml:space="preserve">1</w:t>
       </w:r>
       <w:r>
         <w:rPr>
-          <w:rFonts w:ascii="Microsoft YaHei" w:hAnsi="Microsoft YaHei" w:eastAsia="Microsoft YaHei"/>
+          <w:rFonts w:ascii="Times New Roman" w:hAnsi="Times New Roman" w:eastAsia="SimSun"/>
+          <w:b w:val="0"/>
+          <w:color w:val="000000"/>
+          <w:sz w:val="24"/>
         </w:rPr>
         <w:t xml:space="preserve"> </w:t>
       </w:r>
       <w:r>
         <w:rPr>
-          <w:rFonts w:ascii="Microsoft YaHei" w:hAnsi="Microsoft YaHei" w:eastAsia="Microsoft YaHei"/>
+          <w:rFonts w:ascii="Times New Roman" w:hAnsi="Times New Roman" w:eastAsia="SimSun"/>
+          <w:b w:val="0"/>
+          <w:color w:val="000000"/>
+          <w:sz w:val="24"/>
         </w:rPr>
         <w:t xml:space="preserve">道开放题，总分</w:t>
       </w:r>
       <w:r>
         <w:rPr>
-          <w:rFonts w:ascii="Microsoft YaHei" w:hAnsi="Microsoft YaHei" w:eastAsia="Microsoft YaHei"/>
+          <w:rFonts w:ascii="Times New Roman" w:hAnsi="Times New Roman" w:eastAsia="SimSun"/>
+          <w:b w:val="0"/>
+          <w:color w:val="000000"/>
+          <w:sz w:val="24"/>
         </w:rPr>
         <w:t xml:space="preserve"> </w:t>
       </w:r>
       <w:r>
         <w:rPr>
           <w:rStyle w:val="VerbatimChar"/>
-          <w:rFonts w:ascii="Microsoft YaHei" w:hAnsi="Microsoft YaHei" w:eastAsia="Microsoft YaHei"/>
+          <w:rFonts w:ascii="Times New Roman" w:hAnsi="Times New Roman" w:eastAsia="SimSun"/>
+          <w:b w:val="0"/>
+          <w:color w:val="000000"/>
+          <w:sz w:val="24"/>
         </w:rPr>
         <w:t xml:space="preserve">100分</w:t>
       </w:r>
       <w:r>
         <w:rPr>
-          <w:rFonts w:ascii="Microsoft YaHei" w:hAnsi="Microsoft YaHei" w:eastAsia="Microsoft YaHei"/>
+          <w:rFonts w:ascii="Times New Roman" w:hAnsi="Times New Roman" w:eastAsia="SimSun"/>
+          <w:b w:val="0"/>
+          <w:color w:val="000000"/>
+          <w:sz w:val="24"/>
         </w:rPr>
         <w:t xml:space="preserve">。</w:t>
       </w:r>
@@ -98,10 +142,15 @@
     <w:p>
       <w:pPr>
         <w:pStyle w:val="Heading2"/>
-      </w:pPr>
-      <w:r>
-        <w:rPr>
-          <w:rFonts w:ascii="Microsoft YaHei" w:hAnsi="Microsoft YaHei" w:eastAsia="Microsoft YaHei"/>
+        <w:spacing w:line="240" w:lineRule="auto" w:before="0" w:after="80"/>
+        <w:ind w:firstLine="0"/>
+      </w:pPr>
+      <w:r>
+        <w:rPr>
+          <w:rFonts w:ascii="Times New Roman" w:hAnsi="Times New Roman" w:eastAsia="SimSun"/>
+          <w:b/>
+          <w:color w:val="000000"/>
+          <w:sz w:val="28"/>
         </w:rPr>
         <w:t xml:space="preserve">T6-1 首轮证据、目标函数与带约束候选比较（20分）</w:t>
       </w:r>
@@ -110,10 +159,15 @@
     <w:p>
       <w:pPr>
         <w:pStyle w:val="Heading3"/>
-      </w:pPr>
-      <w:r>
-        <w:rPr>
-          <w:rFonts w:ascii="Microsoft YaHei" w:hAnsi="Microsoft YaHei" w:eastAsia="Microsoft YaHei"/>
+        <w:spacing w:line="240" w:lineRule="auto" w:before="0" w:after="80"/>
+        <w:ind w:firstLine="0"/>
+      </w:pPr>
+      <w:r>
+        <w:rPr>
+          <w:rFonts w:ascii="Times New Roman" w:hAnsi="Times New Roman" w:eastAsia="SimHei"/>
+          <w:b w:val="0"/>
+          <w:color w:val="000000"/>
+          <w:sz w:val="24"/>
         </w:rPr>
         <w:t xml:space="preserve">作业题（单选/问答混合，20分）</w:t>
       </w:r>
@@ -121,41 +175,61 @@
     <w:p>
       <w:pPr>
         <w:pStyle w:val="FirstParagraph"/>
-      </w:pPr>
-      <w:r>
-        <w:rPr>
-          <w:rFonts w:ascii="Microsoft YaHei" w:hAnsi="Microsoft YaHei" w:eastAsia="Microsoft YaHei"/>
+        <w:spacing w:line="240" w:lineRule="auto" w:before="0" w:after="80"/>
+        <w:ind w:firstLine="480"/>
+      </w:pPr>
+      <w:r>
+        <w:rPr>
+          <w:rFonts w:ascii="Times New Roman" w:hAnsi="Times New Roman" w:eastAsia="SimSun"/>
+          <w:b w:val="0"/>
+          <w:color w:val="000000"/>
+          <w:sz w:val="24"/>
         </w:rPr>
         <w:t xml:space="preserve">某单位在完成首轮</w:t>
       </w:r>
       <w:r>
         <w:rPr>
-          <w:rFonts w:ascii="Microsoft YaHei" w:hAnsi="Microsoft YaHei" w:eastAsia="Microsoft YaHei"/>
+          <w:rFonts w:ascii="Times New Roman" w:hAnsi="Times New Roman" w:eastAsia="SimSun"/>
+          <w:b w:val="0"/>
+          <w:color w:val="000000"/>
+          <w:sz w:val="24"/>
         </w:rPr>
         <w:t xml:space="preserve"> </w:t>
       </w:r>
       <w:r>
         <w:rPr>
           <w:rStyle w:val="VerbatimChar"/>
-          <w:rFonts w:ascii="Microsoft YaHei" w:hAnsi="Microsoft YaHei" w:eastAsia="Microsoft YaHei"/>
+          <w:rFonts w:ascii="Times New Roman" w:hAnsi="Times New Roman" w:eastAsia="SimSun"/>
+          <w:b w:val="0"/>
+          <w:color w:val="000000"/>
+          <w:sz w:val="24"/>
         </w:rPr>
         <w:t xml:space="preserve">PID</w:t>
       </w:r>
       <w:r>
         <w:rPr>
-          <w:rFonts w:ascii="Microsoft YaHei" w:hAnsi="Microsoft YaHei" w:eastAsia="Microsoft YaHei"/>
+          <w:rFonts w:ascii="Times New Roman" w:hAnsi="Times New Roman" w:eastAsia="SimSun"/>
+          <w:b w:val="0"/>
+          <w:color w:val="000000"/>
+          <w:sz w:val="24"/>
         </w:rPr>
         <w:t xml:space="preserve"> </w:t>
       </w:r>
       <w:r>
         <w:rPr>
-          <w:rFonts w:ascii="Microsoft YaHei" w:hAnsi="Microsoft YaHei" w:eastAsia="Microsoft YaHei"/>
+          <w:rFonts w:ascii="Times New Roman" w:hAnsi="Times New Roman" w:eastAsia="SimSun"/>
+          <w:b w:val="0"/>
+          <w:color w:val="000000"/>
+          <w:sz w:val="24"/>
         </w:rPr>
         <w:t xml:space="preserve">参数试探后，得到以下验证证据：上升时间</w:t>
       </w:r>
       <w:r>
         <w:rPr>
-          <w:rFonts w:ascii="Microsoft YaHei" w:hAnsi="Microsoft YaHei" w:eastAsia="Microsoft YaHei"/>
+          <w:rFonts w:ascii="Times New Roman" w:hAnsi="Times New Roman" w:eastAsia="SimSun"/>
+          <w:b w:val="0"/>
+          <w:color w:val="000000"/>
+          <w:sz w:val="24"/>
         </w:rPr>
         <w:t xml:space="preserve"> </w:t>
       </w:r>
@@ -193,13 +267,19 @@
       </m:oMath>
       <w:r>
         <w:rPr>
-          <w:rFonts w:ascii="Microsoft YaHei" w:hAnsi="Microsoft YaHei" w:eastAsia="Microsoft YaHei"/>
+          <w:rFonts w:ascii="Times New Roman" w:hAnsi="Times New Roman" w:eastAsia="SimSun"/>
+          <w:b w:val="0"/>
+          <w:color w:val="000000"/>
+          <w:sz w:val="24"/>
         </w:rPr>
         <w:t xml:space="preserve">、最大超调</w:t>
       </w:r>
       <w:r>
         <w:rPr>
-          <w:rFonts w:ascii="Microsoft YaHei" w:hAnsi="Microsoft YaHei" w:eastAsia="Microsoft YaHei"/>
+          <w:rFonts w:ascii="Times New Roman" w:hAnsi="Times New Roman" w:eastAsia="SimSun"/>
+          <w:b w:val="0"/>
+          <w:color w:val="000000"/>
+          <w:sz w:val="24"/>
         </w:rPr>
         <w:t xml:space="preserve"> </w:t>
       </w:r>
@@ -234,13 +314,19 @@
       </m:oMath>
       <w:r>
         <w:rPr>
-          <w:rFonts w:ascii="Microsoft YaHei" w:hAnsi="Microsoft YaHei" w:eastAsia="Microsoft YaHei"/>
+          <w:rFonts w:ascii="Times New Roman" w:hAnsi="Times New Roman" w:eastAsia="SimSun"/>
+          <w:b w:val="0"/>
+          <w:color w:val="000000"/>
+          <w:sz w:val="24"/>
         </w:rPr>
         <w:t xml:space="preserve">、稳态误差</w:t>
       </w:r>
       <w:r>
         <w:rPr>
-          <w:rFonts w:ascii="Microsoft YaHei" w:hAnsi="Microsoft YaHei" w:eastAsia="Microsoft YaHei"/>
+          <w:rFonts w:ascii="Times New Roman" w:hAnsi="Times New Roman" w:eastAsia="SimSun"/>
+          <w:b w:val="0"/>
+          <w:color w:val="000000"/>
+          <w:sz w:val="24"/>
         </w:rPr>
         <w:t xml:space="preserve"> </w:t>
       </w:r>
@@ -278,13 +364,19 @@
       </m:oMath>
       <w:r>
         <w:rPr>
-          <w:rFonts w:ascii="Microsoft YaHei" w:hAnsi="Microsoft YaHei" w:eastAsia="Microsoft YaHei"/>
+          <w:rFonts w:ascii="Times New Roman" w:hAnsi="Times New Roman" w:eastAsia="SimSun"/>
+          <w:b w:val="0"/>
+          <w:color w:val="000000"/>
+          <w:sz w:val="24"/>
         </w:rPr>
         <w:t xml:space="preserve">、扰动抑制时间</w:t>
       </w:r>
       <w:r>
         <w:rPr>
-          <w:rFonts w:ascii="Microsoft YaHei" w:hAnsi="Microsoft YaHei" w:eastAsia="Microsoft YaHei"/>
+          <w:rFonts w:ascii="Times New Roman" w:hAnsi="Times New Roman" w:eastAsia="SimSun"/>
+          <w:b w:val="0"/>
+          <w:color w:val="000000"/>
+          <w:sz w:val="24"/>
         </w:rPr>
         <w:t xml:space="preserve"> </w:t>
       </w:r>
@@ -322,13 +414,19 @@
       </m:oMath>
       <w:r>
         <w:rPr>
-          <w:rFonts w:ascii="Microsoft YaHei" w:hAnsi="Microsoft YaHei" w:eastAsia="Microsoft YaHei"/>
+          <w:rFonts w:ascii="Times New Roman" w:hAnsi="Times New Roman" w:eastAsia="SimSun"/>
+          <w:b w:val="0"/>
+          <w:color w:val="000000"/>
+          <w:sz w:val="24"/>
         </w:rPr>
         <w:t xml:space="preserve">、相位裕度</w:t>
       </w:r>
       <w:r>
         <w:rPr>
-          <w:rFonts w:ascii="Microsoft YaHei" w:hAnsi="Microsoft YaHei" w:eastAsia="Microsoft YaHei"/>
+          <w:rFonts w:ascii="Times New Roman" w:hAnsi="Times New Roman" w:eastAsia="SimSun"/>
+          <w:b w:val="0"/>
+          <w:color w:val="000000"/>
+          <w:sz w:val="24"/>
         </w:rPr>
         <w:t xml:space="preserve"> </w:t>
       </w:r>
@@ -369,13 +467,19 @@
       </m:oMath>
       <w:r>
         <w:rPr>
-          <w:rFonts w:ascii="Microsoft YaHei" w:hAnsi="Microsoft YaHei" w:eastAsia="Microsoft YaHei"/>
+          <w:rFonts w:ascii="Times New Roman" w:hAnsi="Times New Roman" w:eastAsia="SimSun"/>
+          <w:b w:val="0"/>
+          <w:color w:val="000000"/>
+          <w:sz w:val="24"/>
         </w:rPr>
         <w:t xml:space="preserve">、控制能量</w:t>
       </w:r>
       <w:r>
         <w:rPr>
-          <w:rFonts w:ascii="Microsoft YaHei" w:hAnsi="Microsoft YaHei" w:eastAsia="Microsoft YaHei"/>
+          <w:rFonts w:ascii="Times New Roman" w:hAnsi="Times New Roman" w:eastAsia="SimSun"/>
+          <w:b w:val="0"/>
+          <w:color w:val="000000"/>
+          <w:sz w:val="24"/>
         </w:rPr>
         <w:t xml:space="preserve"> </w:t>
       </w:r>
@@ -464,7 +568,10 @@
       </m:oMath>
       <w:r>
         <w:rPr>
-          <w:rFonts w:ascii="Microsoft YaHei" w:hAnsi="Microsoft YaHei" w:eastAsia="Microsoft YaHei"/>
+          <w:rFonts w:ascii="Times New Roman" w:hAnsi="Times New Roman" w:eastAsia="SimSun"/>
+          <w:b w:val="0"/>
+          <w:color w:val="000000"/>
+          <w:sz w:val="24"/>
         </w:rPr>
         <w:t xml:space="preserve">。工程团队希望下一轮设计同时关注速度、超调、稳态精度、扰动恢复、相位裕度和控制能量。</w:t>
       </w:r>
@@ -472,10 +579,15 @@
     <w:p>
       <w:pPr>
         <w:pStyle w:val="BodyText"/>
-      </w:pPr>
-      <w:r>
-        <w:rPr>
-          <w:rFonts w:ascii="Microsoft YaHei" w:hAnsi="Microsoft YaHei" w:eastAsia="Microsoft YaHei"/>
+        <w:spacing w:line="240" w:lineRule="auto" w:before="0" w:after="80"/>
+        <w:ind w:firstLine="480"/>
+      </w:pPr>
+      <w:r>
+        <w:rPr>
+          <w:rFonts w:ascii="Times New Roman" w:hAnsi="Times New Roman" w:eastAsia="SimSun"/>
+          <w:b w:val="0"/>
+          <w:color w:val="000000"/>
+          <w:sz w:val="24"/>
         </w:rPr>
         <w:t xml:space="preserve">建议归一化基准如下：</w:t>
       </w:r>
@@ -521,7 +633,10 @@
       </m:oMath>
       <w:r>
         <w:rPr>
-          <w:rFonts w:ascii="Microsoft YaHei" w:hAnsi="Microsoft YaHei" w:eastAsia="Microsoft YaHei"/>
+          <w:rFonts w:ascii="Times New Roman" w:hAnsi="Times New Roman" w:eastAsia="SimSun"/>
+          <w:b w:val="0"/>
+          <w:color w:val="000000"/>
+          <w:sz w:val="24"/>
         </w:rPr>
         <w:t xml:space="preserve">、</w:t>
       </w:r>
@@ -564,7 +679,10 @@
       </m:oMath>
       <w:r>
         <w:rPr>
-          <w:rFonts w:ascii="Microsoft YaHei" w:hAnsi="Microsoft YaHei" w:eastAsia="Microsoft YaHei"/>
+          <w:rFonts w:ascii="Times New Roman" w:hAnsi="Times New Roman" w:eastAsia="SimSun"/>
+          <w:b w:val="0"/>
+          <w:color w:val="000000"/>
+          <w:sz w:val="24"/>
         </w:rPr>
         <w:t xml:space="preserve">、</w:t>
       </w:r>
@@ -610,7 +728,10 @@
       </m:oMath>
       <w:r>
         <w:rPr>
-          <w:rFonts w:ascii="Microsoft YaHei" w:hAnsi="Microsoft YaHei" w:eastAsia="Microsoft YaHei"/>
+          <w:rFonts w:ascii="Times New Roman" w:hAnsi="Times New Roman" w:eastAsia="SimSun"/>
+          <w:b w:val="0"/>
+          <w:color w:val="000000"/>
+          <w:sz w:val="24"/>
         </w:rPr>
         <w:t xml:space="preserve">、</w:t>
       </w:r>
@@ -656,7 +777,10 @@
       </m:oMath>
       <w:r>
         <w:rPr>
-          <w:rFonts w:ascii="Microsoft YaHei" w:hAnsi="Microsoft YaHei" w:eastAsia="Microsoft YaHei"/>
+          <w:rFonts w:ascii="Times New Roman" w:hAnsi="Times New Roman" w:eastAsia="SimSun"/>
+          <w:b w:val="0"/>
+          <w:color w:val="000000"/>
+          <w:sz w:val="24"/>
         </w:rPr>
         <w:t xml:space="preserve">、</w:t>
       </w:r>
@@ -705,7 +829,10 @@
       </m:oMath>
       <w:r>
         <w:rPr>
-          <w:rFonts w:ascii="Microsoft YaHei" w:hAnsi="Microsoft YaHei" w:eastAsia="Microsoft YaHei"/>
+          <w:rFonts w:ascii="Times New Roman" w:hAnsi="Times New Roman" w:eastAsia="SimSun"/>
+          <w:b w:val="0"/>
+          <w:color w:val="000000"/>
+          <w:sz w:val="24"/>
         </w:rPr>
         <w:t xml:space="preserve">、</w:t>
       </w:r>
@@ -737,7 +864,10 @@
       </m:oMath>
       <w:r>
         <w:rPr>
-          <w:rFonts w:ascii="Microsoft YaHei" w:hAnsi="Microsoft YaHei" w:eastAsia="Microsoft YaHei"/>
+          <w:rFonts w:ascii="Times New Roman" w:hAnsi="Times New Roman" w:eastAsia="SimSun"/>
+          <w:b w:val="0"/>
+          <w:color w:val="000000"/>
+          <w:sz w:val="24"/>
         </w:rPr>
         <w:t xml:space="preserve">。</w:t>
       </w:r>
@@ -745,10 +875,15 @@
     <w:p>
       <w:pPr>
         <w:pStyle w:val="BodyText"/>
-      </w:pPr>
-      <w:r>
-        <w:rPr>
-          <w:rFonts w:ascii="Microsoft YaHei" w:hAnsi="Microsoft YaHei" w:eastAsia="Microsoft YaHei"/>
+        <w:spacing w:line="240" w:lineRule="auto" w:before="0" w:after="80"/>
+        <w:ind w:firstLine="480"/>
+      </w:pPr>
+      <w:r>
+        <w:rPr>
+          <w:rFonts w:ascii="Times New Roman" w:hAnsi="Times New Roman" w:eastAsia="SimSun"/>
+          <w:b w:val="0"/>
+          <w:color w:val="000000"/>
+          <w:sz w:val="24"/>
         </w:rPr>
         <w:t xml:space="preserve">下一轮计算得到三组候选结果如下：</w:t>
       </w:r>
@@ -779,11 +914,16 @@
           <w:p>
             <w:pPr>
               <w:pStyle w:val="Compact"/>
+              <w:spacing w:line="240" w:lineRule="auto" w:before="0" w:after="80"/>
+              <w:ind w:firstLine="0"/>
               <w:jc w:val="left"/>
             </w:pPr>
             <w:r>
               <w:rPr>
-                <w:rFonts w:ascii="Microsoft YaHei" w:hAnsi="Microsoft YaHei" w:eastAsia="Microsoft YaHei"/>
+                <w:rFonts w:ascii="Times New Roman" w:hAnsi="Times New Roman" w:eastAsia="SimSun"/>
+                <w:b w:val="0"/>
+                <w:color w:val="000000"/>
+                <w:sz w:val="21"/>
               </w:rPr>
               <w:t xml:space="preserve">候选方案</w:t>
             </w:r>
@@ -794,11 +934,16 @@
           <w:p>
             <w:pPr>
               <w:pStyle w:val="Compact"/>
+              <w:spacing w:line="240" w:lineRule="auto" w:before="0" w:after="80"/>
+              <w:ind w:firstLine="0"/>
               <w:jc w:val="right"/>
             </w:pPr>
             <w:r>
               <w:rPr>
-                <w:rFonts w:ascii="Microsoft YaHei" w:hAnsi="Microsoft YaHei" w:eastAsia="Microsoft YaHei"/>
+                <w:rFonts w:ascii="Times New Roman" w:hAnsi="Times New Roman" w:eastAsia="SimSun"/>
+                <w:b w:val="0"/>
+                <w:color w:val="000000"/>
+                <w:sz w:val="21"/>
               </w:rPr>
               <w:t xml:space="preserve">目标函数值 J(越小越好)</w:t>
             </w:r>
@@ -809,11 +954,16 @@
           <w:p>
             <w:pPr>
               <w:pStyle w:val="Compact"/>
+              <w:spacing w:line="240" w:lineRule="auto" w:before="0" w:after="80"/>
+              <w:ind w:firstLine="0"/>
               <w:jc w:val="right"/>
             </w:pPr>
             <w:r>
               <w:rPr>
-                <w:rFonts w:ascii="Microsoft YaHei" w:hAnsi="Microsoft YaHei" w:eastAsia="Microsoft YaHei"/>
+                <w:rFonts w:ascii="Times New Roman" w:hAnsi="Times New Roman" w:eastAsia="SimSun"/>
+                <w:b w:val="0"/>
+                <w:color w:val="000000"/>
+                <w:sz w:val="21"/>
               </w:rPr>
               <w:t xml:space="preserve">超调 Mp(%)</w:t>
             </w:r>
@@ -824,11 +974,16 @@
           <w:p>
             <w:pPr>
               <w:pStyle w:val="Compact"/>
+              <w:spacing w:line="240" w:lineRule="auto" w:before="0" w:after="80"/>
+              <w:ind w:firstLine="0"/>
               <w:jc w:val="right"/>
             </w:pPr>
             <w:r>
               <w:rPr>
-                <w:rFonts w:ascii="Microsoft YaHei" w:hAnsi="Microsoft YaHei" w:eastAsia="Microsoft YaHei"/>
+                <w:rFonts w:ascii="Times New Roman" w:hAnsi="Times New Roman" w:eastAsia="SimSun"/>
+                <w:b w:val="0"/>
+                <w:color w:val="000000"/>
+                <w:sz w:val="21"/>
               </w:rPr>
               <w:t xml:space="preserve">调节时间 Ts(s)</w:t>
             </w:r>
@@ -839,11 +994,16 @@
           <w:p>
             <w:pPr>
               <w:pStyle w:val="Compact"/>
+              <w:spacing w:line="240" w:lineRule="auto" w:before="0" w:after="80"/>
+              <w:ind w:firstLine="0"/>
               <w:jc w:val="right"/>
             </w:pPr>
             <w:r>
               <w:rPr>
-                <w:rFonts w:ascii="Microsoft YaHei" w:hAnsi="Microsoft YaHei" w:eastAsia="Microsoft YaHei"/>
+                <w:rFonts w:ascii="Times New Roman" w:hAnsi="Times New Roman" w:eastAsia="SimSun"/>
+                <w:b w:val="0"/>
+                <w:color w:val="000000"/>
+                <w:sz w:val="21"/>
               </w:rPr>
               <w:t xml:space="preserve">稳态误差 e_ss(%)</w:t>
             </w:r>
@@ -854,11 +1014,16 @@
           <w:p>
             <w:pPr>
               <w:pStyle w:val="Compact"/>
+              <w:spacing w:line="240" w:lineRule="auto" w:before="0" w:after="80"/>
+              <w:ind w:firstLine="0"/>
               <w:jc w:val="right"/>
             </w:pPr>
             <w:r>
               <w:rPr>
-                <w:rFonts w:ascii="Microsoft YaHei" w:hAnsi="Microsoft YaHei" w:eastAsia="Microsoft YaHei"/>
+                <w:rFonts w:ascii="Times New Roman" w:hAnsi="Times New Roman" w:eastAsia="SimSun"/>
+                <w:b w:val="0"/>
+                <w:color w:val="000000"/>
+                <w:sz w:val="21"/>
               </w:rPr>
               <w:t xml:space="preserve">控制量峰值 u_max</w:t>
             </w:r>
@@ -869,11 +1034,16 @@
           <w:p>
             <w:pPr>
               <w:pStyle w:val="Compact"/>
+              <w:spacing w:line="240" w:lineRule="auto" w:before="0" w:after="80"/>
+              <w:ind w:firstLine="0"/>
               <w:jc w:val="right"/>
             </w:pPr>
             <w:r>
               <w:rPr>
-                <w:rFonts w:ascii="Microsoft YaHei" w:hAnsi="Microsoft YaHei" w:eastAsia="Microsoft YaHei"/>
+                <w:rFonts w:ascii="Times New Roman" w:hAnsi="Times New Roman" w:eastAsia="SimSun"/>
+                <w:b w:val="0"/>
+                <w:color w:val="000000"/>
+                <w:sz w:val="21"/>
               </w:rPr>
               <w:t xml:space="preserve">控制能量 E</w:t>
             </w:r>
@@ -886,11 +1056,16 @@
           <w:p>
             <w:pPr>
               <w:pStyle w:val="Compact"/>
+              <w:spacing w:line="240" w:lineRule="auto" w:before="0" w:after="80"/>
+              <w:ind w:firstLine="0"/>
               <w:jc w:val="left"/>
             </w:pPr>
             <w:r>
               <w:rPr>
-                <w:rFonts w:ascii="Microsoft YaHei" w:hAnsi="Microsoft YaHei" w:eastAsia="Microsoft YaHei"/>
+                <w:rFonts w:ascii="Times New Roman" w:hAnsi="Times New Roman" w:eastAsia="SimSun"/>
+                <w:b w:val="0"/>
+                <w:color w:val="000000"/>
+                <w:sz w:val="21"/>
               </w:rPr>
               <w:t xml:space="preserve">无约束候选 U</w:t>
             </w:r>
@@ -901,11 +1076,16 @@
           <w:p>
             <w:pPr>
               <w:pStyle w:val="Compact"/>
+              <w:spacing w:line="240" w:lineRule="auto" w:before="0" w:after="80"/>
+              <w:ind w:firstLine="0"/>
               <w:jc w:val="right"/>
             </w:pPr>
             <w:r>
               <w:rPr>
-                <w:rFonts w:ascii="Microsoft YaHei" w:hAnsi="Microsoft YaHei" w:eastAsia="Microsoft YaHei"/>
+                <w:rFonts w:ascii="Times New Roman" w:hAnsi="Times New Roman" w:eastAsia="SimSun"/>
+                <w:b w:val="0"/>
+                <w:color w:val="000000"/>
+                <w:sz w:val="21"/>
               </w:rPr>
               <w:t xml:space="preserve">7.5</w:t>
             </w:r>
@@ -916,11 +1096,16 @@
           <w:p>
             <w:pPr>
               <w:pStyle w:val="Compact"/>
+              <w:spacing w:line="240" w:lineRule="auto" w:before="0" w:after="80"/>
+              <w:ind w:firstLine="0"/>
               <w:jc w:val="right"/>
             </w:pPr>
             <w:r>
               <w:rPr>
-                <w:rFonts w:ascii="Microsoft YaHei" w:hAnsi="Microsoft YaHei" w:eastAsia="Microsoft YaHei"/>
+                <w:rFonts w:ascii="Times New Roman" w:hAnsi="Times New Roman" w:eastAsia="SimSun"/>
+                <w:b w:val="0"/>
+                <w:color w:val="000000"/>
+                <w:sz w:val="21"/>
               </w:rPr>
               <w:t xml:space="preserve">22.0</w:t>
             </w:r>
@@ -931,11 +1116,16 @@
           <w:p>
             <w:pPr>
               <w:pStyle w:val="Compact"/>
+              <w:spacing w:line="240" w:lineRule="auto" w:before="0" w:after="80"/>
+              <w:ind w:firstLine="0"/>
               <w:jc w:val="right"/>
             </w:pPr>
             <w:r>
               <w:rPr>
-                <w:rFonts w:ascii="Microsoft YaHei" w:hAnsi="Microsoft YaHei" w:eastAsia="Microsoft YaHei"/>
+                <w:rFonts w:ascii="Times New Roman" w:hAnsi="Times New Roman" w:eastAsia="SimSun"/>
+                <w:b w:val="0"/>
+                <w:color w:val="000000"/>
+                <w:sz w:val="21"/>
               </w:rPr>
               <w:t xml:space="preserve">1.4</w:t>
             </w:r>
@@ -946,11 +1136,16 @@
           <w:p>
             <w:pPr>
               <w:pStyle w:val="Compact"/>
+              <w:spacing w:line="240" w:lineRule="auto" w:before="0" w:after="80"/>
+              <w:ind w:firstLine="0"/>
               <w:jc w:val="right"/>
             </w:pPr>
             <w:r>
               <w:rPr>
-                <w:rFonts w:ascii="Microsoft YaHei" w:hAnsi="Microsoft YaHei" w:eastAsia="Microsoft YaHei"/>
+                <w:rFonts w:ascii="Times New Roman" w:hAnsi="Times New Roman" w:eastAsia="SimSun"/>
+                <w:b w:val="0"/>
+                <w:color w:val="000000"/>
+                <w:sz w:val="21"/>
               </w:rPr>
               <w:t xml:space="preserve">0.8</w:t>
             </w:r>
@@ -961,11 +1156,16 @@
           <w:p>
             <w:pPr>
               <w:pStyle w:val="Compact"/>
+              <w:spacing w:line="240" w:lineRule="auto" w:before="0" w:after="80"/>
+              <w:ind w:firstLine="0"/>
               <w:jc w:val="right"/>
             </w:pPr>
             <w:r>
               <w:rPr>
-                <w:rFonts w:ascii="Microsoft YaHei" w:hAnsi="Microsoft YaHei" w:eastAsia="Microsoft YaHei"/>
+                <w:rFonts w:ascii="Times New Roman" w:hAnsi="Times New Roman" w:eastAsia="SimSun"/>
+                <w:b w:val="0"/>
+                <w:color w:val="000000"/>
+                <w:sz w:val="21"/>
               </w:rPr>
               <w:t xml:space="preserve">1.20</w:t>
             </w:r>
@@ -976,11 +1176,16 @@
           <w:p>
             <w:pPr>
               <w:pStyle w:val="Compact"/>
+              <w:spacing w:line="240" w:lineRule="auto" w:before="0" w:after="80"/>
+              <w:ind w:firstLine="0"/>
               <w:jc w:val="right"/>
             </w:pPr>
             <w:r>
               <w:rPr>
-                <w:rFonts w:ascii="Microsoft YaHei" w:hAnsi="Microsoft YaHei" w:eastAsia="Microsoft YaHei"/>
+                <w:rFonts w:ascii="Times New Roman" w:hAnsi="Times New Roman" w:eastAsia="SimSun"/>
+                <w:b w:val="0"/>
+                <w:color w:val="000000"/>
+                <w:sz w:val="21"/>
               </w:rPr>
               <w:t xml:space="preserve">4.5</w:t>
             </w:r>
@@ -993,11 +1198,16 @@
           <w:p>
             <w:pPr>
               <w:pStyle w:val="Compact"/>
+              <w:spacing w:line="240" w:lineRule="auto" w:before="0" w:after="80"/>
+              <w:ind w:firstLine="0"/>
               <w:jc w:val="left"/>
             </w:pPr>
             <w:r>
               <w:rPr>
-                <w:rFonts w:ascii="Microsoft YaHei" w:hAnsi="Microsoft YaHei" w:eastAsia="Microsoft YaHei"/>
+                <w:rFonts w:ascii="Times New Roman" w:hAnsi="Times New Roman" w:eastAsia="SimSun"/>
+                <w:b w:val="0"/>
+                <w:color w:val="000000"/>
+                <w:sz w:val="21"/>
               </w:rPr>
               <w:t xml:space="preserve">带约束候选 C1</w:t>
             </w:r>
@@ -1008,11 +1218,16 @@
           <w:p>
             <w:pPr>
               <w:pStyle w:val="Compact"/>
+              <w:spacing w:line="240" w:lineRule="auto" w:before="0" w:after="80"/>
+              <w:ind w:firstLine="0"/>
               <w:jc w:val="right"/>
             </w:pPr>
             <w:r>
               <w:rPr>
-                <w:rFonts w:ascii="Microsoft YaHei" w:hAnsi="Microsoft YaHei" w:eastAsia="Microsoft YaHei"/>
+                <w:rFonts w:ascii="Times New Roman" w:hAnsi="Times New Roman" w:eastAsia="SimSun"/>
+                <w:b w:val="0"/>
+                <w:color w:val="000000"/>
+                <w:sz w:val="21"/>
               </w:rPr>
               <w:t xml:space="preserve">8.9</w:t>
             </w:r>
@@ -1023,11 +1238,16 @@
           <w:p>
             <w:pPr>
               <w:pStyle w:val="Compact"/>
+              <w:spacing w:line="240" w:lineRule="auto" w:before="0" w:after="80"/>
+              <w:ind w:firstLine="0"/>
               <w:jc w:val="right"/>
             </w:pPr>
             <w:r>
               <w:rPr>
-                <w:rFonts w:ascii="Microsoft YaHei" w:hAnsi="Microsoft YaHei" w:eastAsia="Microsoft YaHei"/>
+                <w:rFonts w:ascii="Times New Roman" w:hAnsi="Times New Roman" w:eastAsia="SimSun"/>
+                <w:b w:val="0"/>
+                <w:color w:val="000000"/>
+                <w:sz w:val="21"/>
               </w:rPr>
               <w:t xml:space="preserve">16.0</w:t>
             </w:r>
@@ -1038,11 +1258,16 @@
           <w:p>
             <w:pPr>
               <w:pStyle w:val="Compact"/>
+              <w:spacing w:line="240" w:lineRule="auto" w:before="0" w:after="80"/>
+              <w:ind w:firstLine="0"/>
               <w:jc w:val="right"/>
             </w:pPr>
             <w:r>
               <w:rPr>
-                <w:rFonts w:ascii="Microsoft YaHei" w:hAnsi="Microsoft YaHei" w:eastAsia="Microsoft YaHei"/>
+                <w:rFonts w:ascii="Times New Roman" w:hAnsi="Times New Roman" w:eastAsia="SimSun"/>
+                <w:b w:val="0"/>
+                <w:color w:val="000000"/>
+                <w:sz w:val="21"/>
               </w:rPr>
               <w:t xml:space="preserve">1.7</w:t>
             </w:r>
@@ -1053,11 +1278,16 @@
           <w:p>
             <w:pPr>
               <w:pStyle w:val="Compact"/>
+              <w:spacing w:line="240" w:lineRule="auto" w:before="0" w:after="80"/>
+              <w:ind w:firstLine="0"/>
               <w:jc w:val="right"/>
             </w:pPr>
             <w:r>
               <w:rPr>
-                <w:rFonts w:ascii="Microsoft YaHei" w:hAnsi="Microsoft YaHei" w:eastAsia="Microsoft YaHei"/>
+                <w:rFonts w:ascii="Times New Roman" w:hAnsi="Times New Roman" w:eastAsia="SimSun"/>
+                <w:b w:val="0"/>
+                <w:color w:val="000000"/>
+                <w:sz w:val="21"/>
               </w:rPr>
               <w:t xml:space="preserve">1.2</w:t>
             </w:r>
@@ -1068,11 +1298,16 @@
           <w:p>
             <w:pPr>
               <w:pStyle w:val="Compact"/>
+              <w:spacing w:line="240" w:lineRule="auto" w:before="0" w:after="80"/>
+              <w:ind w:firstLine="0"/>
               <w:jc w:val="right"/>
             </w:pPr>
             <w:r>
               <w:rPr>
-                <w:rFonts w:ascii="Microsoft YaHei" w:hAnsi="Microsoft YaHei" w:eastAsia="Microsoft YaHei"/>
+                <w:rFonts w:ascii="Times New Roman" w:hAnsi="Times New Roman" w:eastAsia="SimSun"/>
+                <w:b w:val="0"/>
+                <w:color w:val="000000"/>
+                <w:sz w:val="21"/>
               </w:rPr>
               <w:t xml:space="preserve">0.85</w:t>
             </w:r>
@@ -1083,11 +1318,16 @@
           <w:p>
             <w:pPr>
               <w:pStyle w:val="Compact"/>
+              <w:spacing w:line="240" w:lineRule="auto" w:before="0" w:after="80"/>
+              <w:ind w:firstLine="0"/>
               <w:jc w:val="right"/>
             </w:pPr>
             <w:r>
               <w:rPr>
-                <w:rFonts w:ascii="Microsoft YaHei" w:hAnsi="Microsoft YaHei" w:eastAsia="Microsoft YaHei"/>
+                <w:rFonts w:ascii="Times New Roman" w:hAnsi="Times New Roman" w:eastAsia="SimSun"/>
+                <w:b w:val="0"/>
+                <w:color w:val="000000"/>
+                <w:sz w:val="21"/>
               </w:rPr>
               <w:t xml:space="preserve">5.5</w:t>
             </w:r>
@@ -1100,11 +1340,16 @@
           <w:p>
             <w:pPr>
               <w:pStyle w:val="Compact"/>
+              <w:spacing w:line="240" w:lineRule="auto" w:before="0" w:after="80"/>
+              <w:ind w:firstLine="0"/>
               <w:jc w:val="left"/>
             </w:pPr>
             <w:r>
               <w:rPr>
-                <w:rFonts w:ascii="Microsoft YaHei" w:hAnsi="Microsoft YaHei" w:eastAsia="Microsoft YaHei"/>
+                <w:rFonts w:ascii="Times New Roman" w:hAnsi="Times New Roman" w:eastAsia="SimSun"/>
+                <w:b w:val="0"/>
+                <w:color w:val="000000"/>
+                <w:sz w:val="21"/>
               </w:rPr>
               <w:t xml:space="preserve">带约束候选 C2</w:t>
             </w:r>
@@ -1115,11 +1360,16 @@
           <w:p>
             <w:pPr>
               <w:pStyle w:val="Compact"/>
+              <w:spacing w:line="240" w:lineRule="auto" w:before="0" w:after="80"/>
+              <w:ind w:firstLine="0"/>
               <w:jc w:val="right"/>
             </w:pPr>
             <w:r>
               <w:rPr>
-                <w:rFonts w:ascii="Microsoft YaHei" w:hAnsi="Microsoft YaHei" w:eastAsia="Microsoft YaHei"/>
+                <w:rFonts w:ascii="Times New Roman" w:hAnsi="Times New Roman" w:eastAsia="SimSun"/>
+                <w:b w:val="0"/>
+                <w:color w:val="000000"/>
+                <w:sz w:val="21"/>
               </w:rPr>
               <w:t xml:space="preserve">8.4</w:t>
             </w:r>
@@ -1130,11 +1380,16 @@
           <w:p>
             <w:pPr>
               <w:pStyle w:val="Compact"/>
+              <w:spacing w:line="240" w:lineRule="auto" w:before="0" w:after="80"/>
+              <w:ind w:firstLine="0"/>
               <w:jc w:val="right"/>
             </w:pPr>
             <w:r>
               <w:rPr>
-                <w:rFonts w:ascii="Microsoft YaHei" w:hAnsi="Microsoft YaHei" w:eastAsia="Microsoft YaHei"/>
+                <w:rFonts w:ascii="Times New Roman" w:hAnsi="Times New Roman" w:eastAsia="SimSun"/>
+                <w:b w:val="0"/>
+                <w:color w:val="000000"/>
+                <w:sz w:val="21"/>
               </w:rPr>
               <w:t xml:space="preserve">19.0</w:t>
             </w:r>
@@ -1145,11 +1400,16 @@
           <w:p>
             <w:pPr>
               <w:pStyle w:val="Compact"/>
+              <w:spacing w:line="240" w:lineRule="auto" w:before="0" w:after="80"/>
+              <w:ind w:firstLine="0"/>
               <w:jc w:val="right"/>
             </w:pPr>
             <w:r>
               <w:rPr>
-                <w:rFonts w:ascii="Microsoft YaHei" w:hAnsi="Microsoft YaHei" w:eastAsia="Microsoft YaHei"/>
+                <w:rFonts w:ascii="Times New Roman" w:hAnsi="Times New Roman" w:eastAsia="SimSun"/>
+                <w:b w:val="0"/>
+                <w:color w:val="000000"/>
+                <w:sz w:val="21"/>
               </w:rPr>
               <w:t xml:space="preserve">2.1</w:t>
             </w:r>
@@ -1160,11 +1420,16 @@
           <w:p>
             <w:pPr>
               <w:pStyle w:val="Compact"/>
+              <w:spacing w:line="240" w:lineRule="auto" w:before="0" w:after="80"/>
+              <w:ind w:firstLine="0"/>
               <w:jc w:val="right"/>
             </w:pPr>
             <w:r>
               <w:rPr>
-                <w:rFonts w:ascii="Microsoft YaHei" w:hAnsi="Microsoft YaHei" w:eastAsia="Microsoft YaHei"/>
+                <w:rFonts w:ascii="Times New Roman" w:hAnsi="Times New Roman" w:eastAsia="SimSun"/>
+                <w:b w:val="0"/>
+                <w:color w:val="000000"/>
+                <w:sz w:val="21"/>
               </w:rPr>
               <w:t xml:space="preserve">1.1</w:t>
             </w:r>
@@ -1175,11 +1440,16 @@
           <w:p>
             <w:pPr>
               <w:pStyle w:val="Compact"/>
+              <w:spacing w:line="240" w:lineRule="auto" w:before="0" w:after="80"/>
+              <w:ind w:firstLine="0"/>
               <w:jc w:val="right"/>
             </w:pPr>
             <w:r>
               <w:rPr>
-                <w:rFonts w:ascii="Microsoft YaHei" w:hAnsi="Microsoft YaHei" w:eastAsia="Microsoft YaHei"/>
+                <w:rFonts w:ascii="Times New Roman" w:hAnsi="Times New Roman" w:eastAsia="SimSun"/>
+                <w:b w:val="0"/>
+                <w:color w:val="000000"/>
+                <w:sz w:val="21"/>
               </w:rPr>
               <w:t xml:space="preserve">0.88</w:t>
             </w:r>
@@ -1190,11 +1460,16 @@
           <w:p>
             <w:pPr>
               <w:pStyle w:val="Compact"/>
+              <w:spacing w:line="240" w:lineRule="auto" w:before="0" w:after="80"/>
+              <w:ind w:firstLine="0"/>
               <w:jc w:val="right"/>
             </w:pPr>
             <w:r>
               <w:rPr>
-                <w:rFonts w:ascii="Microsoft YaHei" w:hAnsi="Microsoft YaHei" w:eastAsia="Microsoft YaHei"/>
+                <w:rFonts w:ascii="Times New Roman" w:hAnsi="Times New Roman" w:eastAsia="SimSun"/>
+                <w:b w:val="0"/>
+                <w:color w:val="000000"/>
+                <w:sz w:val="21"/>
               </w:rPr>
               <w:t xml:space="preserve">5.8</w:t>
             </w:r>
@@ -1205,10 +1480,15 @@
     <w:p>
       <w:pPr>
         <w:pStyle w:val="BodyText"/>
-      </w:pPr>
-      <w:r>
-        <w:rPr>
-          <w:rFonts w:ascii="Microsoft YaHei" w:hAnsi="Microsoft YaHei" w:eastAsia="Microsoft YaHei"/>
+        <w:spacing w:line="240" w:lineRule="auto" w:before="0" w:after="80"/>
+        <w:ind w:firstLine="480"/>
+      </w:pPr>
+      <w:r>
+        <w:rPr>
+          <w:rFonts w:ascii="Times New Roman" w:hAnsi="Times New Roman" w:eastAsia="SimSun"/>
+          <w:b w:val="0"/>
+          <w:color w:val="000000"/>
+          <w:sz w:val="24"/>
         </w:rPr>
         <w:t xml:space="preserve">硬约束要求：</w:t>
       </w:r>
@@ -1220,10 +1500,15 @@
           <w:numId w:val="1001"/>
         </w:numPr>
         <w:pStyle w:val="Compact"/>
-      </w:pPr>
-      <w:r>
-        <w:rPr>
-          <w:rFonts w:ascii="Microsoft YaHei" w:hAnsi="Microsoft YaHei" w:eastAsia="Microsoft YaHei"/>
+        <w:spacing w:line="240" w:lineRule="auto" w:before="0" w:after="80"/>
+        <w:ind w:firstLine="480"/>
+      </w:pPr>
+      <w:r>
+        <w:rPr>
+          <w:rFonts w:ascii="Times New Roman" w:hAnsi="Times New Roman" w:eastAsia="SimSun"/>
+          <w:b w:val="0"/>
+          <w:color w:val="000000"/>
+          <w:sz w:val="24"/>
         </w:rPr>
         <w:t xml:space="preserve">Mp ≤ 18%</w:t>
       </w:r>
@@ -1235,10 +1520,15 @@
           <w:numId w:val="1001"/>
         </w:numPr>
         <w:pStyle w:val="Compact"/>
-      </w:pPr>
-      <w:r>
-        <w:rPr>
-          <w:rFonts w:ascii="Microsoft YaHei" w:hAnsi="Microsoft YaHei" w:eastAsia="Microsoft YaHei"/>
+        <w:spacing w:line="240" w:lineRule="auto" w:before="0" w:after="80"/>
+        <w:ind w:firstLine="480"/>
+      </w:pPr>
+      <w:r>
+        <w:rPr>
+          <w:rFonts w:ascii="Times New Roman" w:hAnsi="Times New Roman" w:eastAsia="SimSun"/>
+          <w:b w:val="0"/>
+          <w:color w:val="000000"/>
+          <w:sz w:val="24"/>
         </w:rPr>
         <w:t xml:space="preserve">Ts ≤ 1.8 s</w:t>
       </w:r>
@@ -1250,10 +1540,15 @@
           <w:numId w:val="1001"/>
         </w:numPr>
         <w:pStyle w:val="Compact"/>
-      </w:pPr>
-      <w:r>
-        <w:rPr>
-          <w:rFonts w:ascii="Microsoft YaHei" w:hAnsi="Microsoft YaHei" w:eastAsia="Microsoft YaHei"/>
+        <w:spacing w:line="240" w:lineRule="auto" w:before="0" w:after="80"/>
+        <w:ind w:firstLine="480"/>
+      </w:pPr>
+      <w:r>
+        <w:rPr>
+          <w:rFonts w:ascii="Times New Roman" w:hAnsi="Times New Roman" w:eastAsia="SimSun"/>
+          <w:b w:val="0"/>
+          <w:color w:val="000000"/>
+          <w:sz w:val="24"/>
         </w:rPr>
         <w:t xml:space="preserve">e_ss ≤ 1.5%</w:t>
       </w:r>
@@ -1265,10 +1560,15 @@
           <w:numId w:val="1001"/>
         </w:numPr>
         <w:pStyle w:val="Compact"/>
-      </w:pPr>
-      <w:r>
-        <w:rPr>
-          <w:rFonts w:ascii="Microsoft YaHei" w:hAnsi="Microsoft YaHei" w:eastAsia="Microsoft YaHei"/>
+        <w:spacing w:line="240" w:lineRule="auto" w:before="0" w:after="80"/>
+        <w:ind w:firstLine="480"/>
+      </w:pPr>
+      <w:r>
+        <w:rPr>
+          <w:rFonts w:ascii="Times New Roman" w:hAnsi="Times New Roman" w:eastAsia="SimSun"/>
+          <w:b w:val="0"/>
+          <w:color w:val="000000"/>
+          <w:sz w:val="24"/>
         </w:rPr>
         <w:t xml:space="preserve">u_max ≤ 0.9</w:t>
       </w:r>
@@ -1280,10 +1580,15 @@
           <w:numId w:val="1001"/>
         </w:numPr>
         <w:pStyle w:val="Compact"/>
-      </w:pPr>
-      <w:r>
-        <w:rPr>
-          <w:rFonts w:ascii="Microsoft YaHei" w:hAnsi="Microsoft YaHei" w:eastAsia="Microsoft YaHei"/>
+        <w:spacing w:line="240" w:lineRule="auto" w:before="0" w:after="80"/>
+        <w:ind w:firstLine="480"/>
+      </w:pPr>
+      <w:r>
+        <w:rPr>
+          <w:rFonts w:ascii="Times New Roman" w:hAnsi="Times New Roman" w:eastAsia="SimSun"/>
+          <w:b w:val="0"/>
+          <w:color w:val="000000"/>
+          <w:sz w:val="24"/>
         </w:rPr>
         <w:t xml:space="preserve">E ≤ 6</w:t>
       </w:r>
@@ -1291,10 +1596,15 @@
     <w:p>
       <w:pPr>
         <w:pStyle w:val="FirstParagraph"/>
-      </w:pPr>
-      <w:r>
-        <w:rPr>
-          <w:rFonts w:ascii="Microsoft YaHei" w:hAnsi="Microsoft YaHei" w:eastAsia="Microsoft YaHei"/>
+        <w:spacing w:line="240" w:lineRule="auto" w:before="0" w:after="80"/>
+        <w:ind w:firstLine="480"/>
+      </w:pPr>
+      <w:r>
+        <w:rPr>
+          <w:rFonts w:ascii="Times New Roman" w:hAnsi="Times New Roman" w:eastAsia="SimSun"/>
+          <w:b w:val="0"/>
+          <w:color w:val="000000"/>
+          <w:sz w:val="24"/>
         </w:rPr>
         <w:t xml:space="preserve">请按以下要求作答：</w:t>
       </w:r>
@@ -1306,16 +1616,24 @@
           <w:numId w:val="1002"/>
         </w:numPr>
         <w:pStyle w:val="Compact"/>
-      </w:pPr>
-      <w:r>
-        <w:rPr>
-          <w:rFonts w:ascii="Microsoft YaHei" w:hAnsi="Microsoft YaHei" w:eastAsia="Microsoft YaHei"/>
+        <w:spacing w:line="240" w:lineRule="auto" w:before="0" w:after="80"/>
+        <w:ind w:firstLine="480"/>
+      </w:pPr>
+      <w:r>
+        <w:rPr>
+          <w:rFonts w:ascii="Times New Roman" w:hAnsi="Times New Roman" w:eastAsia="SimSun"/>
+          <w:b w:val="0"/>
+          <w:color w:val="000000"/>
+          <w:sz w:val="24"/>
         </w:rPr>
         <w:t xml:space="preserve">写出一个单一目标函数表达式，至少包含</w:t>
       </w:r>
       <w:r>
         <w:rPr>
-          <w:rFonts w:ascii="Microsoft YaHei" w:hAnsi="Microsoft YaHei" w:eastAsia="Microsoft YaHei"/>
+          <w:rFonts w:ascii="Times New Roman" w:hAnsi="Times New Roman" w:eastAsia="SimSun"/>
+          <w:b w:val="0"/>
+          <w:color w:val="000000"/>
+          <w:sz w:val="24"/>
         </w:rPr>
         <w:t xml:space="preserve"> </w:t>
       </w:r>
@@ -1419,13 +1737,19 @@
       </m:oMath>
       <w:r>
         <w:rPr>
-          <w:rFonts w:ascii="Microsoft YaHei" w:hAnsi="Microsoft YaHei" w:eastAsia="Microsoft YaHei"/>
+          <w:rFonts w:ascii="Times New Roman" w:hAnsi="Times New Roman" w:eastAsia="SimSun"/>
+          <w:b w:val="0"/>
+          <w:color w:val="000000"/>
+          <w:sz w:val="24"/>
         </w:rPr>
         <w:t xml:space="preserve"> </w:t>
       </w:r>
       <w:r>
         <w:rPr>
-          <w:rFonts w:ascii="Microsoft YaHei" w:hAnsi="Microsoft YaHei" w:eastAsia="Microsoft YaHei"/>
+          <w:rFonts w:ascii="Times New Roman" w:hAnsi="Times New Roman" w:eastAsia="SimSun"/>
+          <w:b w:val="0"/>
+          <w:color w:val="000000"/>
+          <w:sz w:val="24"/>
         </w:rPr>
         <w:t xml:space="preserve">六项，并给出一组合理权重。</w:t>
       </w:r>
@@ -1437,10 +1761,15 @@
           <w:numId w:val="1002"/>
         </w:numPr>
         <w:pStyle w:val="Compact"/>
-      </w:pPr>
-      <w:r>
-        <w:rPr>
-          <w:rFonts w:ascii="Microsoft YaHei" w:hAnsi="Microsoft YaHei" w:eastAsia="Microsoft YaHei"/>
+        <w:spacing w:line="240" w:lineRule="auto" w:before="0" w:after="80"/>
+        <w:ind w:firstLine="480"/>
+      </w:pPr>
+      <w:r>
+        <w:rPr>
+          <w:rFonts w:ascii="Times New Roman" w:hAnsi="Times New Roman" w:eastAsia="SimSun"/>
+          <w:b w:val="0"/>
+          <w:color w:val="000000"/>
+          <w:sz w:val="24"/>
         </w:rPr>
         <w:t xml:space="preserve">写出无约束与带约束方案的硬约束判定表（可行/不可行）。</w:t>
       </w:r>
@@ -1452,10 +1781,15 @@
           <w:numId w:val="1002"/>
         </w:numPr>
         <w:pStyle w:val="Compact"/>
-      </w:pPr>
-      <w:r>
-        <w:rPr>
-          <w:rFonts w:ascii="Microsoft YaHei" w:hAnsi="Microsoft YaHei" w:eastAsia="Microsoft YaHei"/>
+        <w:spacing w:line="240" w:lineRule="auto" w:before="0" w:after="80"/>
+        <w:ind w:firstLine="480"/>
+      </w:pPr>
+      <w:r>
+        <w:rPr>
+          <w:rFonts w:ascii="Times New Roman" w:hAnsi="Times New Roman" w:eastAsia="SimSun"/>
+          <w:b w:val="0"/>
+          <w:color w:val="000000"/>
+          <w:sz w:val="24"/>
         </w:rPr>
         <w:t xml:space="preserve">比较三组方案指标变化，指出无约束方案与带约束方案的差异。</w:t>
       </w:r>
@@ -1467,10 +1801,15 @@
           <w:numId w:val="1002"/>
         </w:numPr>
         <w:pStyle w:val="Compact"/>
-      </w:pPr>
-      <w:r>
-        <w:rPr>
-          <w:rFonts w:ascii="Microsoft YaHei" w:hAnsi="Microsoft YaHei" w:eastAsia="Microsoft YaHei"/>
+        <w:spacing w:line="240" w:lineRule="auto" w:before="0" w:after="80"/>
+        <w:ind w:firstLine="480"/>
+      </w:pPr>
+      <w:r>
+        <w:rPr>
+          <w:rFonts w:ascii="Times New Roman" w:hAnsi="Times New Roman" w:eastAsia="SimSun"/>
+          <w:b w:val="0"/>
+          <w:color w:val="000000"/>
+          <w:sz w:val="24"/>
         </w:rPr>
         <w:t xml:space="preserve">判断哪一个是可交付方案，并说明主要收益与代价。</w:t>
       </w:r>
@@ -1481,10 +1820,15 @@
     <w:p>
       <w:pPr>
         <w:pStyle w:val="Heading2"/>
-      </w:pPr>
-      <w:r>
-        <w:rPr>
-          <w:rFonts w:ascii="Microsoft YaHei" w:hAnsi="Microsoft YaHei" w:eastAsia="Microsoft YaHei"/>
+        <w:spacing w:line="240" w:lineRule="auto" w:before="0" w:after="80"/>
+        <w:ind w:firstLine="0"/>
+      </w:pPr>
+      <w:r>
+        <w:rPr>
+          <w:rFonts w:ascii="Times New Roman" w:hAnsi="Times New Roman" w:eastAsia="SimSun"/>
+          <w:b/>
+          <w:color w:val="000000"/>
+          <w:sz w:val="28"/>
         </w:rPr>
         <w:t xml:space="preserve">T6-2 迁移与跨模型验证下的排序变化解释（20分）</w:t>
       </w:r>
@@ -1493,10 +1837,15 @@
     <w:p>
       <w:pPr>
         <w:pStyle w:val="Heading3"/>
-      </w:pPr>
-      <w:r>
-        <w:rPr>
-          <w:rFonts w:ascii="Microsoft YaHei" w:hAnsi="Microsoft YaHei" w:eastAsia="Microsoft YaHei"/>
+        <w:spacing w:line="240" w:lineRule="auto" w:before="0" w:after="80"/>
+        <w:ind w:firstLine="0"/>
+      </w:pPr>
+      <w:r>
+        <w:rPr>
+          <w:rFonts w:ascii="Times New Roman" w:hAnsi="Times New Roman" w:eastAsia="SimHei"/>
+          <w:b w:val="0"/>
+          <w:color w:val="000000"/>
+          <w:sz w:val="24"/>
         </w:rPr>
         <w:t xml:space="preserve">题目：迁移与跨模型验证下的排序变化解释（20分）</w:t>
       </w:r>
@@ -1504,10 +1853,15 @@
     <w:p>
       <w:pPr>
         <w:pStyle w:val="FirstParagraph"/>
-      </w:pPr>
-      <w:r>
-        <w:rPr>
-          <w:rFonts w:ascii="Microsoft YaHei" w:hAnsi="Microsoft YaHei" w:eastAsia="Microsoft YaHei"/>
+        <w:spacing w:line="240" w:lineRule="auto" w:before="0" w:after="80"/>
+        <w:ind w:firstLine="480"/>
+      </w:pPr>
+      <w:r>
+        <w:rPr>
+          <w:rFonts w:ascii="Times New Roman" w:hAnsi="Times New Roman" w:eastAsia="SimSun"/>
+          <w:b w:val="0"/>
+          <w:color w:val="000000"/>
+          <w:sz w:val="24"/>
         </w:rPr>
         <w:t xml:space="preserve">某企业从产线 A 迁移到产线 B，控制对象从原有小负载工况转入更高惯量与更强干扰环境。已知候选控制结构共3个，均采用固定结构模板：</w:t>
       </w:r>
@@ -1515,10 +1869,15 @@
     <w:p>
       <w:pPr>
         <w:pStyle w:val="BodyText"/>
-      </w:pPr>
-      <w:r>
-        <w:rPr>
-          <w:rFonts w:ascii="Microsoft YaHei" w:hAnsi="Microsoft YaHei" w:eastAsia="Microsoft YaHei"/>
+        <w:spacing w:line="240" w:lineRule="auto" w:before="0" w:after="80"/>
+        <w:ind w:firstLine="480"/>
+      </w:pPr>
+      <w:r>
+        <w:rPr>
+          <w:rFonts w:ascii="Times New Roman" w:hAnsi="Times New Roman" w:eastAsia="SimSun"/>
+          <w:b w:val="0"/>
+          <w:color w:val="000000"/>
+          <w:sz w:val="24"/>
         </w:rPr>
         <w:t xml:space="preserve">候选方案：</w:t>
       </w:r>
@@ -1530,23 +1889,34 @@
           <w:numId w:val="1003"/>
         </w:numPr>
         <w:pStyle w:val="Compact"/>
-      </w:pPr>
-      <w:r>
-        <w:rPr>
-          <w:rFonts w:ascii="Microsoft YaHei" w:hAnsi="Microsoft YaHei" w:eastAsia="Microsoft YaHei"/>
+        <w:spacing w:line="240" w:lineRule="auto" w:before="0" w:after="80"/>
+        <w:ind w:firstLine="480"/>
+      </w:pPr>
+      <w:r>
+        <w:rPr>
+          <w:rFonts w:ascii="Times New Roman" w:hAnsi="Times New Roman" w:eastAsia="SimSun"/>
+          <w:b w:val="0"/>
+          <w:color w:val="000000"/>
+          <w:sz w:val="24"/>
         </w:rPr>
         <w:t xml:space="preserve">S1:</w:t>
       </w:r>
       <w:r>
         <w:rPr>
-          <w:rFonts w:ascii="Microsoft YaHei" w:hAnsi="Microsoft YaHei" w:eastAsia="Microsoft YaHei"/>
+          <w:rFonts w:ascii="Times New Roman" w:hAnsi="Times New Roman" w:eastAsia="SimSun"/>
+          <w:b w:val="0"/>
+          <w:color w:val="000000"/>
+          <w:sz w:val="24"/>
         </w:rPr>
         <w:t xml:space="preserve"> </w:t>
       </w:r>
       <w:r>
         <w:rPr>
           <w:rStyle w:val="VerbatimChar"/>
-          <w:rFonts w:ascii="Microsoft YaHei" w:hAnsi="Microsoft YaHei" w:eastAsia="Microsoft YaHei"/>
+          <w:rFonts w:ascii="Times New Roman" w:hAnsi="Times New Roman" w:eastAsia="SimSun"/>
+          <w:b w:val="0"/>
+          <w:color w:val="000000"/>
+          <w:sz w:val="24"/>
         </w:rPr>
         <w:t xml:space="preserve">P1 = [PI + 积分抗饱和 + 反积分项]</w:t>
       </w:r>
@@ -1558,23 +1928,34 @@
           <w:numId w:val="1003"/>
         </w:numPr>
         <w:pStyle w:val="Compact"/>
-      </w:pPr>
-      <w:r>
-        <w:rPr>
-          <w:rFonts w:ascii="Microsoft YaHei" w:hAnsi="Microsoft YaHei" w:eastAsia="Microsoft YaHei"/>
+        <w:spacing w:line="240" w:lineRule="auto" w:before="0" w:after="80"/>
+        <w:ind w:firstLine="480"/>
+      </w:pPr>
+      <w:r>
+        <w:rPr>
+          <w:rFonts w:ascii="Times New Roman" w:hAnsi="Times New Roman" w:eastAsia="SimSun"/>
+          <w:b w:val="0"/>
+          <w:color w:val="000000"/>
+          <w:sz w:val="24"/>
         </w:rPr>
         <w:t xml:space="preserve">S2:</w:t>
       </w:r>
       <w:r>
         <w:rPr>
-          <w:rFonts w:ascii="Microsoft YaHei" w:hAnsi="Microsoft YaHei" w:eastAsia="Microsoft YaHei"/>
+          <w:rFonts w:ascii="Times New Roman" w:hAnsi="Times New Roman" w:eastAsia="SimSun"/>
+          <w:b w:val="0"/>
+          <w:color w:val="000000"/>
+          <w:sz w:val="24"/>
         </w:rPr>
         <w:t xml:space="preserve"> </w:t>
       </w:r>
       <w:r>
         <w:rPr>
           <w:rStyle w:val="VerbatimChar"/>
-          <w:rFonts w:ascii="Microsoft YaHei" w:hAnsi="Microsoft YaHei" w:eastAsia="Microsoft YaHei"/>
+          <w:rFonts w:ascii="Times New Roman" w:hAnsi="Times New Roman" w:eastAsia="SimSun"/>
+          <w:b w:val="0"/>
+          <w:color w:val="000000"/>
+          <w:sz w:val="24"/>
         </w:rPr>
         <w:t xml:space="preserve">P2 = [PID + 限幅抗饱和 / anti-windup + 速度前馈]</w:t>
       </w:r>
@@ -1586,23 +1967,34 @@
           <w:numId w:val="1003"/>
         </w:numPr>
         <w:pStyle w:val="Compact"/>
-      </w:pPr>
-      <w:r>
-        <w:rPr>
-          <w:rFonts w:ascii="Microsoft YaHei" w:hAnsi="Microsoft YaHei" w:eastAsia="Microsoft YaHei"/>
+        <w:spacing w:line="240" w:lineRule="auto" w:before="0" w:after="80"/>
+        <w:ind w:firstLine="480"/>
+      </w:pPr>
+      <w:r>
+        <w:rPr>
+          <w:rFonts w:ascii="Times New Roman" w:hAnsi="Times New Roman" w:eastAsia="SimSun"/>
+          <w:b w:val="0"/>
+          <w:color w:val="000000"/>
+          <w:sz w:val="24"/>
         </w:rPr>
         <w:t xml:space="preserve">S3:</w:t>
       </w:r>
       <w:r>
         <w:rPr>
-          <w:rFonts w:ascii="Microsoft YaHei" w:hAnsi="Microsoft YaHei" w:eastAsia="Microsoft YaHei"/>
+          <w:rFonts w:ascii="Times New Roman" w:hAnsi="Times New Roman" w:eastAsia="SimSun"/>
+          <w:b w:val="0"/>
+          <w:color w:val="000000"/>
+          <w:sz w:val="24"/>
         </w:rPr>
         <w:t xml:space="preserve"> </w:t>
       </w:r>
       <w:r>
         <w:rPr>
           <w:rStyle w:val="VerbatimChar"/>
-          <w:rFonts w:ascii="Microsoft YaHei" w:hAnsi="Microsoft YaHei" w:eastAsia="Microsoft YaHei"/>
+          <w:rFonts w:ascii="Times New Roman" w:hAnsi="Times New Roman" w:eastAsia="SimSun"/>
+          <w:b w:val="0"/>
+          <w:color w:val="000000"/>
+          <w:sz w:val="24"/>
         </w:rPr>
         <w:t xml:space="preserve">P3 = [PI + 低通滤波 + 位置前馈]</w:t>
       </w:r>
@@ -1610,12 +2002,17 @@
     <w:p>
       <w:pPr>
         <w:pStyle w:val="FirstParagraph"/>
+        <w:spacing w:line="240" w:lineRule="auto" w:before="0" w:after="80"/>
+        <w:ind w:firstLine="480"/>
       </w:pPr>
       <w:r>
         <w:rPr>
           <w:bCs/>
-          <w:rFonts w:ascii="Microsoft YaHei" w:hAnsi="Microsoft YaHei" w:eastAsia="Microsoft YaHei"/>
-          <w:b/>
+          <w:rFonts w:ascii="Times New Roman" w:hAnsi="Times New Roman" w:eastAsia="SimHei"/>
+          <w:b w:val="0"/>
+          <w:i w:val="0"/>
+          <w:color w:val="000000"/>
+          <w:sz w:val="24"/>
         </w:rPr>
         <w:t xml:space="preserve">迁移工况信息</w:t>
       </w:r>
@@ -1627,10 +2024,15 @@
           <w:numId w:val="1004"/>
         </w:numPr>
         <w:pStyle w:val="Compact"/>
-      </w:pPr>
-      <w:r>
-        <w:rPr>
-          <w:rFonts w:ascii="Microsoft YaHei" w:hAnsi="Microsoft YaHei" w:eastAsia="Microsoft YaHei"/>
+        <w:spacing w:line="240" w:lineRule="auto" w:before="0" w:after="80"/>
+        <w:ind w:firstLine="480"/>
+      </w:pPr>
+      <w:r>
+        <w:rPr>
+          <w:rFonts w:ascii="Times New Roman" w:hAnsi="Times New Roman" w:eastAsia="SimSun"/>
+          <w:b w:val="0"/>
+          <w:color w:val="000000"/>
+          <w:sz w:val="24"/>
         </w:rPr>
         <w:t xml:space="preserve">迁移前（工况 O）：</w:t>
       </w:r>
@@ -1642,86 +2044,127 @@
           <w:numId w:val="1005"/>
         </w:numPr>
         <w:pStyle w:val="Compact"/>
-      </w:pPr>
-      <w:r>
-        <w:rPr>
-          <w:rFonts w:ascii="Microsoft YaHei" w:hAnsi="Microsoft YaHei" w:eastAsia="Microsoft YaHei"/>
+        <w:spacing w:line="240" w:lineRule="auto" w:before="0" w:after="80"/>
+        <w:ind w:firstLine="480"/>
+      </w:pPr>
+      <w:r>
+        <w:rPr>
+          <w:rFonts w:ascii="Times New Roman" w:hAnsi="Times New Roman" w:eastAsia="SimSun"/>
+          <w:b w:val="0"/>
+          <w:color w:val="000000"/>
+          <w:sz w:val="24"/>
         </w:rPr>
         <w:t xml:space="preserve">负载惯量</w:t>
       </w:r>
       <w:r>
         <w:rPr>
-          <w:rFonts w:ascii="Microsoft YaHei" w:hAnsi="Microsoft YaHei" w:eastAsia="Microsoft YaHei"/>
+          <w:rFonts w:ascii="Times New Roman" w:hAnsi="Times New Roman" w:eastAsia="SimSun"/>
+          <w:b w:val="0"/>
+          <w:color w:val="000000"/>
+          <w:sz w:val="24"/>
         </w:rPr>
         <w:t xml:space="preserve"> </w:t>
       </w:r>
       <w:r>
         <w:rPr>
           <w:rStyle w:val="VerbatimChar"/>
-          <w:rFonts w:ascii="Microsoft YaHei" w:hAnsi="Microsoft YaHei" w:eastAsia="Microsoft YaHei"/>
+          <w:rFonts w:ascii="Times New Roman" w:hAnsi="Times New Roman" w:eastAsia="SimSun"/>
+          <w:b w:val="0"/>
+          <w:color w:val="000000"/>
+          <w:sz w:val="24"/>
         </w:rPr>
         <w:t xml:space="preserve">J=1.0</w:t>
       </w:r>
       <w:r>
         <w:rPr>
-          <w:rFonts w:ascii="Microsoft YaHei" w:hAnsi="Microsoft YaHei" w:eastAsia="Microsoft YaHei"/>
+          <w:rFonts w:ascii="Times New Roman" w:hAnsi="Times New Roman" w:eastAsia="SimSun"/>
+          <w:b w:val="0"/>
+          <w:color w:val="000000"/>
+          <w:sz w:val="24"/>
         </w:rPr>
         <w:t xml:space="preserve">，摩擦系数</w:t>
       </w:r>
       <w:r>
         <w:rPr>
-          <w:rFonts w:ascii="Microsoft YaHei" w:hAnsi="Microsoft YaHei" w:eastAsia="Microsoft YaHei"/>
+          <w:rFonts w:ascii="Times New Roman" w:hAnsi="Times New Roman" w:eastAsia="SimSun"/>
+          <w:b w:val="0"/>
+          <w:color w:val="000000"/>
+          <w:sz w:val="24"/>
         </w:rPr>
         <w:t xml:space="preserve"> </w:t>
       </w:r>
       <w:r>
         <w:rPr>
           <w:rStyle w:val="VerbatimChar"/>
-          <w:rFonts w:ascii="Microsoft YaHei" w:hAnsi="Microsoft YaHei" w:eastAsia="Microsoft YaHei"/>
+          <w:rFonts w:ascii="Times New Roman" w:hAnsi="Times New Roman" w:eastAsia="SimSun"/>
+          <w:b w:val="0"/>
+          <w:color w:val="000000"/>
+          <w:sz w:val="24"/>
         </w:rPr>
         <w:t xml:space="preserve">f=0.05</w:t>
       </w:r>
       <w:r>
         <w:rPr>
-          <w:rFonts w:ascii="Microsoft YaHei" w:hAnsi="Microsoft YaHei" w:eastAsia="Microsoft YaHei"/>
+          <w:rFonts w:ascii="Times New Roman" w:hAnsi="Times New Roman" w:eastAsia="SimSun"/>
+          <w:b w:val="0"/>
+          <w:color w:val="000000"/>
+          <w:sz w:val="24"/>
         </w:rPr>
         <w:t xml:space="preserve">，通信延迟</w:t>
       </w:r>
       <w:r>
         <w:rPr>
-          <w:rFonts w:ascii="Microsoft YaHei" w:hAnsi="Microsoft YaHei" w:eastAsia="Microsoft YaHei"/>
+          <w:rFonts w:ascii="Times New Roman" w:hAnsi="Times New Roman" w:eastAsia="SimSun"/>
+          <w:b w:val="0"/>
+          <w:color w:val="000000"/>
+          <w:sz w:val="24"/>
         </w:rPr>
         <w:t xml:space="preserve"> </w:t>
       </w:r>
       <w:r>
         <w:rPr>
           <w:rStyle w:val="VerbatimChar"/>
-          <w:rFonts w:ascii="Microsoft YaHei" w:hAnsi="Microsoft YaHei" w:eastAsia="Microsoft YaHei"/>
+          <w:rFonts w:ascii="Times New Roman" w:hAnsi="Times New Roman" w:eastAsia="SimSun"/>
+          <w:b w:val="0"/>
+          <w:color w:val="000000"/>
+          <w:sz w:val="24"/>
         </w:rPr>
         <w:t xml:space="preserve">0.02 s</w:t>
       </w:r>
       <w:r>
         <w:rPr>
-          <w:rFonts w:ascii="Microsoft YaHei" w:hAnsi="Microsoft YaHei" w:eastAsia="Microsoft YaHei"/>
+          <w:rFonts w:ascii="Times New Roman" w:hAnsi="Times New Roman" w:eastAsia="SimSun"/>
+          <w:b w:val="0"/>
+          <w:color w:val="000000"/>
+          <w:sz w:val="24"/>
         </w:rPr>
         <w:t xml:space="preserve">，测量噪声标准差</w:t>
       </w:r>
       <w:r>
         <w:rPr>
-          <w:rFonts w:ascii="Microsoft YaHei" w:hAnsi="Microsoft YaHei" w:eastAsia="Microsoft YaHei"/>
+          <w:rFonts w:ascii="Times New Roman" w:hAnsi="Times New Roman" w:eastAsia="SimSun"/>
+          <w:b w:val="0"/>
+          <w:color w:val="000000"/>
+          <w:sz w:val="24"/>
         </w:rPr>
         <w:t xml:space="preserve"> </w:t>
       </w:r>
       <w:r>
         <w:rPr>
           <w:rStyle w:val="VerbatimChar"/>
-          <w:rFonts w:ascii="Microsoft YaHei" w:hAnsi="Microsoft YaHei" w:eastAsia="Microsoft YaHei"/>
+          <w:rFonts w:ascii="Times New Roman" w:hAnsi="Times New Roman" w:eastAsia="SimSun"/>
+          <w:b w:val="0"/>
+          <w:color w:val="000000"/>
+          <w:sz w:val="24"/>
         </w:rPr>
         <w:t xml:space="preserve">σ=0.002</w:t>
       </w:r>
       <w:r>
         <w:rPr>
-          <w:rFonts w:ascii="Microsoft YaHei" w:hAnsi="Microsoft YaHei" w:eastAsia="Microsoft YaHei"/>
+          <w:rFonts w:ascii="Times New Roman" w:hAnsi="Times New Roman" w:eastAsia="SimSun"/>
+          <w:b w:val="0"/>
+          <w:color w:val="000000"/>
+          <w:sz w:val="24"/>
         </w:rPr>
         <w:t xml:space="preserve">。</w:t>
       </w:r>
@@ -1733,10 +2176,15 @@
           <w:numId w:val="1004"/>
         </w:numPr>
         <w:pStyle w:val="Compact"/>
-      </w:pPr>
-      <w:r>
-        <w:rPr>
-          <w:rFonts w:ascii="Microsoft YaHei" w:hAnsi="Microsoft YaHei" w:eastAsia="Microsoft YaHei"/>
+        <w:spacing w:line="240" w:lineRule="auto" w:before="0" w:after="80"/>
+        <w:ind w:firstLine="480"/>
+      </w:pPr>
+      <w:r>
+        <w:rPr>
+          <w:rFonts w:ascii="Times New Roman" w:hAnsi="Times New Roman" w:eastAsia="SimSun"/>
+          <w:b w:val="0"/>
+          <w:color w:val="000000"/>
+          <w:sz w:val="24"/>
         </w:rPr>
         <w:t xml:space="preserve">迁移后（工况 M）：</w:t>
       </w:r>
@@ -1748,86 +2196,127 @@
           <w:numId w:val="1006"/>
         </w:numPr>
         <w:pStyle w:val="Compact"/>
-      </w:pPr>
-      <w:r>
-        <w:rPr>
-          <w:rFonts w:ascii="Microsoft YaHei" w:hAnsi="Microsoft YaHei" w:eastAsia="Microsoft YaHei"/>
+        <w:spacing w:line="240" w:lineRule="auto" w:before="0" w:after="80"/>
+        <w:ind w:firstLine="480"/>
+      </w:pPr>
+      <w:r>
+        <w:rPr>
+          <w:rFonts w:ascii="Times New Roman" w:hAnsi="Times New Roman" w:eastAsia="SimSun"/>
+          <w:b w:val="0"/>
+          <w:color w:val="000000"/>
+          <w:sz w:val="24"/>
         </w:rPr>
         <w:t xml:space="preserve">负载惯量</w:t>
       </w:r>
       <w:r>
         <w:rPr>
-          <w:rFonts w:ascii="Microsoft YaHei" w:hAnsi="Microsoft YaHei" w:eastAsia="Microsoft YaHei"/>
+          <w:rFonts w:ascii="Times New Roman" w:hAnsi="Times New Roman" w:eastAsia="SimSun"/>
+          <w:b w:val="0"/>
+          <w:color w:val="000000"/>
+          <w:sz w:val="24"/>
         </w:rPr>
         <w:t xml:space="preserve"> </w:t>
       </w:r>
       <w:r>
         <w:rPr>
           <w:rStyle w:val="VerbatimChar"/>
-          <w:rFonts w:ascii="Microsoft YaHei" w:hAnsi="Microsoft YaHei" w:eastAsia="Microsoft YaHei"/>
+          <w:rFonts w:ascii="Times New Roman" w:hAnsi="Times New Roman" w:eastAsia="SimSun"/>
+          <w:b w:val="0"/>
+          <w:color w:val="000000"/>
+          <w:sz w:val="24"/>
         </w:rPr>
         <w:t xml:space="preserve">J=2.2</w:t>
       </w:r>
       <w:r>
         <w:rPr>
-          <w:rFonts w:ascii="Microsoft YaHei" w:hAnsi="Microsoft YaHei" w:eastAsia="Microsoft YaHei"/>
+          <w:rFonts w:ascii="Times New Roman" w:hAnsi="Times New Roman" w:eastAsia="SimSun"/>
+          <w:b w:val="0"/>
+          <w:color w:val="000000"/>
+          <w:sz w:val="24"/>
         </w:rPr>
         <w:t xml:space="preserve">，摩擦系数</w:t>
       </w:r>
       <w:r>
         <w:rPr>
-          <w:rFonts w:ascii="Microsoft YaHei" w:hAnsi="Microsoft YaHei" w:eastAsia="Microsoft YaHei"/>
+          <w:rFonts w:ascii="Times New Roman" w:hAnsi="Times New Roman" w:eastAsia="SimSun"/>
+          <w:b w:val="0"/>
+          <w:color w:val="000000"/>
+          <w:sz w:val="24"/>
         </w:rPr>
         <w:t xml:space="preserve"> </w:t>
       </w:r>
       <w:r>
         <w:rPr>
           <w:rStyle w:val="VerbatimChar"/>
-          <w:rFonts w:ascii="Microsoft YaHei" w:hAnsi="Microsoft YaHei" w:eastAsia="Microsoft YaHei"/>
+          <w:rFonts w:ascii="Times New Roman" w:hAnsi="Times New Roman" w:eastAsia="SimSun"/>
+          <w:b w:val="0"/>
+          <w:color w:val="000000"/>
+          <w:sz w:val="24"/>
         </w:rPr>
         <w:t xml:space="preserve">f=0.12</w:t>
       </w:r>
       <w:r>
         <w:rPr>
-          <w:rFonts w:ascii="Microsoft YaHei" w:hAnsi="Microsoft YaHei" w:eastAsia="Microsoft YaHei"/>
+          <w:rFonts w:ascii="Times New Roman" w:hAnsi="Times New Roman" w:eastAsia="SimSun"/>
+          <w:b w:val="0"/>
+          <w:color w:val="000000"/>
+          <w:sz w:val="24"/>
         </w:rPr>
         <w:t xml:space="preserve">，通信延迟</w:t>
       </w:r>
       <w:r>
         <w:rPr>
-          <w:rFonts w:ascii="Microsoft YaHei" w:hAnsi="Microsoft YaHei" w:eastAsia="Microsoft YaHei"/>
+          <w:rFonts w:ascii="Times New Roman" w:hAnsi="Times New Roman" w:eastAsia="SimSun"/>
+          <w:b w:val="0"/>
+          <w:color w:val="000000"/>
+          <w:sz w:val="24"/>
         </w:rPr>
         <w:t xml:space="preserve"> </w:t>
       </w:r>
       <w:r>
         <w:rPr>
           <w:rStyle w:val="VerbatimChar"/>
-          <w:rFonts w:ascii="Microsoft YaHei" w:hAnsi="Microsoft YaHei" w:eastAsia="Microsoft YaHei"/>
+          <w:rFonts w:ascii="Times New Roman" w:hAnsi="Times New Roman" w:eastAsia="SimSun"/>
+          <w:b w:val="0"/>
+          <w:color w:val="000000"/>
+          <w:sz w:val="24"/>
         </w:rPr>
         <w:t xml:space="preserve">0.12 s</w:t>
       </w:r>
       <w:r>
         <w:rPr>
-          <w:rFonts w:ascii="Microsoft YaHei" w:hAnsi="Microsoft YaHei" w:eastAsia="Microsoft YaHei"/>
+          <w:rFonts w:ascii="Times New Roman" w:hAnsi="Times New Roman" w:eastAsia="SimSun"/>
+          <w:b w:val="0"/>
+          <w:color w:val="000000"/>
+          <w:sz w:val="24"/>
         </w:rPr>
         <w:t xml:space="preserve">，测量噪声标准差</w:t>
       </w:r>
       <w:r>
         <w:rPr>
-          <w:rFonts w:ascii="Microsoft YaHei" w:hAnsi="Microsoft YaHei" w:eastAsia="Microsoft YaHei"/>
+          <w:rFonts w:ascii="Times New Roman" w:hAnsi="Times New Roman" w:eastAsia="SimSun"/>
+          <w:b w:val="0"/>
+          <w:color w:val="000000"/>
+          <w:sz w:val="24"/>
         </w:rPr>
         <w:t xml:space="preserve"> </w:t>
       </w:r>
       <w:r>
         <w:rPr>
           <w:rStyle w:val="VerbatimChar"/>
-          <w:rFonts w:ascii="Microsoft YaHei" w:hAnsi="Microsoft YaHei" w:eastAsia="Microsoft YaHei"/>
+          <w:rFonts w:ascii="Times New Roman" w:hAnsi="Times New Roman" w:eastAsia="SimSun"/>
+          <w:b w:val="0"/>
+          <w:color w:val="000000"/>
+          <w:sz w:val="24"/>
         </w:rPr>
         <w:t xml:space="preserve">σ=0.010</w:t>
       </w:r>
       <w:r>
         <w:rPr>
-          <w:rFonts w:ascii="Microsoft YaHei" w:hAnsi="Microsoft YaHei" w:eastAsia="Microsoft YaHei"/>
+          <w:rFonts w:ascii="Times New Roman" w:hAnsi="Times New Roman" w:eastAsia="SimSun"/>
+          <w:b w:val="0"/>
+          <w:color w:val="000000"/>
+          <w:sz w:val="24"/>
         </w:rPr>
         <w:t xml:space="preserve">。</w:t>
       </w:r>
@@ -1835,12 +2324,17 @@
     <w:p>
       <w:pPr>
         <w:pStyle w:val="FirstParagraph"/>
+        <w:spacing w:line="240" w:lineRule="auto" w:before="0" w:after="80"/>
+        <w:ind w:firstLine="480"/>
       </w:pPr>
       <w:r>
         <w:rPr>
           <w:bCs/>
-          <w:rFonts w:ascii="Microsoft YaHei" w:hAnsi="Microsoft YaHei" w:eastAsia="Microsoft YaHei"/>
-          <w:b/>
+          <w:rFonts w:ascii="Times New Roman" w:hAnsi="Times New Roman" w:eastAsia="SimHei"/>
+          <w:b w:val="0"/>
+          <w:i w:val="0"/>
+          <w:color w:val="000000"/>
+          <w:sz w:val="24"/>
         </w:rPr>
         <w:t xml:space="preserve">结构编码片段</w:t>
       </w:r>
@@ -1852,24 +2346,35 @@
           <w:numId w:val="1007"/>
         </w:numPr>
         <w:pStyle w:val="Compact"/>
+        <w:spacing w:line="240" w:lineRule="auto" w:before="0" w:after="80"/>
+        <w:ind w:firstLine="480"/>
       </w:pPr>
       <w:r>
         <w:rPr>
           <w:rStyle w:val="VerbatimChar"/>
-          <w:rFonts w:ascii="Microsoft YaHei" w:hAnsi="Microsoft YaHei" w:eastAsia="Microsoft YaHei"/>
+          <w:rFonts w:ascii="Times New Roman" w:hAnsi="Times New Roman" w:eastAsia="SimSun"/>
+          <w:b w:val="0"/>
+          <w:color w:val="000000"/>
+          <w:sz w:val="24"/>
         </w:rPr>
         <w:t xml:space="preserve">S1</w:t>
       </w:r>
       <w:r>
         <w:rPr>
-          <w:rFonts w:ascii="Microsoft YaHei" w:hAnsi="Microsoft YaHei" w:eastAsia="Microsoft YaHei"/>
+          <w:rFonts w:ascii="Times New Roman" w:hAnsi="Times New Roman" w:eastAsia="SimSun"/>
+          <w:b w:val="0"/>
+          <w:color w:val="000000"/>
+          <w:sz w:val="24"/>
         </w:rPr>
         <w:t xml:space="preserve">：</w:t>
       </w:r>
       <w:r>
         <w:rPr>
           <w:rStyle w:val="VerbatimChar"/>
-          <w:rFonts w:ascii="Microsoft YaHei" w:hAnsi="Microsoft YaHei" w:eastAsia="Microsoft YaHei"/>
+          <w:rFonts w:ascii="Times New Roman" w:hAnsi="Times New Roman" w:eastAsia="SimSun"/>
+          <w:b w:val="0"/>
+          <w:color w:val="000000"/>
+          <w:sz w:val="24"/>
         </w:rPr>
         <w:t xml:space="preserve">id[1, 1] = PI, AW=true, FF=false</w:t>
       </w:r>
@@ -1881,24 +2386,35 @@
           <w:numId w:val="1007"/>
         </w:numPr>
         <w:pStyle w:val="Compact"/>
+        <w:spacing w:line="240" w:lineRule="auto" w:before="0" w:after="80"/>
+        <w:ind w:firstLine="480"/>
       </w:pPr>
       <w:r>
         <w:rPr>
           <w:rStyle w:val="VerbatimChar"/>
-          <w:rFonts w:ascii="Microsoft YaHei" w:hAnsi="Microsoft YaHei" w:eastAsia="Microsoft YaHei"/>
+          <w:rFonts w:ascii="Times New Roman" w:hAnsi="Times New Roman" w:eastAsia="SimSun"/>
+          <w:b w:val="0"/>
+          <w:color w:val="000000"/>
+          <w:sz w:val="24"/>
         </w:rPr>
         <w:t xml:space="preserve">S2</w:t>
       </w:r>
       <w:r>
         <w:rPr>
-          <w:rFonts w:ascii="Microsoft YaHei" w:hAnsi="Microsoft YaHei" w:eastAsia="Microsoft YaHei"/>
+          <w:rFonts w:ascii="Times New Roman" w:hAnsi="Times New Roman" w:eastAsia="SimSun"/>
+          <w:b w:val="0"/>
+          <w:color w:val="000000"/>
+          <w:sz w:val="24"/>
         </w:rPr>
         <w:t xml:space="preserve">：</w:t>
       </w:r>
       <w:r>
         <w:rPr>
           <w:rStyle w:val="VerbatimChar"/>
-          <w:rFonts w:ascii="Microsoft YaHei" w:hAnsi="Microsoft YaHei" w:eastAsia="Microsoft YaHei"/>
+          <w:rFonts w:ascii="Times New Roman" w:hAnsi="Times New Roman" w:eastAsia="SimSun"/>
+          <w:b w:val="0"/>
+          <w:color w:val="000000"/>
+          <w:sz w:val="24"/>
         </w:rPr>
         <w:t xml:space="preserve">id[2, 1] = PID, AW=true, FF=velocity</w:t>
       </w:r>
@@ -1910,24 +2426,35 @@
           <w:numId w:val="1007"/>
         </w:numPr>
         <w:pStyle w:val="Compact"/>
+        <w:spacing w:line="240" w:lineRule="auto" w:before="0" w:after="80"/>
+        <w:ind w:firstLine="480"/>
       </w:pPr>
       <w:r>
         <w:rPr>
           <w:rStyle w:val="VerbatimChar"/>
-          <w:rFonts w:ascii="Microsoft YaHei" w:hAnsi="Microsoft YaHei" w:eastAsia="Microsoft YaHei"/>
+          <w:rFonts w:ascii="Times New Roman" w:hAnsi="Times New Roman" w:eastAsia="SimSun"/>
+          <w:b w:val="0"/>
+          <w:color w:val="000000"/>
+          <w:sz w:val="24"/>
         </w:rPr>
         <w:t xml:space="preserve">S3</w:t>
       </w:r>
       <w:r>
         <w:rPr>
-          <w:rFonts w:ascii="Microsoft YaHei" w:hAnsi="Microsoft YaHei" w:eastAsia="Microsoft YaHei"/>
+          <w:rFonts w:ascii="Times New Roman" w:hAnsi="Times New Roman" w:eastAsia="SimSun"/>
+          <w:b w:val="0"/>
+          <w:color w:val="000000"/>
+          <w:sz w:val="24"/>
         </w:rPr>
         <w:t xml:space="preserve">：</w:t>
       </w:r>
       <w:r>
         <w:rPr>
           <w:rStyle w:val="VerbatimChar"/>
-          <w:rFonts w:ascii="Microsoft YaHei" w:hAnsi="Microsoft YaHei" w:eastAsia="Microsoft YaHei"/>
+          <w:rFonts w:ascii="Times New Roman" w:hAnsi="Times New Roman" w:eastAsia="SimSun"/>
+          <w:b w:val="0"/>
+          <w:color w:val="000000"/>
+          <w:sz w:val="24"/>
         </w:rPr>
         <w:t xml:space="preserve">id[3, 1] = PI, AW=true, LPF=1.5Hz</w:t>
       </w:r>
@@ -1935,12 +2462,17 @@
     <w:p>
       <w:pPr>
         <w:pStyle w:val="FirstParagraph"/>
+        <w:spacing w:line="240" w:lineRule="auto" w:before="0" w:after="80"/>
+        <w:ind w:firstLine="480"/>
       </w:pPr>
       <w:r>
         <w:rPr>
           <w:bCs/>
-          <w:rFonts w:ascii="Microsoft YaHei" w:hAnsi="Microsoft YaHei" w:eastAsia="Microsoft YaHei"/>
-          <w:b/>
+          <w:rFonts w:ascii="Times New Roman" w:hAnsi="Times New Roman" w:eastAsia="SimHei"/>
+          <w:b w:val="0"/>
+          <w:i w:val="0"/>
+          <w:color w:val="000000"/>
+          <w:sz w:val="24"/>
         </w:rPr>
         <w:t xml:space="preserve">辨识模型（Identification）验证结果</w:t>
       </w:r>
@@ -1969,11 +2501,16 @@
           <w:p>
             <w:pPr>
               <w:pStyle w:val="Compact"/>
+              <w:spacing w:line="240" w:lineRule="auto" w:before="0" w:after="80"/>
+              <w:ind w:firstLine="0"/>
               <w:jc w:val="left"/>
             </w:pPr>
             <w:r>
               <w:rPr>
-                <w:rFonts w:ascii="Microsoft YaHei" w:hAnsi="Microsoft YaHei" w:eastAsia="Microsoft YaHei"/>
+                <w:rFonts w:ascii="Times New Roman" w:hAnsi="Times New Roman" w:eastAsia="SimSun"/>
+                <w:b w:val="0"/>
+                <w:color w:val="000000"/>
+                <w:sz w:val="21"/>
               </w:rPr>
               <w:t xml:space="preserve">方案</w:t>
             </w:r>
@@ -1984,11 +2521,16 @@
           <w:p>
             <w:pPr>
               <w:pStyle w:val="Compact"/>
+              <w:spacing w:line="240" w:lineRule="auto" w:before="0" w:after="80"/>
+              <w:ind w:firstLine="0"/>
               <w:jc w:val="right"/>
             </w:pPr>
             <w:r>
               <w:rPr>
-                <w:rFonts w:ascii="Microsoft YaHei" w:hAnsi="Microsoft YaHei" w:eastAsia="Microsoft YaHei"/>
+                <w:rFonts w:ascii="Times New Roman" w:hAnsi="Times New Roman" w:eastAsia="SimSun"/>
+                <w:b w:val="0"/>
+                <w:color w:val="000000"/>
+                <w:sz w:val="21"/>
               </w:rPr>
               <w:t xml:space="preserve">目标代价 J_id （越小越好）</w:t>
             </w:r>
@@ -1999,11 +2541,16 @@
           <w:p>
             <w:pPr>
               <w:pStyle w:val="Compact"/>
+              <w:spacing w:line="240" w:lineRule="auto" w:before="0" w:after="80"/>
+              <w:ind w:firstLine="0"/>
               <w:jc w:val="right"/>
             </w:pPr>
             <w:r>
               <w:rPr>
-                <w:rFonts w:ascii="Microsoft YaHei" w:hAnsi="Microsoft YaHei" w:eastAsia="Microsoft YaHei"/>
+                <w:rFonts w:ascii="Times New Roman" w:hAnsi="Times New Roman" w:eastAsia="SimSun"/>
+                <w:b w:val="0"/>
+                <w:color w:val="000000"/>
+                <w:sz w:val="21"/>
               </w:rPr>
               <w:t xml:space="preserve">上升沿延迟 t_r (s)</w:t>
             </w:r>
@@ -2014,11 +2561,16 @@
           <w:p>
             <w:pPr>
               <w:pStyle w:val="Compact"/>
+              <w:spacing w:line="240" w:lineRule="auto" w:before="0" w:after="80"/>
+              <w:ind w:firstLine="0"/>
               <w:jc w:val="right"/>
             </w:pPr>
             <w:r>
               <w:rPr>
-                <w:rFonts w:ascii="Microsoft YaHei" w:hAnsi="Microsoft YaHei" w:eastAsia="Microsoft YaHei"/>
+                <w:rFonts w:ascii="Times New Roman" w:hAnsi="Times New Roman" w:eastAsia="SimSun"/>
+                <w:b w:val="0"/>
+                <w:color w:val="000000"/>
+                <w:sz w:val="21"/>
               </w:rPr>
               <w:t xml:space="preserve">稳态误差 e_ss (%)</w:t>
             </w:r>
@@ -2029,11 +2581,16 @@
           <w:p>
             <w:pPr>
               <w:pStyle w:val="Compact"/>
+              <w:spacing w:line="240" w:lineRule="auto" w:before="0" w:after="80"/>
+              <w:ind w:firstLine="0"/>
               <w:jc w:val="right"/>
             </w:pPr>
             <w:r>
               <w:rPr>
-                <w:rFonts w:ascii="Microsoft YaHei" w:hAnsi="Microsoft YaHei" w:eastAsia="Microsoft YaHei"/>
+                <w:rFonts w:ascii="Times New Roman" w:hAnsi="Times New Roman" w:eastAsia="SimSun"/>
+                <w:b w:val="0"/>
+                <w:color w:val="000000"/>
+                <w:sz w:val="21"/>
               </w:rPr>
               <w:t xml:space="preserve">超调 M_p (%)</w:t>
             </w:r>
@@ -2046,11 +2603,16 @@
           <w:p>
             <w:pPr>
               <w:pStyle w:val="Compact"/>
+              <w:spacing w:line="240" w:lineRule="auto" w:before="0" w:after="80"/>
+              <w:ind w:firstLine="0"/>
               <w:jc w:val="left"/>
             </w:pPr>
             <w:r>
               <w:rPr>
-                <w:rFonts w:ascii="Microsoft YaHei" w:hAnsi="Microsoft YaHei" w:eastAsia="Microsoft YaHei"/>
+                <w:rFonts w:ascii="Times New Roman" w:hAnsi="Times New Roman" w:eastAsia="SimSun"/>
+                <w:b w:val="0"/>
+                <w:color w:val="000000"/>
+                <w:sz w:val="21"/>
               </w:rPr>
               <w:t xml:space="preserve">S1</w:t>
             </w:r>
@@ -2061,11 +2623,16 @@
           <w:p>
             <w:pPr>
               <w:pStyle w:val="Compact"/>
+              <w:spacing w:line="240" w:lineRule="auto" w:before="0" w:after="80"/>
+              <w:ind w:firstLine="0"/>
               <w:jc w:val="right"/>
             </w:pPr>
             <w:r>
               <w:rPr>
-                <w:rFonts w:ascii="Microsoft YaHei" w:hAnsi="Microsoft YaHei" w:eastAsia="Microsoft YaHei"/>
+                <w:rFonts w:ascii="Times New Roman" w:hAnsi="Times New Roman" w:eastAsia="SimSun"/>
+                <w:b w:val="0"/>
+                <w:color w:val="000000"/>
+                <w:sz w:val="21"/>
               </w:rPr>
               <w:t xml:space="preserve">41</w:t>
             </w:r>
@@ -2076,11 +2643,16 @@
           <w:p>
             <w:pPr>
               <w:pStyle w:val="Compact"/>
+              <w:spacing w:line="240" w:lineRule="auto" w:before="0" w:after="80"/>
+              <w:ind w:firstLine="0"/>
               <w:jc w:val="right"/>
             </w:pPr>
             <w:r>
               <w:rPr>
-                <w:rFonts w:ascii="Microsoft YaHei" w:hAnsi="Microsoft YaHei" w:eastAsia="Microsoft YaHei"/>
+                <w:rFonts w:ascii="Times New Roman" w:hAnsi="Times New Roman" w:eastAsia="SimSun"/>
+                <w:b w:val="0"/>
+                <w:color w:val="000000"/>
+                <w:sz w:val="21"/>
               </w:rPr>
               <w:t xml:space="preserve">0.39</w:t>
             </w:r>
@@ -2091,11 +2663,16 @@
           <w:p>
             <w:pPr>
               <w:pStyle w:val="Compact"/>
+              <w:spacing w:line="240" w:lineRule="auto" w:before="0" w:after="80"/>
+              <w:ind w:firstLine="0"/>
               <w:jc w:val="right"/>
             </w:pPr>
             <w:r>
               <w:rPr>
-                <w:rFonts w:ascii="Microsoft YaHei" w:hAnsi="Microsoft YaHei" w:eastAsia="Microsoft YaHei"/>
+                <w:rFonts w:ascii="Times New Roman" w:hAnsi="Times New Roman" w:eastAsia="SimSun"/>
+                <w:b w:val="0"/>
+                <w:color w:val="000000"/>
+                <w:sz w:val="21"/>
               </w:rPr>
               <w:t xml:space="preserve">0.8</w:t>
             </w:r>
@@ -2106,11 +2683,16 @@
           <w:p>
             <w:pPr>
               <w:pStyle w:val="Compact"/>
+              <w:spacing w:line="240" w:lineRule="auto" w:before="0" w:after="80"/>
+              <w:ind w:firstLine="0"/>
               <w:jc w:val="right"/>
             </w:pPr>
             <w:r>
               <w:rPr>
-                <w:rFonts w:ascii="Microsoft YaHei" w:hAnsi="Microsoft YaHei" w:eastAsia="Microsoft YaHei"/>
+                <w:rFonts w:ascii="Times New Roman" w:hAnsi="Times New Roman" w:eastAsia="SimSun"/>
+                <w:b w:val="0"/>
+                <w:color w:val="000000"/>
+                <w:sz w:val="21"/>
               </w:rPr>
               <w:t xml:space="preserve">8.5</w:t>
             </w:r>
@@ -2123,11 +2705,16 @@
           <w:p>
             <w:pPr>
               <w:pStyle w:val="Compact"/>
+              <w:spacing w:line="240" w:lineRule="auto" w:before="0" w:after="80"/>
+              <w:ind w:firstLine="0"/>
               <w:jc w:val="left"/>
             </w:pPr>
             <w:r>
               <w:rPr>
-                <w:rFonts w:ascii="Microsoft YaHei" w:hAnsi="Microsoft YaHei" w:eastAsia="Microsoft YaHei"/>
+                <w:rFonts w:ascii="Times New Roman" w:hAnsi="Times New Roman" w:eastAsia="SimSun"/>
+                <w:b w:val="0"/>
+                <w:color w:val="000000"/>
+                <w:sz w:val="21"/>
               </w:rPr>
               <w:t xml:space="preserve">S2</w:t>
             </w:r>
@@ -2138,11 +2725,16 @@
           <w:p>
             <w:pPr>
               <w:pStyle w:val="Compact"/>
+              <w:spacing w:line="240" w:lineRule="auto" w:before="0" w:after="80"/>
+              <w:ind w:firstLine="0"/>
               <w:jc w:val="right"/>
             </w:pPr>
             <w:r>
               <w:rPr>
-                <w:rFonts w:ascii="Microsoft YaHei" w:hAnsi="Microsoft YaHei" w:eastAsia="Microsoft YaHei"/>
+                <w:rFonts w:ascii="Times New Roman" w:hAnsi="Times New Roman" w:eastAsia="SimSun"/>
+                <w:b w:val="0"/>
+                <w:color w:val="000000"/>
+                <w:sz w:val="21"/>
               </w:rPr>
               <w:t xml:space="preserve">52</w:t>
             </w:r>
@@ -2153,11 +2745,16 @@
           <w:p>
             <w:pPr>
               <w:pStyle w:val="Compact"/>
+              <w:spacing w:line="240" w:lineRule="auto" w:before="0" w:after="80"/>
+              <w:ind w:firstLine="0"/>
               <w:jc w:val="right"/>
             </w:pPr>
             <w:r>
               <w:rPr>
-                <w:rFonts w:ascii="Microsoft YaHei" w:hAnsi="Microsoft YaHei" w:eastAsia="Microsoft YaHei"/>
+                <w:rFonts w:ascii="Times New Roman" w:hAnsi="Times New Roman" w:eastAsia="SimSun"/>
+                <w:b w:val="0"/>
+                <w:color w:val="000000"/>
+                <w:sz w:val="21"/>
               </w:rPr>
               <w:t xml:space="preserve">0.46</w:t>
             </w:r>
@@ -2168,11 +2765,16 @@
           <w:p>
             <w:pPr>
               <w:pStyle w:val="Compact"/>
+              <w:spacing w:line="240" w:lineRule="auto" w:before="0" w:after="80"/>
+              <w:ind w:firstLine="0"/>
               <w:jc w:val="right"/>
             </w:pPr>
             <w:r>
               <w:rPr>
-                <w:rFonts w:ascii="Microsoft YaHei" w:hAnsi="Microsoft YaHei" w:eastAsia="Microsoft YaHei"/>
+                <w:rFonts w:ascii="Times New Roman" w:hAnsi="Times New Roman" w:eastAsia="SimSun"/>
+                <w:b w:val="0"/>
+                <w:color w:val="000000"/>
+                <w:sz w:val="21"/>
               </w:rPr>
               <w:t xml:space="preserve">1.1</w:t>
             </w:r>
@@ -2183,11 +2785,16 @@
           <w:p>
             <w:pPr>
               <w:pStyle w:val="Compact"/>
+              <w:spacing w:line="240" w:lineRule="auto" w:before="0" w:after="80"/>
+              <w:ind w:firstLine="0"/>
               <w:jc w:val="right"/>
             </w:pPr>
             <w:r>
               <w:rPr>
-                <w:rFonts w:ascii="Microsoft YaHei" w:hAnsi="Microsoft YaHei" w:eastAsia="Microsoft YaHei"/>
+                <w:rFonts w:ascii="Times New Roman" w:hAnsi="Times New Roman" w:eastAsia="SimSun"/>
+                <w:b w:val="0"/>
+                <w:color w:val="000000"/>
+                <w:sz w:val="21"/>
               </w:rPr>
               <w:t xml:space="preserve">6.2</w:t>
             </w:r>
@@ -2200,11 +2807,16 @@
           <w:p>
             <w:pPr>
               <w:pStyle w:val="Compact"/>
+              <w:spacing w:line="240" w:lineRule="auto" w:before="0" w:after="80"/>
+              <w:ind w:firstLine="0"/>
               <w:jc w:val="left"/>
             </w:pPr>
             <w:r>
               <w:rPr>
-                <w:rFonts w:ascii="Microsoft YaHei" w:hAnsi="Microsoft YaHei" w:eastAsia="Microsoft YaHei"/>
+                <w:rFonts w:ascii="Times New Roman" w:hAnsi="Times New Roman" w:eastAsia="SimSun"/>
+                <w:b w:val="0"/>
+                <w:color w:val="000000"/>
+                <w:sz w:val="21"/>
               </w:rPr>
               <w:t xml:space="preserve">S3</w:t>
             </w:r>
@@ -2215,11 +2827,16 @@
           <w:p>
             <w:pPr>
               <w:pStyle w:val="Compact"/>
+              <w:spacing w:line="240" w:lineRule="auto" w:before="0" w:after="80"/>
+              <w:ind w:firstLine="0"/>
               <w:jc w:val="right"/>
             </w:pPr>
             <w:r>
               <w:rPr>
-                <w:rFonts w:ascii="Microsoft YaHei" w:hAnsi="Microsoft YaHei" w:eastAsia="Microsoft YaHei"/>
+                <w:rFonts w:ascii="Times New Roman" w:hAnsi="Times New Roman" w:eastAsia="SimSun"/>
+                <w:b w:val="0"/>
+                <w:color w:val="000000"/>
+                <w:sz w:val="21"/>
               </w:rPr>
               <w:t xml:space="preserve">58</w:t>
             </w:r>
@@ -2230,11 +2847,16 @@
           <w:p>
             <w:pPr>
               <w:pStyle w:val="Compact"/>
+              <w:spacing w:line="240" w:lineRule="auto" w:before="0" w:after="80"/>
+              <w:ind w:firstLine="0"/>
               <w:jc w:val="right"/>
             </w:pPr>
             <w:r>
               <w:rPr>
-                <w:rFonts w:ascii="Microsoft YaHei" w:hAnsi="Microsoft YaHei" w:eastAsia="Microsoft YaHei"/>
+                <w:rFonts w:ascii="Times New Roman" w:hAnsi="Times New Roman" w:eastAsia="SimSun"/>
+                <w:b w:val="0"/>
+                <w:color w:val="000000"/>
+                <w:sz w:val="21"/>
               </w:rPr>
               <w:t xml:space="preserve">0.52</w:t>
             </w:r>
@@ -2245,11 +2867,16 @@
           <w:p>
             <w:pPr>
               <w:pStyle w:val="Compact"/>
+              <w:spacing w:line="240" w:lineRule="auto" w:before="0" w:after="80"/>
+              <w:ind w:firstLine="0"/>
               <w:jc w:val="right"/>
             </w:pPr>
             <w:r>
               <w:rPr>
-                <w:rFonts w:ascii="Microsoft YaHei" w:hAnsi="Microsoft YaHei" w:eastAsia="Microsoft YaHei"/>
+                <w:rFonts w:ascii="Times New Roman" w:hAnsi="Times New Roman" w:eastAsia="SimSun"/>
+                <w:b w:val="0"/>
+                <w:color w:val="000000"/>
+                <w:sz w:val="21"/>
               </w:rPr>
               <w:t xml:space="preserve">1.4</w:t>
             </w:r>
@@ -2260,11 +2887,16 @@
           <w:p>
             <w:pPr>
               <w:pStyle w:val="Compact"/>
+              <w:spacing w:line="240" w:lineRule="auto" w:before="0" w:after="80"/>
+              <w:ind w:firstLine="0"/>
               <w:jc w:val="right"/>
             </w:pPr>
             <w:r>
               <w:rPr>
-                <w:rFonts w:ascii="Microsoft YaHei" w:hAnsi="Microsoft YaHei" w:eastAsia="Microsoft YaHei"/>
+                <w:rFonts w:ascii="Times New Roman" w:hAnsi="Times New Roman" w:eastAsia="SimSun"/>
+                <w:b w:val="0"/>
+                <w:color w:val="000000"/>
+                <w:sz w:val="21"/>
               </w:rPr>
               <w:t xml:space="preserve">7.1</w:t>
             </w:r>
@@ -2275,48 +2907,71 @@
     <w:p>
       <w:pPr>
         <w:pStyle w:val="BodyText"/>
-      </w:pPr>
-      <w:r>
-        <w:rPr>
-          <w:rFonts w:ascii="Microsoft YaHei" w:hAnsi="Microsoft YaHei" w:eastAsia="Microsoft YaHei"/>
+        <w:spacing w:line="240" w:lineRule="auto" w:before="0" w:after="80"/>
+        <w:ind w:firstLine="480"/>
+      </w:pPr>
+      <w:r>
+        <w:rPr>
+          <w:rFonts w:ascii="Times New Roman" w:hAnsi="Times New Roman" w:eastAsia="SimSun"/>
+          <w:b w:val="0"/>
+          <w:color w:val="000000"/>
+          <w:sz w:val="24"/>
         </w:rPr>
         <w:t xml:space="preserve">在辨识模型下约束要求：</w:t>
       </w:r>
       <w:r>
         <w:rPr>
           <w:rStyle w:val="VerbatimChar"/>
-          <w:rFonts w:ascii="Microsoft YaHei" w:hAnsi="Microsoft YaHei" w:eastAsia="Microsoft YaHei"/>
+          <w:rFonts w:ascii="Times New Roman" w:hAnsi="Times New Roman" w:eastAsia="SimSun"/>
+          <w:b w:val="0"/>
+          <w:color w:val="000000"/>
+          <w:sz w:val="24"/>
         </w:rPr>
         <w:t xml:space="preserve">M_p &lt; 9%</w:t>
       </w:r>
       <w:r>
         <w:rPr>
-          <w:rFonts w:ascii="Microsoft YaHei" w:hAnsi="Microsoft YaHei" w:eastAsia="Microsoft YaHei"/>
+          <w:rFonts w:ascii="Times New Roman" w:hAnsi="Times New Roman" w:eastAsia="SimSun"/>
+          <w:b w:val="0"/>
+          <w:color w:val="000000"/>
+          <w:sz w:val="24"/>
         </w:rPr>
         <w:t xml:space="preserve"> </w:t>
       </w:r>
       <w:r>
         <w:rPr>
-          <w:rFonts w:ascii="Microsoft YaHei" w:hAnsi="Microsoft YaHei" w:eastAsia="Microsoft YaHei"/>
+          <w:rFonts w:ascii="Times New Roman" w:hAnsi="Times New Roman" w:eastAsia="SimSun"/>
+          <w:b w:val="0"/>
+          <w:color w:val="000000"/>
+          <w:sz w:val="24"/>
         </w:rPr>
         <w:t xml:space="preserve">且</w:t>
       </w:r>
       <w:r>
         <w:rPr>
-          <w:rFonts w:ascii="Microsoft YaHei" w:hAnsi="Microsoft YaHei" w:eastAsia="Microsoft YaHei"/>
+          <w:rFonts w:ascii="Times New Roman" w:hAnsi="Times New Roman" w:eastAsia="SimSun"/>
+          <w:b w:val="0"/>
+          <w:color w:val="000000"/>
+          <w:sz w:val="24"/>
         </w:rPr>
         <w:t xml:space="preserve"> </w:t>
       </w:r>
       <w:r>
         <w:rPr>
           <w:rStyle w:val="VerbatimChar"/>
-          <w:rFonts w:ascii="Microsoft YaHei" w:hAnsi="Microsoft YaHei" w:eastAsia="Microsoft YaHei"/>
+          <w:rFonts w:ascii="Times New Roman" w:hAnsi="Times New Roman" w:eastAsia="SimSun"/>
+          <w:b w:val="0"/>
+          <w:color w:val="000000"/>
+          <w:sz w:val="24"/>
         </w:rPr>
         <w:t xml:space="preserve">t_r &lt; 0.6 s</w:t>
       </w:r>
       <w:r>
         <w:rPr>
-          <w:rFonts w:ascii="Microsoft YaHei" w:hAnsi="Microsoft YaHei" w:eastAsia="Microsoft YaHei"/>
+          <w:rFonts w:ascii="Times New Roman" w:hAnsi="Times New Roman" w:eastAsia="SimSun"/>
+          <w:b w:val="0"/>
+          <w:color w:val="000000"/>
+          <w:sz w:val="24"/>
         </w:rPr>
         <w:t xml:space="preserve">。</w:t>
       </w:r>
@@ -2324,12 +2979,17 @@
     <w:p>
       <w:pPr>
         <w:pStyle w:val="BodyText"/>
+        <w:spacing w:line="240" w:lineRule="auto" w:before="0" w:after="80"/>
+        <w:ind w:firstLine="480"/>
       </w:pPr>
       <w:r>
         <w:rPr>
           <w:bCs/>
-          <w:rFonts w:ascii="Microsoft YaHei" w:hAnsi="Microsoft YaHei" w:eastAsia="Microsoft YaHei"/>
-          <w:b/>
+          <w:rFonts w:ascii="Times New Roman" w:hAnsi="Times New Roman" w:eastAsia="SimHei"/>
+          <w:b w:val="0"/>
+          <w:i w:val="0"/>
+          <w:color w:val="000000"/>
+          <w:sz w:val="24"/>
         </w:rPr>
         <w:t xml:space="preserve">高保真模型（High-Fidelity）验证结果</w:t>
       </w:r>
@@ -2360,11 +3020,16 @@
           <w:p>
             <w:pPr>
               <w:pStyle w:val="Compact"/>
+              <w:spacing w:line="240" w:lineRule="auto" w:before="0" w:after="80"/>
+              <w:ind w:firstLine="0"/>
               <w:jc w:val="left"/>
             </w:pPr>
             <w:r>
               <w:rPr>
-                <w:rFonts w:ascii="Microsoft YaHei" w:hAnsi="Microsoft YaHei" w:eastAsia="Microsoft YaHei"/>
+                <w:rFonts w:ascii="Times New Roman" w:hAnsi="Times New Roman" w:eastAsia="SimSun"/>
+                <w:b w:val="0"/>
+                <w:color w:val="000000"/>
+                <w:sz w:val="21"/>
               </w:rPr>
               <w:t xml:space="preserve">方案</w:t>
             </w:r>
@@ -2375,11 +3040,16 @@
           <w:p>
             <w:pPr>
               <w:pStyle w:val="Compact"/>
+              <w:spacing w:line="240" w:lineRule="auto" w:before="0" w:after="80"/>
+              <w:ind w:firstLine="0"/>
               <w:jc w:val="right"/>
             </w:pPr>
             <w:r>
               <w:rPr>
-                <w:rFonts w:ascii="Microsoft YaHei" w:hAnsi="Microsoft YaHei" w:eastAsia="Microsoft YaHei"/>
+                <w:rFonts w:ascii="Times New Roman" w:hAnsi="Times New Roman" w:eastAsia="SimSun"/>
+                <w:b w:val="0"/>
+                <w:color w:val="000000"/>
+                <w:sz w:val="21"/>
               </w:rPr>
               <w:t xml:space="preserve">目标代价 J_hf （越小越好）</w:t>
             </w:r>
@@ -2390,11 +3060,16 @@
           <w:p>
             <w:pPr>
               <w:pStyle w:val="Compact"/>
+              <w:spacing w:line="240" w:lineRule="auto" w:before="0" w:after="80"/>
+              <w:ind w:firstLine="0"/>
               <w:jc w:val="right"/>
             </w:pPr>
             <w:r>
               <w:rPr>
-                <w:rFonts w:ascii="Microsoft YaHei" w:hAnsi="Microsoft YaHei" w:eastAsia="Microsoft YaHei"/>
+                <w:rFonts w:ascii="Times New Roman" w:hAnsi="Times New Roman" w:eastAsia="SimSun"/>
+                <w:b w:val="0"/>
+                <w:color w:val="000000"/>
+                <w:sz w:val="21"/>
               </w:rPr>
               <w:t xml:space="preserve">上升沿延迟 t_r (s)</w:t>
             </w:r>
@@ -2405,11 +3080,16 @@
           <w:p>
             <w:pPr>
               <w:pStyle w:val="Compact"/>
+              <w:spacing w:line="240" w:lineRule="auto" w:before="0" w:after="80"/>
+              <w:ind w:firstLine="0"/>
               <w:jc w:val="right"/>
             </w:pPr>
             <w:r>
               <w:rPr>
-                <w:rFonts w:ascii="Microsoft YaHei" w:hAnsi="Microsoft YaHei" w:eastAsia="Microsoft YaHei"/>
+                <w:rFonts w:ascii="Times New Roman" w:hAnsi="Times New Roman" w:eastAsia="SimSun"/>
+                <w:b w:val="0"/>
+                <w:color w:val="000000"/>
+                <w:sz w:val="21"/>
               </w:rPr>
               <w:t xml:space="preserve">稳态误差 e_ss (%)</w:t>
             </w:r>
@@ -2420,11 +3100,16 @@
           <w:p>
             <w:pPr>
               <w:pStyle w:val="Compact"/>
+              <w:spacing w:line="240" w:lineRule="auto" w:before="0" w:after="80"/>
+              <w:ind w:firstLine="0"/>
               <w:jc w:val="right"/>
             </w:pPr>
             <w:r>
               <w:rPr>
-                <w:rFonts w:ascii="Microsoft YaHei" w:hAnsi="Microsoft YaHei" w:eastAsia="Microsoft YaHei"/>
+                <w:rFonts w:ascii="Times New Roman" w:hAnsi="Times New Roman" w:eastAsia="SimSun"/>
+                <w:b w:val="0"/>
+                <w:color w:val="000000"/>
+                <w:sz w:val="21"/>
               </w:rPr>
               <w:t xml:space="preserve">超调 M_p (%)</w:t>
             </w:r>
@@ -2435,11 +3120,16 @@
           <w:p>
             <w:pPr>
               <w:pStyle w:val="Compact"/>
+              <w:spacing w:line="240" w:lineRule="auto" w:before="0" w:after="80"/>
+              <w:ind w:firstLine="0"/>
               <w:jc w:val="right"/>
             </w:pPr>
             <w:r>
               <w:rPr>
-                <w:rFonts w:ascii="Microsoft YaHei" w:hAnsi="Microsoft YaHei" w:eastAsia="Microsoft YaHei"/>
+                <w:rFonts w:ascii="Times New Roman" w:hAnsi="Times New Roman" w:eastAsia="SimSun"/>
+                <w:b w:val="0"/>
+                <w:color w:val="000000"/>
+                <w:sz w:val="21"/>
               </w:rPr>
               <w:t xml:space="preserve">控制量峰值 u_max（%）</w:t>
             </w:r>
@@ -2450,11 +3140,16 @@
           <w:p>
             <w:pPr>
               <w:pStyle w:val="Compact"/>
+              <w:spacing w:line="240" w:lineRule="auto" w:before="0" w:after="80"/>
+              <w:ind w:firstLine="0"/>
               <w:jc w:val="right"/>
             </w:pPr>
             <w:r>
               <w:rPr>
-                <w:rFonts w:ascii="Microsoft YaHei" w:hAnsi="Microsoft YaHei" w:eastAsia="Microsoft YaHei"/>
+                <w:rFonts w:ascii="Times New Roman" w:hAnsi="Times New Roman" w:eastAsia="SimSun"/>
+                <w:b w:val="0"/>
+                <w:color w:val="000000"/>
+                <w:sz w:val="21"/>
               </w:rPr>
               <w:t xml:space="preserve">饱和上限 u_sat（%）</w:t>
             </w:r>
@@ -2467,11 +3162,16 @@
           <w:p>
             <w:pPr>
               <w:pStyle w:val="Compact"/>
+              <w:spacing w:line="240" w:lineRule="auto" w:before="0" w:after="80"/>
+              <w:ind w:firstLine="0"/>
               <w:jc w:val="left"/>
             </w:pPr>
             <w:r>
               <w:rPr>
-                <w:rFonts w:ascii="Microsoft YaHei" w:hAnsi="Microsoft YaHei" w:eastAsia="Microsoft YaHei"/>
+                <w:rFonts w:ascii="Times New Roman" w:hAnsi="Times New Roman" w:eastAsia="SimSun"/>
+                <w:b w:val="0"/>
+                <w:color w:val="000000"/>
+                <w:sz w:val="21"/>
               </w:rPr>
               <w:t xml:space="preserve">S1</w:t>
             </w:r>
@@ -2482,11 +3182,16 @@
           <w:p>
             <w:pPr>
               <w:pStyle w:val="Compact"/>
+              <w:spacing w:line="240" w:lineRule="auto" w:before="0" w:after="80"/>
+              <w:ind w:firstLine="0"/>
               <w:jc w:val="right"/>
             </w:pPr>
             <w:r>
               <w:rPr>
-                <w:rFonts w:ascii="Microsoft YaHei" w:hAnsi="Microsoft YaHei" w:eastAsia="Microsoft YaHei"/>
+                <w:rFonts w:ascii="Times New Roman" w:hAnsi="Times New Roman" w:eastAsia="SimSun"/>
+                <w:b w:val="0"/>
+                <w:color w:val="000000"/>
+                <w:sz w:val="21"/>
               </w:rPr>
               <w:t xml:space="preserve">49</w:t>
             </w:r>
@@ -2497,11 +3202,16 @@
           <w:p>
             <w:pPr>
               <w:pStyle w:val="Compact"/>
+              <w:spacing w:line="240" w:lineRule="auto" w:before="0" w:after="80"/>
+              <w:ind w:firstLine="0"/>
               <w:jc w:val="right"/>
             </w:pPr>
             <w:r>
               <w:rPr>
-                <w:rFonts w:ascii="Microsoft YaHei" w:hAnsi="Microsoft YaHei" w:eastAsia="Microsoft YaHei"/>
+                <w:rFonts w:ascii="Times New Roman" w:hAnsi="Times New Roman" w:eastAsia="SimSun"/>
+                <w:b w:val="0"/>
+                <w:color w:val="000000"/>
+                <w:sz w:val="21"/>
               </w:rPr>
               <w:t xml:space="preserve">0.54</w:t>
             </w:r>
@@ -2512,11 +3222,16 @@
           <w:p>
             <w:pPr>
               <w:pStyle w:val="Compact"/>
+              <w:spacing w:line="240" w:lineRule="auto" w:before="0" w:after="80"/>
+              <w:ind w:firstLine="0"/>
               <w:jc w:val="right"/>
             </w:pPr>
             <w:r>
               <w:rPr>
-                <w:rFonts w:ascii="Microsoft YaHei" w:hAnsi="Microsoft YaHei" w:eastAsia="Microsoft YaHei"/>
+                <w:rFonts w:ascii="Times New Roman" w:hAnsi="Times New Roman" w:eastAsia="SimSun"/>
+                <w:b w:val="0"/>
+                <w:color w:val="000000"/>
+                <w:sz w:val="21"/>
               </w:rPr>
               <w:t xml:space="preserve">0.7</w:t>
             </w:r>
@@ -2527,11 +3242,16 @@
           <w:p>
             <w:pPr>
               <w:pStyle w:val="Compact"/>
+              <w:spacing w:line="240" w:lineRule="auto" w:before="0" w:after="80"/>
+              <w:ind w:firstLine="0"/>
               <w:jc w:val="right"/>
             </w:pPr>
             <w:r>
               <w:rPr>
-                <w:rFonts w:ascii="Microsoft YaHei" w:hAnsi="Microsoft YaHei" w:eastAsia="Microsoft YaHei"/>
+                <w:rFonts w:ascii="Times New Roman" w:hAnsi="Times New Roman" w:eastAsia="SimSun"/>
+                <w:b w:val="0"/>
+                <w:color w:val="000000"/>
+                <w:sz w:val="21"/>
               </w:rPr>
               <w:t xml:space="preserve">12.4</w:t>
             </w:r>
@@ -2542,11 +3262,16 @@
           <w:p>
             <w:pPr>
               <w:pStyle w:val="Compact"/>
+              <w:spacing w:line="240" w:lineRule="auto" w:before="0" w:after="80"/>
+              <w:ind w:firstLine="0"/>
               <w:jc w:val="right"/>
             </w:pPr>
             <w:r>
               <w:rPr>
-                <w:rFonts w:ascii="Microsoft YaHei" w:hAnsi="Microsoft YaHei" w:eastAsia="Microsoft YaHei"/>
+                <w:rFonts w:ascii="Times New Roman" w:hAnsi="Times New Roman" w:eastAsia="SimSun"/>
+                <w:b w:val="0"/>
+                <w:color w:val="000000"/>
+                <w:sz w:val="21"/>
               </w:rPr>
               <w:t xml:space="preserve">19.0</w:t>
             </w:r>
@@ -2557,11 +3282,16 @@
           <w:p>
             <w:pPr>
               <w:pStyle w:val="Compact"/>
+              <w:spacing w:line="240" w:lineRule="auto" w:before="0" w:after="80"/>
+              <w:ind w:firstLine="0"/>
               <w:jc w:val="right"/>
             </w:pPr>
             <w:r>
               <w:rPr>
-                <w:rFonts w:ascii="Microsoft YaHei" w:hAnsi="Microsoft YaHei" w:eastAsia="Microsoft YaHei"/>
+                <w:rFonts w:ascii="Times New Roman" w:hAnsi="Times New Roman" w:eastAsia="SimSun"/>
+                <w:b w:val="0"/>
+                <w:color w:val="000000"/>
+                <w:sz w:val="21"/>
               </w:rPr>
               <w:t xml:space="preserve">15</w:t>
             </w:r>
@@ -2574,11 +3304,16 @@
           <w:p>
             <w:pPr>
               <w:pStyle w:val="Compact"/>
+              <w:spacing w:line="240" w:lineRule="auto" w:before="0" w:after="80"/>
+              <w:ind w:firstLine="0"/>
               <w:jc w:val="left"/>
             </w:pPr>
             <w:r>
               <w:rPr>
-                <w:rFonts w:ascii="Microsoft YaHei" w:hAnsi="Microsoft YaHei" w:eastAsia="Microsoft YaHei"/>
+                <w:rFonts w:ascii="Times New Roman" w:hAnsi="Times New Roman" w:eastAsia="SimSun"/>
+                <w:b w:val="0"/>
+                <w:color w:val="000000"/>
+                <w:sz w:val="21"/>
               </w:rPr>
               <w:t xml:space="preserve">S2</w:t>
             </w:r>
@@ -2589,11 +3324,16 @@
           <w:p>
             <w:pPr>
               <w:pStyle w:val="Compact"/>
+              <w:spacing w:line="240" w:lineRule="auto" w:before="0" w:after="80"/>
+              <w:ind w:firstLine="0"/>
               <w:jc w:val="right"/>
             </w:pPr>
             <w:r>
               <w:rPr>
-                <w:rFonts w:ascii="Microsoft YaHei" w:hAnsi="Microsoft YaHei" w:eastAsia="Microsoft YaHei"/>
+                <w:rFonts w:ascii="Times New Roman" w:hAnsi="Times New Roman" w:eastAsia="SimSun"/>
+                <w:b w:val="0"/>
+                <w:color w:val="000000"/>
+                <w:sz w:val="21"/>
               </w:rPr>
               <w:t xml:space="preserve">55</w:t>
             </w:r>
@@ -2604,11 +3344,16 @@
           <w:p>
             <w:pPr>
               <w:pStyle w:val="Compact"/>
+              <w:spacing w:line="240" w:lineRule="auto" w:before="0" w:after="80"/>
+              <w:ind w:firstLine="0"/>
               <w:jc w:val="right"/>
             </w:pPr>
             <w:r>
               <w:rPr>
-                <w:rFonts w:ascii="Microsoft YaHei" w:hAnsi="Microsoft YaHei" w:eastAsia="Microsoft YaHei"/>
+                <w:rFonts w:ascii="Times New Roman" w:hAnsi="Times New Roman" w:eastAsia="SimSun"/>
+                <w:b w:val="0"/>
+                <w:color w:val="000000"/>
+                <w:sz w:val="21"/>
               </w:rPr>
               <w:t xml:space="preserve">0.48</w:t>
             </w:r>
@@ -2619,11 +3364,16 @@
           <w:p>
             <w:pPr>
               <w:pStyle w:val="Compact"/>
+              <w:spacing w:line="240" w:lineRule="auto" w:before="0" w:after="80"/>
+              <w:ind w:firstLine="0"/>
               <w:jc w:val="right"/>
             </w:pPr>
             <w:r>
               <w:rPr>
-                <w:rFonts w:ascii="Microsoft YaHei" w:hAnsi="Microsoft YaHei" w:eastAsia="Microsoft YaHei"/>
+                <w:rFonts w:ascii="Times New Roman" w:hAnsi="Times New Roman" w:eastAsia="SimSun"/>
+                <w:b w:val="0"/>
+                <w:color w:val="000000"/>
+                <w:sz w:val="21"/>
               </w:rPr>
               <w:t xml:space="preserve">0.9</w:t>
             </w:r>
@@ -2634,11 +3384,16 @@
           <w:p>
             <w:pPr>
               <w:pStyle w:val="Compact"/>
+              <w:spacing w:line="240" w:lineRule="auto" w:before="0" w:after="80"/>
+              <w:ind w:firstLine="0"/>
               <w:jc w:val="right"/>
             </w:pPr>
             <w:r>
               <w:rPr>
-                <w:rFonts w:ascii="Microsoft YaHei" w:hAnsi="Microsoft YaHei" w:eastAsia="Microsoft YaHei"/>
+                <w:rFonts w:ascii="Times New Roman" w:hAnsi="Times New Roman" w:eastAsia="SimSun"/>
+                <w:b w:val="0"/>
+                <w:color w:val="000000"/>
+                <w:sz w:val="21"/>
               </w:rPr>
               <w:t xml:space="preserve">8.1</w:t>
             </w:r>
@@ -2649,11 +3404,16 @@
           <w:p>
             <w:pPr>
               <w:pStyle w:val="Compact"/>
+              <w:spacing w:line="240" w:lineRule="auto" w:before="0" w:after="80"/>
+              <w:ind w:firstLine="0"/>
               <w:jc w:val="right"/>
             </w:pPr>
             <w:r>
               <w:rPr>
-                <w:rFonts w:ascii="Microsoft YaHei" w:hAnsi="Microsoft YaHei" w:eastAsia="Microsoft YaHei"/>
+                <w:rFonts w:ascii="Times New Roman" w:hAnsi="Times New Roman" w:eastAsia="SimSun"/>
+                <w:b w:val="0"/>
+                <w:color w:val="000000"/>
+                <w:sz w:val="21"/>
               </w:rPr>
               <w:t xml:space="preserve">13.5</w:t>
             </w:r>
@@ -2664,11 +3424,16 @@
           <w:p>
             <w:pPr>
               <w:pStyle w:val="Compact"/>
+              <w:spacing w:line="240" w:lineRule="auto" w:before="0" w:after="80"/>
+              <w:ind w:firstLine="0"/>
               <w:jc w:val="right"/>
             </w:pPr>
             <w:r>
               <w:rPr>
-                <w:rFonts w:ascii="Microsoft YaHei" w:hAnsi="Microsoft YaHei" w:eastAsia="Microsoft YaHei"/>
+                <w:rFonts w:ascii="Times New Roman" w:hAnsi="Times New Roman" w:eastAsia="SimSun"/>
+                <w:b w:val="0"/>
+                <w:color w:val="000000"/>
+                <w:sz w:val="21"/>
               </w:rPr>
               <w:t xml:space="preserve">15</w:t>
             </w:r>
@@ -2681,11 +3446,16 @@
           <w:p>
             <w:pPr>
               <w:pStyle w:val="Compact"/>
+              <w:spacing w:line="240" w:lineRule="auto" w:before="0" w:after="80"/>
+              <w:ind w:firstLine="0"/>
               <w:jc w:val="left"/>
             </w:pPr>
             <w:r>
               <w:rPr>
-                <w:rFonts w:ascii="Microsoft YaHei" w:hAnsi="Microsoft YaHei" w:eastAsia="Microsoft YaHei"/>
+                <w:rFonts w:ascii="Times New Roman" w:hAnsi="Times New Roman" w:eastAsia="SimSun"/>
+                <w:b w:val="0"/>
+                <w:color w:val="000000"/>
+                <w:sz w:val="21"/>
               </w:rPr>
               <w:t xml:space="preserve">S3</w:t>
             </w:r>
@@ -2696,11 +3466,16 @@
           <w:p>
             <w:pPr>
               <w:pStyle w:val="Compact"/>
+              <w:spacing w:line="240" w:lineRule="auto" w:before="0" w:after="80"/>
+              <w:ind w:firstLine="0"/>
               <w:jc w:val="right"/>
             </w:pPr>
             <w:r>
               <w:rPr>
-                <w:rFonts w:ascii="Microsoft YaHei" w:hAnsi="Microsoft YaHei" w:eastAsia="Microsoft YaHei"/>
+                <w:rFonts w:ascii="Times New Roman" w:hAnsi="Times New Roman" w:eastAsia="SimSun"/>
+                <w:b w:val="0"/>
+                <w:color w:val="000000"/>
+                <w:sz w:val="21"/>
               </w:rPr>
               <w:t xml:space="preserve">57</w:t>
             </w:r>
@@ -2711,11 +3486,16 @@
           <w:p>
             <w:pPr>
               <w:pStyle w:val="Compact"/>
+              <w:spacing w:line="240" w:lineRule="auto" w:before="0" w:after="80"/>
+              <w:ind w:firstLine="0"/>
               <w:jc w:val="right"/>
             </w:pPr>
             <w:r>
               <w:rPr>
-                <w:rFonts w:ascii="Microsoft YaHei" w:hAnsi="Microsoft YaHei" w:eastAsia="Microsoft YaHei"/>
+                <w:rFonts w:ascii="Times New Roman" w:hAnsi="Times New Roman" w:eastAsia="SimSun"/>
+                <w:b w:val="0"/>
+                <w:color w:val="000000"/>
+                <w:sz w:val="21"/>
               </w:rPr>
               <w:t xml:space="preserve">0.45</w:t>
             </w:r>
@@ -2726,11 +3506,16 @@
           <w:p>
             <w:pPr>
               <w:pStyle w:val="Compact"/>
+              <w:spacing w:line="240" w:lineRule="auto" w:before="0" w:after="80"/>
+              <w:ind w:firstLine="0"/>
               <w:jc w:val="right"/>
             </w:pPr>
             <w:r>
               <w:rPr>
-                <w:rFonts w:ascii="Microsoft YaHei" w:hAnsi="Microsoft YaHei" w:eastAsia="Microsoft YaHei"/>
+                <w:rFonts w:ascii="Times New Roman" w:hAnsi="Times New Roman" w:eastAsia="SimSun"/>
+                <w:b w:val="0"/>
+                <w:color w:val="000000"/>
+                <w:sz w:val="21"/>
               </w:rPr>
               <w:t xml:space="preserve">1.0</w:t>
             </w:r>
@@ -2741,11 +3526,16 @@
           <w:p>
             <w:pPr>
               <w:pStyle w:val="Compact"/>
+              <w:spacing w:line="240" w:lineRule="auto" w:before="0" w:after="80"/>
+              <w:ind w:firstLine="0"/>
               <w:jc w:val="right"/>
             </w:pPr>
             <w:r>
               <w:rPr>
-                <w:rFonts w:ascii="Microsoft YaHei" w:hAnsi="Microsoft YaHei" w:eastAsia="Microsoft YaHei"/>
+                <w:rFonts w:ascii="Times New Roman" w:hAnsi="Times New Roman" w:eastAsia="SimSun"/>
+                <w:b w:val="0"/>
+                <w:color w:val="000000"/>
+                <w:sz w:val="21"/>
               </w:rPr>
               <w:t xml:space="preserve">7.8</w:t>
             </w:r>
@@ -2756,11 +3546,16 @@
           <w:p>
             <w:pPr>
               <w:pStyle w:val="Compact"/>
+              <w:spacing w:line="240" w:lineRule="auto" w:before="0" w:after="80"/>
+              <w:ind w:firstLine="0"/>
               <w:jc w:val="right"/>
             </w:pPr>
             <w:r>
               <w:rPr>
-                <w:rFonts w:ascii="Microsoft YaHei" w:hAnsi="Microsoft YaHei" w:eastAsia="Microsoft YaHei"/>
+                <w:rFonts w:ascii="Times New Roman" w:hAnsi="Times New Roman" w:eastAsia="SimSun"/>
+                <w:b w:val="0"/>
+                <w:color w:val="000000"/>
+                <w:sz w:val="21"/>
               </w:rPr>
               <w:t xml:space="preserve">12.1</w:t>
             </w:r>
@@ -2771,11 +3566,16 @@
           <w:p>
             <w:pPr>
               <w:pStyle w:val="Compact"/>
+              <w:spacing w:line="240" w:lineRule="auto" w:before="0" w:after="80"/>
+              <w:ind w:firstLine="0"/>
               <w:jc w:val="right"/>
             </w:pPr>
             <w:r>
               <w:rPr>
-                <w:rFonts w:ascii="Microsoft YaHei" w:hAnsi="Microsoft YaHei" w:eastAsia="Microsoft YaHei"/>
+                <w:rFonts w:ascii="Times New Roman" w:hAnsi="Times New Roman" w:eastAsia="SimSun"/>
+                <w:b w:val="0"/>
+                <w:color w:val="000000"/>
+                <w:sz w:val="21"/>
               </w:rPr>
               <w:t xml:space="preserve">15</w:t>
             </w:r>
@@ -2786,61 +3586,90 @@
     <w:p>
       <w:pPr>
         <w:pStyle w:val="BodyText"/>
-      </w:pPr>
-      <w:r>
-        <w:rPr>
-          <w:rFonts w:ascii="Microsoft YaHei" w:hAnsi="Microsoft YaHei" w:eastAsia="Microsoft YaHei"/>
+        <w:spacing w:line="240" w:lineRule="auto" w:before="0" w:after="80"/>
+        <w:ind w:firstLine="480"/>
+      </w:pPr>
+      <w:r>
+        <w:rPr>
+          <w:rFonts w:ascii="Times New Roman" w:hAnsi="Times New Roman" w:eastAsia="SimSun"/>
+          <w:b w:val="0"/>
+          <w:color w:val="000000"/>
+          <w:sz w:val="24"/>
         </w:rPr>
         <w:t xml:space="preserve">高保真约束要求：</w:t>
       </w:r>
       <w:r>
         <w:rPr>
           <w:rStyle w:val="VerbatimChar"/>
-          <w:rFonts w:ascii="Microsoft YaHei" w:hAnsi="Microsoft YaHei" w:eastAsia="Microsoft YaHei"/>
+          <w:rFonts w:ascii="Times New Roman" w:hAnsi="Times New Roman" w:eastAsia="SimSun"/>
+          <w:b w:val="0"/>
+          <w:color w:val="000000"/>
+          <w:sz w:val="24"/>
         </w:rPr>
         <w:t xml:space="preserve">M_p &lt; 10%</w:t>
       </w:r>
       <w:r>
         <w:rPr>
-          <w:rFonts w:ascii="Microsoft YaHei" w:hAnsi="Microsoft YaHei" w:eastAsia="Microsoft YaHei"/>
+          <w:rFonts w:ascii="Times New Roman" w:hAnsi="Times New Roman" w:eastAsia="SimSun"/>
+          <w:b w:val="0"/>
+          <w:color w:val="000000"/>
+          <w:sz w:val="24"/>
         </w:rPr>
         <w:t xml:space="preserve">,</w:t>
       </w:r>
       <w:r>
         <w:rPr>
-          <w:rFonts w:ascii="Microsoft YaHei" w:hAnsi="Microsoft YaHei" w:eastAsia="Microsoft YaHei"/>
+          <w:rFonts w:ascii="Times New Roman" w:hAnsi="Times New Roman" w:eastAsia="SimSun"/>
+          <w:b w:val="0"/>
+          <w:color w:val="000000"/>
+          <w:sz w:val="24"/>
         </w:rPr>
         <w:t xml:space="preserve"> </w:t>
       </w:r>
       <w:r>
         <w:rPr>
           <w:rStyle w:val="VerbatimChar"/>
-          <w:rFonts w:ascii="Microsoft YaHei" w:hAnsi="Microsoft YaHei" w:eastAsia="Microsoft YaHei"/>
+          <w:rFonts w:ascii="Times New Roman" w:hAnsi="Times New Roman" w:eastAsia="SimSun"/>
+          <w:b w:val="0"/>
+          <w:color w:val="000000"/>
+          <w:sz w:val="24"/>
         </w:rPr>
         <w:t xml:space="preserve">t_r &lt; 0.6 s</w:t>
       </w:r>
       <w:r>
         <w:rPr>
-          <w:rFonts w:ascii="Microsoft YaHei" w:hAnsi="Microsoft YaHei" w:eastAsia="Microsoft YaHei"/>
+          <w:rFonts w:ascii="Times New Roman" w:hAnsi="Times New Roman" w:eastAsia="SimSun"/>
+          <w:b w:val="0"/>
+          <w:color w:val="000000"/>
+          <w:sz w:val="24"/>
         </w:rPr>
         <w:t xml:space="preserve">,</w:t>
       </w:r>
       <w:r>
         <w:rPr>
-          <w:rFonts w:ascii="Microsoft YaHei" w:hAnsi="Microsoft YaHei" w:eastAsia="Microsoft YaHei"/>
+          <w:rFonts w:ascii="Times New Roman" w:hAnsi="Times New Roman" w:eastAsia="SimSun"/>
+          <w:b w:val="0"/>
+          <w:color w:val="000000"/>
+          <w:sz w:val="24"/>
         </w:rPr>
         <w:t xml:space="preserve"> </w:t>
       </w:r>
       <w:r>
         <w:rPr>
           <w:rStyle w:val="VerbatimChar"/>
-          <w:rFonts w:ascii="Microsoft YaHei" w:hAnsi="Microsoft YaHei" w:eastAsia="Microsoft YaHei"/>
+          <w:rFonts w:ascii="Times New Roman" w:hAnsi="Times New Roman" w:eastAsia="SimSun"/>
+          <w:b w:val="0"/>
+          <w:color w:val="000000"/>
+          <w:sz w:val="24"/>
         </w:rPr>
         <w:t xml:space="preserve">|u| &lt;= u_sat</w:t>
       </w:r>
       <w:r>
         <w:rPr>
-          <w:rFonts w:ascii="Microsoft YaHei" w:hAnsi="Microsoft YaHei" w:eastAsia="Microsoft YaHei"/>
+          <w:rFonts w:ascii="Times New Roman" w:hAnsi="Times New Roman" w:eastAsia="SimSun"/>
+          <w:b w:val="0"/>
+          <w:color w:val="000000"/>
+          <w:sz w:val="24"/>
         </w:rPr>
         <w:t xml:space="preserve">。</w:t>
       </w:r>
@@ -2848,10 +3677,15 @@
     <w:p>
       <w:pPr>
         <w:pStyle w:val="BodyText"/>
-      </w:pPr>
-      <w:r>
-        <w:rPr>
-          <w:rFonts w:ascii="Microsoft YaHei" w:hAnsi="Microsoft YaHei" w:eastAsia="Microsoft YaHei"/>
+        <w:spacing w:line="240" w:lineRule="auto" w:before="0" w:after="80"/>
+        <w:ind w:firstLine="480"/>
+      </w:pPr>
+      <w:r>
+        <w:rPr>
+          <w:rFonts w:ascii="Times New Roman" w:hAnsi="Times New Roman" w:eastAsia="SimSun"/>
+          <w:b w:val="0"/>
+          <w:color w:val="000000"/>
+          <w:sz w:val="24"/>
         </w:rPr>
         <w:t xml:space="preserve">请回答以下问题：</w:t>
       </w:r>
@@ -2863,10 +3697,15 @@
           <w:numId w:val="1008"/>
         </w:numPr>
         <w:pStyle w:val="Compact"/>
-      </w:pPr>
-      <w:r>
-        <w:rPr>
-          <w:rFonts w:ascii="Microsoft YaHei" w:hAnsi="Microsoft YaHei" w:eastAsia="Microsoft YaHei"/>
+        <w:spacing w:line="240" w:lineRule="auto" w:before="0" w:after="80"/>
+        <w:ind w:firstLine="480"/>
+      </w:pPr>
+      <w:r>
+        <w:rPr>
+          <w:rFonts w:ascii="Times New Roman" w:hAnsi="Times New Roman" w:eastAsia="SimSun"/>
+          <w:b w:val="0"/>
+          <w:color w:val="000000"/>
+          <w:sz w:val="24"/>
         </w:rPr>
         <w:t xml:space="preserve">在迁移到工况 M 后，比较 S1、S2、S3 在辨识模型与高保真模型中的排序变化并给出排序结果（5分）。</w:t>
       </w:r>
@@ -2878,10 +3717,15 @@
           <w:numId w:val="1008"/>
         </w:numPr>
         <w:pStyle w:val="Compact"/>
-      </w:pPr>
-      <w:r>
-        <w:rPr>
-          <w:rFonts w:ascii="Microsoft YaHei" w:hAnsi="Microsoft YaHei" w:eastAsia="Microsoft YaHei"/>
+        <w:spacing w:line="240" w:lineRule="auto" w:before="0" w:after="80"/>
+        <w:ind w:firstLine="480"/>
+      </w:pPr>
+      <w:r>
+        <w:rPr>
+          <w:rFonts w:ascii="Times New Roman" w:hAnsi="Times New Roman" w:eastAsia="SimSun"/>
+          <w:b w:val="0"/>
+          <w:color w:val="000000"/>
+          <w:sz w:val="24"/>
         </w:rPr>
         <w:t xml:space="preserve">说明 S1 为何在高保真模型中失效，给出固定结构层面的证据（5分）。</w:t>
       </w:r>
@@ -2893,10 +3737,15 @@
           <w:numId w:val="1008"/>
         </w:numPr>
         <w:pStyle w:val="Compact"/>
-      </w:pPr>
-      <w:r>
-        <w:rPr>
-          <w:rFonts w:ascii="Microsoft YaHei" w:hAnsi="Microsoft YaHei" w:eastAsia="Microsoft YaHei"/>
+        <w:spacing w:line="240" w:lineRule="auto" w:before="0" w:after="80"/>
+        <w:ind w:firstLine="480"/>
+      </w:pPr>
+      <w:r>
+        <w:rPr>
+          <w:rFonts w:ascii="Times New Roman" w:hAnsi="Times New Roman" w:eastAsia="SimSun"/>
+          <w:b w:val="0"/>
+          <w:color w:val="000000"/>
+          <w:sz w:val="24"/>
         </w:rPr>
         <w:t xml:space="preserve">说明结构参数或边界如何限定“可迁移性”：哪些工况下该方案可直接移植，哪些工况下不建议直接沿用（10分）。</w:t>
       </w:r>
@@ -2907,10 +3756,15 @@
     <w:p>
       <w:pPr>
         <w:pStyle w:val="Heading2"/>
-      </w:pPr>
-      <w:r>
-        <w:rPr>
-          <w:rFonts w:ascii="Microsoft YaHei" w:hAnsi="Microsoft YaHei" w:eastAsia="Microsoft YaHei"/>
+        <w:spacing w:line="240" w:lineRule="auto" w:before="0" w:after="80"/>
+        <w:ind w:firstLine="0"/>
+      </w:pPr>
+      <w:r>
+        <w:rPr>
+          <w:rFonts w:ascii="Times New Roman" w:hAnsi="Times New Roman" w:eastAsia="SimSun"/>
+          <w:b/>
+          <w:color w:val="000000"/>
+          <w:sz w:val="28"/>
         </w:rPr>
         <w:t xml:space="preserve">T6-3 高保真验证下的多目标交付判断（20分）</w:t>
       </w:r>
@@ -2919,10 +3773,15 @@
     <w:p>
       <w:pPr>
         <w:pStyle w:val="Heading3"/>
-      </w:pPr>
-      <w:r>
-        <w:rPr>
-          <w:rFonts w:ascii="Microsoft YaHei" w:hAnsi="Microsoft YaHei" w:eastAsia="Microsoft YaHei"/>
+        <w:spacing w:line="240" w:lineRule="auto" w:before="0" w:after="80"/>
+        <w:ind w:firstLine="0"/>
+      </w:pPr>
+      <w:r>
+        <w:rPr>
+          <w:rFonts w:ascii="Times New Roman" w:hAnsi="Times New Roman" w:eastAsia="SimHei"/>
+          <w:b w:val="0"/>
+          <w:color w:val="000000"/>
+          <w:sz w:val="24"/>
         </w:rPr>
         <w:t xml:space="preserve">作业题</w:t>
       </w:r>
@@ -2930,24 +3789,35 @@
     <w:p>
       <w:pPr>
         <w:pStyle w:val="FirstParagraph"/>
-      </w:pPr>
-      <w:r>
-        <w:rPr>
-          <w:rFonts w:ascii="Microsoft YaHei" w:hAnsi="Microsoft YaHei" w:eastAsia="Microsoft YaHei"/>
+        <w:spacing w:line="240" w:lineRule="auto" w:before="0" w:after="80"/>
+        <w:ind w:firstLine="480"/>
+      </w:pPr>
+      <w:r>
+        <w:rPr>
+          <w:rFonts w:ascii="Times New Roman" w:hAnsi="Times New Roman" w:eastAsia="SimSun"/>
+          <w:b w:val="0"/>
+          <w:color w:val="000000"/>
+          <w:sz w:val="24"/>
         </w:rPr>
         <w:t xml:space="preserve">某液位控制系统拟定三个有限候选控制方案 A/B/C，用于单回路液位调节。请基于给定的硬约束、模型来源与高保真验证证据，判断每个候选方案的交付状态：</w:t>
       </w:r>
       <w:r>
         <w:rPr>
           <w:bCs/>
-          <w:rFonts w:ascii="Microsoft YaHei" w:hAnsi="Microsoft YaHei" w:eastAsia="Microsoft YaHei"/>
-          <w:b/>
+          <w:rFonts w:ascii="Times New Roman" w:hAnsi="Times New Roman" w:eastAsia="SimHei"/>
+          <w:b w:val="0"/>
+          <w:i w:val="0"/>
+          <w:color w:val="000000"/>
+          <w:sz w:val="24"/>
         </w:rPr>
         <w:t xml:space="preserve">可交付 / 需修正 / 只能保留为候选</w:t>
       </w:r>
       <w:r>
         <w:rPr>
-          <w:rFonts w:ascii="Microsoft YaHei" w:hAnsi="Microsoft YaHei" w:eastAsia="Microsoft YaHei"/>
+          <w:rFonts w:ascii="Times New Roman" w:hAnsi="Times New Roman" w:eastAsia="SimSun"/>
+          <w:b w:val="0"/>
+          <w:color w:val="000000"/>
+          <w:sz w:val="24"/>
         </w:rPr>
         <w:t xml:space="preserve">。并说明判断依据（取舍逻辑必须关联硬约束、扰动/噪声证据与模型来源）。</w:t>
       </w:r>
@@ -2959,10 +3829,15 @@
           <w:numId w:val="1009"/>
         </w:numPr>
         <w:pStyle w:val="Compact"/>
-      </w:pPr>
-      <w:r>
-        <w:rPr>
-          <w:rFonts w:ascii="Microsoft YaHei" w:hAnsi="Microsoft YaHei" w:eastAsia="Microsoft YaHei"/>
+        <w:spacing w:line="240" w:lineRule="auto" w:before="0" w:after="80"/>
+        <w:ind w:firstLine="480"/>
+      </w:pPr>
+      <w:r>
+        <w:rPr>
+          <w:rFonts w:ascii="Times New Roman" w:hAnsi="Times New Roman" w:eastAsia="SimSun"/>
+          <w:b w:val="0"/>
+          <w:color w:val="000000"/>
+          <w:sz w:val="24"/>
         </w:rPr>
         <w:t xml:space="preserve">总任务：</w:t>
       </w:r>
@@ -2974,10 +3849,15 @@
           <w:numId w:val="1010"/>
         </w:numPr>
         <w:pStyle w:val="Compact"/>
-      </w:pPr>
-      <w:r>
-        <w:rPr>
-          <w:rFonts w:ascii="Microsoft YaHei" w:hAnsi="Microsoft YaHei" w:eastAsia="Microsoft YaHei"/>
+        <w:spacing w:line="240" w:lineRule="auto" w:before="0" w:after="80"/>
+        <w:ind w:firstLine="480"/>
+      </w:pPr>
+      <w:r>
+        <w:rPr>
+          <w:rFonts w:ascii="Times New Roman" w:hAnsi="Times New Roman" w:eastAsia="SimSun"/>
+          <w:b w:val="0"/>
+          <w:color w:val="000000"/>
+          <w:sz w:val="24"/>
         </w:rPr>
         <w:t xml:space="preserve">不要求重新优化算法，不要求设计新方法。</w:t>
       </w:r>
@@ -2989,10 +3869,15 @@
           <w:numId w:val="1010"/>
         </w:numPr>
         <w:pStyle w:val="Compact"/>
-      </w:pPr>
-      <w:r>
-        <w:rPr>
-          <w:rFonts w:ascii="Microsoft YaHei" w:hAnsi="Microsoft YaHei" w:eastAsia="Microsoft YaHei"/>
+        <w:spacing w:line="240" w:lineRule="auto" w:before="0" w:after="80"/>
+        <w:ind w:firstLine="480"/>
+      </w:pPr>
+      <w:r>
+        <w:rPr>
+          <w:rFonts w:ascii="Times New Roman" w:hAnsi="Times New Roman" w:eastAsia="SimSun"/>
+          <w:b w:val="0"/>
+          <w:color w:val="000000"/>
+          <w:sz w:val="24"/>
         </w:rPr>
         <w:t xml:space="preserve">只能基于下表已有数据做交付判断。</w:t>
       </w:r>
@@ -3004,10 +3889,15 @@
           <w:numId w:val="1010"/>
         </w:numPr>
         <w:pStyle w:val="Compact"/>
-      </w:pPr>
-      <w:r>
-        <w:rPr>
-          <w:rFonts w:ascii="Microsoft YaHei" w:hAnsi="Microsoft YaHei" w:eastAsia="Microsoft YaHei"/>
+        <w:spacing w:line="240" w:lineRule="auto" w:before="0" w:after="80"/>
+        <w:ind w:firstLine="480"/>
+      </w:pPr>
+      <w:r>
+        <w:rPr>
+          <w:rFonts w:ascii="Times New Roman" w:hAnsi="Times New Roman" w:eastAsia="SimSun"/>
+          <w:b w:val="0"/>
+          <w:color w:val="000000"/>
+          <w:sz w:val="24"/>
         </w:rPr>
         <w:t xml:space="preserve">不允许将模块5方法用于修补。</w:t>
       </w:r>
@@ -3019,10 +3909,15 @@
           <w:numId w:val="1009"/>
         </w:numPr>
         <w:pStyle w:val="Compact"/>
-      </w:pPr>
-      <w:r>
-        <w:rPr>
-          <w:rFonts w:ascii="Microsoft YaHei" w:hAnsi="Microsoft YaHei" w:eastAsia="Microsoft YaHei"/>
+        <w:spacing w:line="240" w:lineRule="auto" w:before="0" w:after="80"/>
+        <w:ind w:firstLine="480"/>
+      </w:pPr>
+      <w:r>
+        <w:rPr>
+          <w:rFonts w:ascii="Times New Roman" w:hAnsi="Times New Roman" w:eastAsia="SimSun"/>
+          <w:b w:val="0"/>
+          <w:color w:val="000000"/>
+          <w:sz w:val="24"/>
         </w:rPr>
         <w:t xml:space="preserve">课程单元要求：</w:t>
       </w:r>
@@ -3034,10 +3929,15 @@
           <w:numId w:val="1011"/>
         </w:numPr>
         <w:pStyle w:val="Compact"/>
-      </w:pPr>
-      <w:r>
-        <w:rPr>
-          <w:rFonts w:ascii="Microsoft YaHei" w:hAnsi="Microsoft YaHei" w:eastAsia="Microsoft YaHei"/>
+        <w:spacing w:line="240" w:lineRule="auto" w:before="0" w:after="80"/>
+        <w:ind w:firstLine="480"/>
+      </w:pPr>
+      <w:r>
+        <w:rPr>
+          <w:rFonts w:ascii="Times New Roman" w:hAnsi="Times New Roman" w:eastAsia="SimSun"/>
+          <w:b w:val="0"/>
+          <w:color w:val="000000"/>
+          <w:sz w:val="24"/>
         </w:rPr>
         <w:t xml:space="preserve">识别并区分模型来源（简化模型 / 辨识模型 / 高保真模型）。</w:t>
       </w:r>
@@ -3049,10 +3949,15 @@
           <w:numId w:val="1011"/>
         </w:numPr>
         <w:pStyle w:val="Compact"/>
-      </w:pPr>
-      <w:r>
-        <w:rPr>
-          <w:rFonts w:ascii="Microsoft YaHei" w:hAnsi="Microsoft YaHei" w:eastAsia="Microsoft YaHei"/>
+        <w:spacing w:line="240" w:lineRule="auto" w:before="0" w:after="80"/>
+        <w:ind w:firstLine="480"/>
+      </w:pPr>
+      <w:r>
+        <w:rPr>
+          <w:rFonts w:ascii="Times New Roman" w:hAnsi="Times New Roman" w:eastAsia="SimSun"/>
+          <w:b w:val="0"/>
+          <w:color w:val="000000"/>
+          <w:sz w:val="24"/>
         </w:rPr>
         <w:t xml:space="preserve">结合扰动、噪声与不确定性验证结果。</w:t>
       </w:r>
@@ -3064,10 +3969,15 @@
           <w:numId w:val="1011"/>
         </w:numPr>
         <w:pStyle w:val="Compact"/>
-      </w:pPr>
-      <w:r>
-        <w:rPr>
-          <w:rFonts w:ascii="Microsoft YaHei" w:hAnsi="Microsoft YaHei" w:eastAsia="Microsoft YaHei"/>
+        <w:spacing w:line="240" w:lineRule="auto" w:before="0" w:after="80"/>
+        <w:ind w:firstLine="480"/>
+      </w:pPr>
+      <w:r>
+        <w:rPr>
+          <w:rFonts w:ascii="Times New Roman" w:hAnsi="Times New Roman" w:eastAsia="SimSun"/>
+          <w:b w:val="0"/>
+          <w:color w:val="000000"/>
+          <w:sz w:val="24"/>
         </w:rPr>
         <w:t xml:space="preserve">做出分类判断并给出可追踪依据。</w:t>
       </w:r>
@@ -3075,12 +3985,17 @@
     <w:p>
       <w:pPr>
         <w:pStyle w:val="FirstParagraph"/>
+        <w:spacing w:line="240" w:lineRule="auto" w:before="0" w:after="80"/>
+        <w:ind w:firstLine="480"/>
       </w:pPr>
       <w:r>
         <w:rPr>
           <w:bCs/>
-          <w:rFonts w:ascii="Microsoft YaHei" w:hAnsi="Microsoft YaHei" w:eastAsia="Microsoft YaHei"/>
-          <w:b/>
+          <w:rFonts w:ascii="Times New Roman" w:hAnsi="Times New Roman" w:eastAsia="SimHei"/>
+          <w:b w:val="0"/>
+          <w:i w:val="0"/>
+          <w:color w:val="000000"/>
+          <w:sz w:val="24"/>
         </w:rPr>
         <w:t xml:space="preserve">不可放宽硬约束（全部课题共用）</w:t>
       </w:r>
@@ -3092,10 +4007,15 @@
           <w:numId w:val="1012"/>
         </w:numPr>
         <w:pStyle w:val="Compact"/>
-      </w:pPr>
-      <w:r>
-        <w:rPr>
-          <w:rFonts w:ascii="Microsoft YaHei" w:hAnsi="Microsoft YaHei" w:eastAsia="Microsoft YaHei"/>
+        <w:spacing w:line="240" w:lineRule="auto" w:before="0" w:after="80"/>
+        <w:ind w:firstLine="480"/>
+      </w:pPr>
+      <w:r>
+        <w:rPr>
+          <w:rFonts w:ascii="Times New Roman" w:hAnsi="Times New Roman" w:eastAsia="SimSun"/>
+          <w:b w:val="0"/>
+          <w:color w:val="000000"/>
+          <w:sz w:val="24"/>
         </w:rPr>
         <w:t xml:space="preserve">峰值超调：</w:t>
       </w:r>
@@ -3136,10 +4056,15 @@
           <w:numId w:val="1012"/>
         </w:numPr>
         <w:pStyle w:val="Compact"/>
-      </w:pPr>
-      <w:r>
-        <w:rPr>
-          <w:rFonts w:ascii="Microsoft YaHei" w:hAnsi="Microsoft YaHei" w:eastAsia="Microsoft YaHei"/>
+        <w:spacing w:line="240" w:lineRule="auto" w:before="0" w:after="80"/>
+        <w:ind w:firstLine="480"/>
+      </w:pPr>
+      <w:r>
+        <w:rPr>
+          <w:rFonts w:ascii="Times New Roman" w:hAnsi="Times New Roman" w:eastAsia="SimSun"/>
+          <w:b w:val="0"/>
+          <w:color w:val="000000"/>
+          <w:sz w:val="24"/>
         </w:rPr>
         <w:t xml:space="preserve">稳态误差：</w:t>
       </w:r>
@@ -3193,10 +4118,15 @@
           <w:numId w:val="1012"/>
         </w:numPr>
         <w:pStyle w:val="Compact"/>
-      </w:pPr>
-      <w:r>
-        <w:rPr>
-          <w:rFonts w:ascii="Microsoft YaHei" w:hAnsi="Microsoft YaHei" w:eastAsia="Microsoft YaHei"/>
+        <w:spacing w:line="240" w:lineRule="auto" w:before="0" w:after="80"/>
+        <w:ind w:firstLine="480"/>
+      </w:pPr>
+      <w:r>
+        <w:rPr>
+          <w:rFonts w:ascii="Times New Roman" w:hAnsi="Times New Roman" w:eastAsia="SimSun"/>
+          <w:b w:val="0"/>
+          <w:color w:val="000000"/>
+          <w:sz w:val="24"/>
         </w:rPr>
         <w:t xml:space="preserve">稳定上升沿时间：</w:t>
       </w:r>
@@ -3241,10 +4171,15 @@
           <w:numId w:val="1012"/>
         </w:numPr>
         <w:pStyle w:val="Compact"/>
-      </w:pPr>
-      <w:r>
-        <w:rPr>
-          <w:rFonts w:ascii="Microsoft YaHei" w:hAnsi="Microsoft YaHei" w:eastAsia="Microsoft YaHei"/>
+        <w:spacing w:line="240" w:lineRule="auto" w:before="0" w:after="80"/>
+        <w:ind w:firstLine="480"/>
+      </w:pPr>
+      <w:r>
+        <w:rPr>
+          <w:rFonts w:ascii="Times New Roman" w:hAnsi="Times New Roman" w:eastAsia="SimSun"/>
+          <w:b w:val="0"/>
+          <w:color w:val="000000"/>
+          <w:sz w:val="24"/>
         </w:rPr>
         <w:t xml:space="preserve">执行机构限幅：</w:t>
       </w:r>
@@ -3288,12 +4223,17 @@
     <w:p>
       <w:pPr>
         <w:pStyle w:val="FirstParagraph"/>
+        <w:spacing w:line="240" w:lineRule="auto" w:before="0" w:after="80"/>
+        <w:ind w:firstLine="480"/>
       </w:pPr>
       <w:r>
         <w:rPr>
           <w:bCs/>
-          <w:rFonts w:ascii="Microsoft YaHei" w:hAnsi="Microsoft YaHei" w:eastAsia="Microsoft YaHei"/>
-          <w:b/>
+          <w:rFonts w:ascii="Times New Roman" w:hAnsi="Times New Roman" w:eastAsia="SimHei"/>
+          <w:b w:val="0"/>
+          <w:i w:val="0"/>
+          <w:color w:val="000000"/>
+          <w:sz w:val="24"/>
         </w:rPr>
         <w:t xml:space="preserve">高保真扰动与噪声试验条件（判定依据）</w:t>
       </w:r>
@@ -3305,16 +4245,24 @@
           <w:numId w:val="1013"/>
         </w:numPr>
         <w:pStyle w:val="Compact"/>
-      </w:pPr>
-      <w:r>
-        <w:rPr>
-          <w:rFonts w:ascii="Microsoft YaHei" w:hAnsi="Microsoft YaHei" w:eastAsia="Microsoft YaHei"/>
+        <w:spacing w:line="240" w:lineRule="auto" w:before="0" w:after="80"/>
+        <w:ind w:firstLine="480"/>
+      </w:pPr>
+      <w:r>
+        <w:rPr>
+          <w:rFonts w:ascii="Times New Roman" w:hAnsi="Times New Roman" w:eastAsia="SimSun"/>
+          <w:b w:val="0"/>
+          <w:color w:val="000000"/>
+          <w:sz w:val="24"/>
         </w:rPr>
         <w:t xml:space="preserve">扰动：负载扰动</w:t>
       </w:r>
       <w:r>
         <w:rPr>
-          <w:rFonts w:ascii="Microsoft YaHei" w:hAnsi="Microsoft YaHei" w:eastAsia="Microsoft YaHei"/>
+          <w:rFonts w:ascii="Times New Roman" w:hAnsi="Times New Roman" w:eastAsia="SimSun"/>
+          <w:b w:val="0"/>
+          <w:color w:val="000000"/>
+          <w:sz w:val="24"/>
         </w:rPr>
         <w:t xml:space="preserve"> </w:t>
       </w:r>
@@ -3355,16 +4303,24 @@
           <w:numId w:val="1013"/>
         </w:numPr>
         <w:pStyle w:val="Compact"/>
-      </w:pPr>
-      <w:r>
-        <w:rPr>
-          <w:rFonts w:ascii="Microsoft YaHei" w:hAnsi="Microsoft YaHei" w:eastAsia="Microsoft YaHei"/>
+        <w:spacing w:line="240" w:lineRule="auto" w:before="0" w:after="80"/>
+        <w:ind w:firstLine="480"/>
+      </w:pPr>
+      <w:r>
+        <w:rPr>
+          <w:rFonts w:ascii="Times New Roman" w:hAnsi="Times New Roman" w:eastAsia="SimSun"/>
+          <w:b w:val="0"/>
+          <w:color w:val="000000"/>
+          <w:sz w:val="24"/>
         </w:rPr>
         <w:t xml:space="preserve">噪声：传感噪声标准差</w:t>
       </w:r>
       <w:r>
         <w:rPr>
-          <w:rFonts w:ascii="Microsoft YaHei" w:hAnsi="Microsoft YaHei" w:eastAsia="Microsoft YaHei"/>
+          <w:rFonts w:ascii="Times New Roman" w:hAnsi="Times New Roman" w:eastAsia="SimSun"/>
+          <w:b w:val="0"/>
+          <w:color w:val="000000"/>
+          <w:sz w:val="24"/>
         </w:rPr>
         <w:t xml:space="preserve"> </w:t>
       </w:r>
@@ -3393,7 +4349,10 @@
       </m:oMath>
       <w:r>
         <w:rPr>
-          <w:rFonts w:ascii="Microsoft YaHei" w:hAnsi="Microsoft YaHei" w:eastAsia="Microsoft YaHei"/>
+          <w:rFonts w:ascii="Times New Roman" w:hAnsi="Times New Roman" w:eastAsia="SimSun"/>
+          <w:b w:val="0"/>
+          <w:color w:val="000000"/>
+          <w:sz w:val="24"/>
         </w:rPr>
         <w:t xml:space="preserve">（量纲一化）</w:t>
       </w:r>
@@ -3405,16 +4364,24 @@
           <w:numId w:val="1013"/>
         </w:numPr>
         <w:pStyle w:val="Compact"/>
-      </w:pPr>
-      <w:r>
-        <w:rPr>
-          <w:rFonts w:ascii="Microsoft YaHei" w:hAnsi="Microsoft YaHei" w:eastAsia="Microsoft YaHei"/>
+        <w:spacing w:line="240" w:lineRule="auto" w:before="0" w:after="80"/>
+        <w:ind w:firstLine="480"/>
+      </w:pPr>
+      <w:r>
+        <w:rPr>
+          <w:rFonts w:ascii="Times New Roman" w:hAnsi="Times New Roman" w:eastAsia="SimSun"/>
+          <w:b w:val="0"/>
+          <w:color w:val="000000"/>
+          <w:sz w:val="24"/>
         </w:rPr>
         <w:t xml:space="preserve">高频未建模动态：执行机构滞后</w:t>
       </w:r>
       <w:r>
         <w:rPr>
-          <w:rFonts w:ascii="Microsoft YaHei" w:hAnsi="Microsoft YaHei" w:eastAsia="Microsoft YaHei"/>
+          <w:rFonts w:ascii="Times New Roman" w:hAnsi="Times New Roman" w:eastAsia="SimSun"/>
+          <w:b w:val="0"/>
+          <w:color w:val="000000"/>
+          <w:sz w:val="24"/>
         </w:rPr>
         <w:t xml:space="preserve"> </w:t>
       </w:r>
@@ -3435,13 +4402,19 @@
       </m:oMath>
       <w:r>
         <w:rPr>
-          <w:rFonts w:ascii="Microsoft YaHei" w:hAnsi="Microsoft YaHei" w:eastAsia="Microsoft YaHei"/>
+          <w:rFonts w:ascii="Times New Roman" w:hAnsi="Times New Roman" w:eastAsia="SimSun"/>
+          <w:b w:val="0"/>
+          <w:color w:val="000000"/>
+          <w:sz w:val="24"/>
         </w:rPr>
         <w:t xml:space="preserve"> </w:t>
       </w:r>
       <w:r>
         <w:rPr>
-          <w:rFonts w:ascii="Microsoft YaHei" w:hAnsi="Microsoft YaHei" w:eastAsia="Microsoft YaHei"/>
+          <w:rFonts w:ascii="Times New Roman" w:hAnsi="Times New Roman" w:eastAsia="SimSun"/>
+          <w:b w:val="0"/>
+          <w:color w:val="000000"/>
+          <w:sz w:val="24"/>
         </w:rPr>
         <w:t xml:space="preserve">+ 轻微摩擦项</w:t>
       </w:r>
@@ -3449,12 +4422,17 @@
     <w:p>
       <w:pPr>
         <w:pStyle w:val="FirstParagraph"/>
+        <w:spacing w:line="240" w:lineRule="auto" w:before="0" w:after="80"/>
+        <w:ind w:firstLine="480"/>
       </w:pPr>
       <w:r>
         <w:rPr>
           <w:bCs/>
-          <w:rFonts w:ascii="Microsoft YaHei" w:hAnsi="Microsoft YaHei" w:eastAsia="Microsoft YaHei"/>
-          <w:b/>
+          <w:rFonts w:ascii="Times New Roman" w:hAnsi="Times New Roman" w:eastAsia="SimHei"/>
+          <w:b w:val="0"/>
+          <w:i w:val="0"/>
+          <w:color w:val="000000"/>
+          <w:sz w:val="24"/>
         </w:rPr>
         <w:t xml:space="preserve">候选方案与证据</w:t>
       </w:r>
@@ -3483,11 +4461,16 @@
           <w:p>
             <w:pPr>
               <w:pStyle w:val="Compact"/>
+              <w:spacing w:line="240" w:lineRule="auto" w:before="0" w:after="80"/>
+              <w:ind w:firstLine="0"/>
               <w:jc w:val="left"/>
             </w:pPr>
             <w:r>
               <w:rPr>
-                <w:rFonts w:ascii="Microsoft YaHei" w:hAnsi="Microsoft YaHei" w:eastAsia="Microsoft YaHei"/>
+                <w:rFonts w:ascii="Times New Roman" w:hAnsi="Times New Roman" w:eastAsia="SimSun"/>
+                <w:b w:val="0"/>
+                <w:color w:val="000000"/>
+                <w:sz w:val="21"/>
               </w:rPr>
               <w:t xml:space="preserve">方案</w:t>
             </w:r>
@@ -3498,11 +4481,16 @@
           <w:p>
             <w:pPr>
               <w:pStyle w:val="Compact"/>
+              <w:spacing w:line="240" w:lineRule="auto" w:before="0" w:after="80"/>
+              <w:ind w:firstLine="0"/>
               <w:jc w:val="left"/>
             </w:pPr>
             <w:r>
               <w:rPr>
-                <w:rFonts w:ascii="Microsoft YaHei" w:hAnsi="Microsoft YaHei" w:eastAsia="Microsoft YaHei"/>
+                <w:rFonts w:ascii="Times New Roman" w:hAnsi="Times New Roman" w:eastAsia="SimSun"/>
+                <w:b w:val="0"/>
+                <w:color w:val="000000"/>
+                <w:sz w:val="21"/>
               </w:rPr>
               <w:t xml:space="preserve">简化模型来源</w:t>
             </w:r>
@@ -3513,11 +4501,16 @@
           <w:p>
             <w:pPr>
               <w:pStyle w:val="Compact"/>
+              <w:spacing w:line="240" w:lineRule="auto" w:before="0" w:after="80"/>
+              <w:ind w:firstLine="0"/>
               <w:jc w:val="left"/>
             </w:pPr>
             <w:r>
               <w:rPr>
-                <w:rFonts w:ascii="Microsoft YaHei" w:hAnsi="Microsoft YaHei" w:eastAsia="Microsoft YaHei"/>
+                <w:rFonts w:ascii="Times New Roman" w:hAnsi="Times New Roman" w:eastAsia="SimSun"/>
+                <w:b w:val="0"/>
+                <w:color w:val="000000"/>
+                <w:sz w:val="21"/>
               </w:rPr>
               <w:t xml:space="preserve">辨识模型来源</w:t>
             </w:r>
@@ -3528,11 +4521,16 @@
           <w:p>
             <w:pPr>
               <w:pStyle w:val="Compact"/>
+              <w:spacing w:line="240" w:lineRule="auto" w:before="0" w:after="80"/>
+              <w:ind w:firstLine="0"/>
               <w:jc w:val="left"/>
             </w:pPr>
             <w:r>
               <w:rPr>
-                <w:rFonts w:ascii="Microsoft YaHei" w:hAnsi="Microsoft YaHei" w:eastAsia="Microsoft YaHei"/>
+                <w:rFonts w:ascii="Times New Roman" w:hAnsi="Times New Roman" w:eastAsia="SimSun"/>
+                <w:b w:val="0"/>
+                <w:color w:val="000000"/>
+                <w:sz w:val="21"/>
               </w:rPr>
               <w:t xml:space="preserve">高保真模型来源</w:t>
             </w:r>
@@ -3543,11 +4541,16 @@
           <w:p>
             <w:pPr>
               <w:pStyle w:val="Compact"/>
+              <w:spacing w:line="240" w:lineRule="auto" w:before="0" w:after="80"/>
+              <w:ind w:firstLine="0"/>
               <w:jc w:val="left"/>
             </w:pPr>
             <w:r>
               <w:rPr>
-                <w:rFonts w:ascii="Microsoft YaHei" w:hAnsi="Microsoft YaHei" w:eastAsia="Microsoft YaHei"/>
+                <w:rFonts w:ascii="Times New Roman" w:hAnsi="Times New Roman" w:eastAsia="SimSun"/>
+                <w:b w:val="0"/>
+                <w:color w:val="000000"/>
+                <w:sz w:val="21"/>
               </w:rPr>
               <w:t xml:space="preserve">指标及结果</w:t>
             </w:r>
@@ -3560,11 +4563,16 @@
           <w:p>
             <w:pPr>
               <w:pStyle w:val="Compact"/>
+              <w:spacing w:line="240" w:lineRule="auto" w:before="0" w:after="80"/>
+              <w:ind w:firstLine="0"/>
               <w:jc w:val="left"/>
             </w:pPr>
             <w:r>
               <w:rPr>
-                <w:rFonts w:ascii="Microsoft YaHei" w:hAnsi="Microsoft YaHei" w:eastAsia="Microsoft YaHei"/>
+                <w:rFonts w:ascii="Times New Roman" w:hAnsi="Times New Roman" w:eastAsia="SimSun"/>
+                <w:b w:val="0"/>
+                <w:color w:val="000000"/>
+                <w:sz w:val="21"/>
               </w:rPr>
               <w:t xml:space="preserve">A</w:t>
             </w:r>
@@ -3575,11 +4583,16 @@
           <w:p>
             <w:pPr>
               <w:pStyle w:val="Compact"/>
+              <w:spacing w:line="240" w:lineRule="auto" w:before="0" w:after="80"/>
+              <w:ind w:firstLine="0"/>
               <w:jc w:val="left"/>
             </w:pPr>
             <w:r>
               <w:rPr>
-                <w:rFonts w:ascii="Microsoft YaHei" w:hAnsi="Microsoft YaHei" w:eastAsia="Microsoft YaHei"/>
+                <w:rFonts w:ascii="Times New Roman" w:hAnsi="Times New Roman" w:eastAsia="SimSun"/>
+                <w:b w:val="0"/>
+                <w:color w:val="000000"/>
+                <w:sz w:val="21"/>
               </w:rPr>
               <w:t xml:space="preserve">二阶等效模型（主导共轭实根）</w:t>
             </w:r>
@@ -3590,11 +4603,16 @@
           <w:p>
             <w:pPr>
               <w:pStyle w:val="Compact"/>
+              <w:spacing w:line="240" w:lineRule="auto" w:before="0" w:after="80"/>
+              <w:ind w:firstLine="0"/>
               <w:jc w:val="left"/>
             </w:pPr>
             <w:r>
               <w:rPr>
-                <w:rFonts w:ascii="Microsoft YaHei" w:hAnsi="Microsoft YaHei" w:eastAsia="Microsoft YaHei"/>
+                <w:rFonts w:ascii="Times New Roman" w:hAnsi="Times New Roman" w:eastAsia="SimSun"/>
+                <w:b w:val="0"/>
+                <w:color w:val="000000"/>
+                <w:sz w:val="21"/>
               </w:rPr>
               <w:t xml:space="preserve">ARX 辨识（5 Hz 采样）</w:t>
             </w:r>
@@ -3605,11 +4623,16 @@
           <w:p>
             <w:pPr>
               <w:pStyle w:val="Compact"/>
+              <w:spacing w:line="240" w:lineRule="auto" w:before="0" w:after="80"/>
+              <w:ind w:firstLine="0"/>
               <w:jc w:val="left"/>
             </w:pPr>
             <w:r>
               <w:rPr>
-                <w:rFonts w:ascii="Microsoft YaHei" w:hAnsi="Microsoft YaHei" w:eastAsia="Microsoft YaHei"/>
+                <w:rFonts w:ascii="Times New Roman" w:hAnsi="Times New Roman" w:eastAsia="SimSun"/>
+                <w:b w:val="0"/>
+                <w:color w:val="000000"/>
+                <w:sz w:val="21"/>
               </w:rPr>
               <w:t xml:space="preserve">非线性液位机理模型 + 饱和+摩擦 + 噪声</w:t>
             </w:r>
@@ -3620,11 +4643,16 @@
           <w:p>
             <w:pPr>
               <w:pStyle w:val="Compact"/>
+              <w:spacing w:line="240" w:lineRule="auto" w:before="0" w:after="80"/>
+              <w:ind w:firstLine="0"/>
               <w:jc w:val="left"/>
             </w:pPr>
             <w:r>
               <w:rPr>
-                <w:rFonts w:ascii="Microsoft YaHei" w:hAnsi="Microsoft YaHei" w:eastAsia="Microsoft YaHei"/>
+                <w:rFonts w:ascii="Times New Roman" w:hAnsi="Times New Roman" w:eastAsia="SimSun"/>
+                <w:b w:val="0"/>
+                <w:color w:val="000000"/>
+                <w:sz w:val="21"/>
               </w:rPr>
               <w:t xml:space="preserve">简化：</w:t>
             </w:r>
@@ -3781,7 +4809,10 @@
             </m:oMath>
             <w:r>
               <w:rPr>
-                <w:rFonts w:ascii="Microsoft YaHei" w:hAnsi="Microsoft YaHei" w:eastAsia="Microsoft YaHei"/>
+                <w:rFonts w:ascii="Times New Roman" w:hAnsi="Times New Roman" w:eastAsia="SimSun"/>
+                <w:b w:val="0"/>
+                <w:color w:val="000000"/>
+                <w:sz w:val="21"/>
               </w:rPr>
               <w:t xml:space="preserve">；辨识：</w:t>
             </w:r>
@@ -3938,7 +4969,10 @@
             </m:oMath>
             <w:r>
               <w:rPr>
-                <w:rFonts w:ascii="Microsoft YaHei" w:hAnsi="Microsoft YaHei" w:eastAsia="Microsoft YaHei"/>
+                <w:rFonts w:ascii="Times New Roman" w:hAnsi="Times New Roman" w:eastAsia="SimSun"/>
+                <w:b w:val="0"/>
+                <w:color w:val="000000"/>
+                <w:sz w:val="21"/>
               </w:rPr>
               <w:t xml:space="preserve">；高保真（含扰动/噪声）：</w:t>
             </w:r>
@@ -4102,11 +5136,16 @@
           <w:p>
             <w:pPr>
               <w:pStyle w:val="Compact"/>
+              <w:spacing w:line="240" w:lineRule="auto" w:before="0" w:after="80"/>
+              <w:ind w:firstLine="0"/>
               <w:jc w:val="left"/>
             </w:pPr>
             <w:r>
               <w:rPr>
-                <w:rFonts w:ascii="Microsoft YaHei" w:hAnsi="Microsoft YaHei" w:eastAsia="Microsoft YaHei"/>
+                <w:rFonts w:ascii="Times New Roman" w:hAnsi="Times New Roman" w:eastAsia="SimSun"/>
+                <w:b w:val="0"/>
+                <w:color w:val="000000"/>
+                <w:sz w:val="21"/>
               </w:rPr>
               <w:t xml:space="preserve">B</w:t>
             </w:r>
@@ -4117,11 +5156,16 @@
           <w:p>
             <w:pPr>
               <w:pStyle w:val="Compact"/>
+              <w:spacing w:line="240" w:lineRule="auto" w:before="0" w:after="80"/>
+              <w:ind w:firstLine="0"/>
               <w:jc w:val="left"/>
             </w:pPr>
             <w:r>
               <w:rPr>
-                <w:rFonts w:ascii="Microsoft YaHei" w:hAnsi="Microsoft YaHei" w:eastAsia="Microsoft YaHei"/>
+                <w:rFonts w:ascii="Times New Roman" w:hAnsi="Times New Roman" w:eastAsia="SimSun"/>
+                <w:b w:val="0"/>
+                <w:color w:val="000000"/>
+                <w:sz w:val="21"/>
               </w:rPr>
               <w:t xml:space="preserve">一阶延迟近似模型</w:t>
             </w:r>
@@ -4132,11 +5176,16 @@
           <w:p>
             <w:pPr>
               <w:pStyle w:val="Compact"/>
+              <w:spacing w:line="240" w:lineRule="auto" w:before="0" w:after="80"/>
+              <w:ind w:firstLine="0"/>
               <w:jc w:val="left"/>
             </w:pPr>
             <w:r>
               <w:rPr>
-                <w:rFonts w:ascii="Microsoft YaHei" w:hAnsi="Microsoft YaHei" w:eastAsia="Microsoft YaHei"/>
+                <w:rFonts w:ascii="Times New Roman" w:hAnsi="Times New Roman" w:eastAsia="SimSun"/>
+                <w:b w:val="0"/>
+                <w:color w:val="000000"/>
+                <w:sz w:val="21"/>
               </w:rPr>
               <w:t xml:space="preserve">互补试验辨识（不同工况拼接）</w:t>
             </w:r>
@@ -4147,11 +5196,16 @@
           <w:p>
             <w:pPr>
               <w:pStyle w:val="Compact"/>
+              <w:spacing w:line="240" w:lineRule="auto" w:before="0" w:after="80"/>
+              <w:ind w:firstLine="0"/>
               <w:jc w:val="left"/>
             </w:pPr>
             <w:r>
               <w:rPr>
-                <w:rFonts w:ascii="Microsoft YaHei" w:hAnsi="Microsoft YaHei" w:eastAsia="Microsoft YaHei"/>
+                <w:rFonts w:ascii="Times New Roman" w:hAnsi="Times New Roman" w:eastAsia="SimSun"/>
+                <w:b w:val="0"/>
+                <w:color w:val="000000"/>
+                <w:sz w:val="21"/>
               </w:rPr>
               <w:t xml:space="preserve">统一高保真模型 + 相同工况扰动/噪声</w:t>
             </w:r>
@@ -4162,11 +5216,16 @@
           <w:p>
             <w:pPr>
               <w:pStyle w:val="Compact"/>
+              <w:spacing w:line="240" w:lineRule="auto" w:before="0" w:after="80"/>
+              <w:ind w:firstLine="0"/>
               <w:jc w:val="left"/>
             </w:pPr>
             <w:r>
               <w:rPr>
-                <w:rFonts w:ascii="Microsoft YaHei" w:hAnsi="Microsoft YaHei" w:eastAsia="Microsoft YaHei"/>
+                <w:rFonts w:ascii="Times New Roman" w:hAnsi="Times New Roman" w:eastAsia="SimSun"/>
+                <w:b w:val="0"/>
+                <w:color w:val="000000"/>
+                <w:sz w:val="21"/>
               </w:rPr>
               <w:t xml:space="preserve">简化：</w:t>
             </w:r>
@@ -4323,7 +5382,10 @@
             </m:oMath>
             <w:r>
               <w:rPr>
-                <w:rFonts w:ascii="Microsoft YaHei" w:hAnsi="Microsoft YaHei" w:eastAsia="Microsoft YaHei"/>
+                <w:rFonts w:ascii="Times New Roman" w:hAnsi="Times New Roman" w:eastAsia="SimSun"/>
+                <w:b w:val="0"/>
+                <w:color w:val="000000"/>
+                <w:sz w:val="21"/>
               </w:rPr>
               <w:t xml:space="preserve">；辨识：</w:t>
             </w:r>
@@ -4480,7 +5542,10 @@
             </m:oMath>
             <w:r>
               <w:rPr>
-                <w:rFonts w:ascii="Microsoft YaHei" w:hAnsi="Microsoft YaHei" w:eastAsia="Microsoft YaHei"/>
+                <w:rFonts w:ascii="Times New Roman" w:hAnsi="Times New Roman" w:eastAsia="SimSun"/>
+                <w:b w:val="0"/>
+                <w:color w:val="000000"/>
+                <w:sz w:val="21"/>
               </w:rPr>
               <w:t xml:space="preserve">；高保真：</w:t>
             </w:r>
@@ -4644,11 +5709,16 @@
           <w:p>
             <w:pPr>
               <w:pStyle w:val="Compact"/>
+              <w:spacing w:line="240" w:lineRule="auto" w:before="0" w:after="80"/>
+              <w:ind w:firstLine="0"/>
               <w:jc w:val="left"/>
             </w:pPr>
             <w:r>
               <w:rPr>
-                <w:rFonts w:ascii="Microsoft YaHei" w:hAnsi="Microsoft YaHei" w:eastAsia="Microsoft YaHei"/>
+                <w:rFonts w:ascii="Times New Roman" w:hAnsi="Times New Roman" w:eastAsia="SimSun"/>
+                <w:b w:val="0"/>
+                <w:color w:val="000000"/>
+                <w:sz w:val="21"/>
               </w:rPr>
               <w:t xml:space="preserve">C</w:t>
             </w:r>
@@ -4659,11 +5729,16 @@
           <w:p>
             <w:pPr>
               <w:pStyle w:val="Compact"/>
+              <w:spacing w:line="240" w:lineRule="auto" w:before="0" w:after="80"/>
+              <w:ind w:firstLine="0"/>
               <w:jc w:val="left"/>
             </w:pPr>
             <w:r>
               <w:rPr>
-                <w:rFonts w:ascii="Microsoft YaHei" w:hAnsi="Microsoft YaHei" w:eastAsia="Microsoft YaHei"/>
+                <w:rFonts w:ascii="Times New Roman" w:hAnsi="Times New Roman" w:eastAsia="SimSun"/>
+                <w:b w:val="0"/>
+                <w:color w:val="000000"/>
+                <w:sz w:val="21"/>
               </w:rPr>
               <w:t xml:space="preserve">二阶标准型线性模型</w:t>
             </w:r>
@@ -4674,11 +5749,16 @@
           <w:p>
             <w:pPr>
               <w:pStyle w:val="Compact"/>
+              <w:spacing w:line="240" w:lineRule="auto" w:before="0" w:after="80"/>
+              <w:ind w:firstLine="0"/>
               <w:jc w:val="left"/>
             </w:pPr>
             <w:r>
               <w:rPr>
-                <w:rFonts w:ascii="Microsoft YaHei" w:hAnsi="Microsoft YaHei" w:eastAsia="Microsoft YaHei"/>
+                <w:rFonts w:ascii="Times New Roman" w:hAnsi="Times New Roman" w:eastAsia="SimSun"/>
+                <w:b w:val="0"/>
+                <w:color w:val="000000"/>
+                <w:sz w:val="21"/>
               </w:rPr>
               <w:t xml:space="preserve">经验模型外推（仅局部有效）</w:t>
             </w:r>
@@ -4689,11 +5769,16 @@
           <w:p>
             <w:pPr>
               <w:pStyle w:val="Compact"/>
+              <w:spacing w:line="240" w:lineRule="auto" w:before="0" w:after="80"/>
+              <w:ind w:firstLine="0"/>
               <w:jc w:val="left"/>
             </w:pPr>
             <w:r>
               <w:rPr>
-                <w:rFonts w:ascii="Microsoft YaHei" w:hAnsi="Microsoft YaHei" w:eastAsia="Microsoft YaHei"/>
+                <w:rFonts w:ascii="Times New Roman" w:hAnsi="Times New Roman" w:eastAsia="SimSun"/>
+                <w:b w:val="0"/>
+                <w:color w:val="000000"/>
+                <w:sz w:val="21"/>
               </w:rPr>
               <w:t xml:space="preserve">高保真模型（含执行器死区0.12）</w:t>
             </w:r>
@@ -4704,11 +5789,16 @@
           <w:p>
             <w:pPr>
               <w:pStyle w:val="Compact"/>
+              <w:spacing w:line="240" w:lineRule="auto" w:before="0" w:after="80"/>
+              <w:ind w:firstLine="0"/>
               <w:jc w:val="left"/>
             </w:pPr>
             <w:r>
               <w:rPr>
-                <w:rFonts w:ascii="Microsoft YaHei" w:hAnsi="Microsoft YaHei" w:eastAsia="Microsoft YaHei"/>
+                <w:rFonts w:ascii="Times New Roman" w:hAnsi="Times New Roman" w:eastAsia="SimSun"/>
+                <w:b w:val="0"/>
+                <w:color w:val="000000"/>
+                <w:sz w:val="21"/>
               </w:rPr>
               <w:t xml:space="preserve">简化：</w:t>
             </w:r>
@@ -4865,7 +5955,10 @@
             </m:oMath>
             <w:r>
               <w:rPr>
-                <w:rFonts w:ascii="Microsoft YaHei" w:hAnsi="Microsoft YaHei" w:eastAsia="Microsoft YaHei"/>
+                <w:rFonts w:ascii="Times New Roman" w:hAnsi="Times New Roman" w:eastAsia="SimSun"/>
+                <w:b w:val="0"/>
+                <w:color w:val="000000"/>
+                <w:sz w:val="21"/>
               </w:rPr>
               <w:t xml:space="preserve">；辨识：</w:t>
             </w:r>
@@ -5022,7 +6115,10 @@
             </m:oMath>
             <w:r>
               <w:rPr>
-                <w:rFonts w:ascii="Microsoft YaHei" w:hAnsi="Microsoft YaHei" w:eastAsia="Microsoft YaHei"/>
+                <w:rFonts w:ascii="Times New Roman" w:hAnsi="Times New Roman" w:eastAsia="SimSun"/>
+                <w:b w:val="0"/>
+                <w:color w:val="000000"/>
+                <w:sz w:val="21"/>
               </w:rPr>
               <w:t xml:space="preserve">；高保真：</w:t>
             </w:r>
@@ -5184,10 +6280,15 @@
     <w:p>
       <w:pPr>
         <w:pStyle w:val="BodyText"/>
-      </w:pPr>
-      <w:r>
-        <w:rPr>
-          <w:rFonts w:ascii="Microsoft YaHei" w:hAnsi="Microsoft YaHei" w:eastAsia="Microsoft YaHei"/>
+        <w:spacing w:line="240" w:lineRule="auto" w:before="0" w:after="80"/>
+        <w:ind w:firstLine="480"/>
+      </w:pPr>
+      <w:r>
+        <w:rPr>
+          <w:rFonts w:ascii="Times New Roman" w:hAnsi="Times New Roman" w:eastAsia="SimSun"/>
+          <w:b w:val="0"/>
+          <w:color w:val="000000"/>
+          <w:sz w:val="24"/>
         </w:rPr>
         <w:t xml:space="preserve">问题：请按课程要求写出三方案判定，并对每个方案给出一句解释其结论的依据，强调“为何硬约束决定了该结论”。</w:t>
       </w:r>
@@ -5198,10 +6299,15 @@
     <w:p>
       <w:pPr>
         <w:pStyle w:val="Heading2"/>
-      </w:pPr>
-      <w:r>
-        <w:rPr>
-          <w:rFonts w:ascii="Microsoft YaHei" w:hAnsi="Microsoft YaHei" w:eastAsia="Microsoft YaHei"/>
+        <w:spacing w:line="240" w:lineRule="auto" w:before="0" w:after="80"/>
+        <w:ind w:firstLine="0"/>
+      </w:pPr>
+      <w:r>
+        <w:rPr>
+          <w:rFonts w:ascii="Times New Roman" w:hAnsi="Times New Roman" w:eastAsia="SimSun"/>
+          <w:b/>
+          <w:color w:val="000000"/>
+          <w:sz w:val="28"/>
         </w:rPr>
         <w:t xml:space="preserve">O6 约束、迁移与高保真验证下的方案修正（40分）</w:t>
       </w:r>
@@ -5209,35 +6315,52 @@
     <w:p>
       <w:pPr>
         <w:pStyle w:val="FirstParagraph"/>
-      </w:pPr>
-      <w:r>
-        <w:rPr>
-          <w:rFonts w:ascii="Microsoft YaHei" w:hAnsi="Microsoft YaHei" w:eastAsia="Microsoft YaHei"/>
+        <w:spacing w:line="240" w:lineRule="auto" w:before="0" w:after="80"/>
+        <w:ind w:firstLine="480"/>
+      </w:pPr>
+      <w:r>
+        <w:rPr>
+          <w:rFonts w:ascii="Times New Roman" w:hAnsi="Times New Roman" w:eastAsia="SimSun"/>
+          <w:b w:val="0"/>
+          <w:color w:val="000000"/>
+          <w:sz w:val="24"/>
         </w:rPr>
         <w:t xml:space="preserve">请沿用你在</w:t>
       </w:r>
       <w:r>
         <w:rPr>
-          <w:rFonts w:ascii="Microsoft YaHei" w:hAnsi="Microsoft YaHei" w:eastAsia="Microsoft YaHei"/>
+          <w:rFonts w:ascii="Times New Roman" w:hAnsi="Times New Roman" w:eastAsia="SimSun"/>
+          <w:b w:val="0"/>
+          <w:color w:val="000000"/>
+          <w:sz w:val="24"/>
         </w:rPr>
         <w:t xml:space="preserve"> </w:t>
       </w:r>
       <w:r>
         <w:rPr>
           <w:rStyle w:val="VerbatimChar"/>
-          <w:rFonts w:ascii="Microsoft YaHei" w:hAnsi="Microsoft YaHei" w:eastAsia="Microsoft YaHei"/>
+          <w:rFonts w:ascii="Times New Roman" w:hAnsi="Times New Roman" w:eastAsia="SimSun"/>
+          <w:b w:val="0"/>
+          <w:color w:val="000000"/>
+          <w:sz w:val="24"/>
         </w:rPr>
         <w:t xml:space="preserve">O5</w:t>
       </w:r>
       <w:r>
         <w:rPr>
-          <w:rFonts w:ascii="Microsoft YaHei" w:hAnsi="Microsoft YaHei" w:eastAsia="Microsoft YaHei"/>
+          <w:rFonts w:ascii="Times New Roman" w:hAnsi="Times New Roman" w:eastAsia="SimSun"/>
+          <w:b w:val="0"/>
+          <w:color w:val="000000"/>
+          <w:sz w:val="24"/>
         </w:rPr>
         <w:t xml:space="preserve"> </w:t>
       </w:r>
       <w:r>
         <w:rPr>
-          <w:rFonts w:ascii="Microsoft YaHei" w:hAnsi="Microsoft YaHei" w:eastAsia="Microsoft YaHei"/>
+          <w:rFonts w:ascii="Times New Roman" w:hAnsi="Times New Roman" w:eastAsia="SimSun"/>
+          <w:b w:val="0"/>
+          <w:color w:val="000000"/>
+          <w:sz w:val="24"/>
         </w:rPr>
         <w:t xml:space="preserve">中已经提交的初始控制方案，不得更换控制对象，也不得把模块5中的非线性、数据驱动或强化学习方法作为本题解决方案。现在同一对象进入新工况，出现新的硬约束、扰动/噪声边界或结构编码入口。请在经典控制主线内部完成一次方案修正与交付判断。</w:t>
       </w:r>
@@ -5245,10 +6368,15 @@
     <w:p>
       <w:pPr>
         <w:pStyle w:val="BodyText"/>
-      </w:pPr>
-      <w:r>
-        <w:rPr>
-          <w:rFonts w:ascii="Microsoft YaHei" w:hAnsi="Microsoft YaHei" w:eastAsia="Microsoft YaHei"/>
+        <w:spacing w:line="240" w:lineRule="auto" w:before="0" w:after="80"/>
+        <w:ind w:firstLine="480"/>
+      </w:pPr>
+      <w:r>
+        <w:rPr>
+          <w:rFonts w:ascii="Times New Roman" w:hAnsi="Times New Roman" w:eastAsia="SimSun"/>
+          <w:b w:val="0"/>
+          <w:color w:val="000000"/>
+          <w:sz w:val="24"/>
         </w:rPr>
         <w:t xml:space="preserve">提交内容包括：</w:t>
       </w:r>
@@ -5260,35 +6388,52 @@
           <w:numId w:val="1014"/>
         </w:numPr>
         <w:pStyle w:val="Compact"/>
-      </w:pPr>
-      <w:r>
-        <w:rPr>
-          <w:rFonts w:ascii="Microsoft YaHei" w:hAnsi="Microsoft YaHei" w:eastAsia="Microsoft YaHei"/>
+        <w:spacing w:line="240" w:lineRule="auto" w:before="0" w:after="80"/>
+        <w:ind w:firstLine="480"/>
+      </w:pPr>
+      <w:r>
+        <w:rPr>
+          <w:rFonts w:ascii="Times New Roman" w:hAnsi="Times New Roman" w:eastAsia="SimSun"/>
+          <w:b w:val="0"/>
+          <w:color w:val="000000"/>
+          <w:sz w:val="24"/>
         </w:rPr>
         <w:t xml:space="preserve">回收</w:t>
       </w:r>
       <w:r>
         <w:rPr>
-          <w:rFonts w:ascii="Microsoft YaHei" w:hAnsi="Microsoft YaHei" w:eastAsia="Microsoft YaHei"/>
+          <w:rFonts w:ascii="Times New Roman" w:hAnsi="Times New Roman" w:eastAsia="SimSun"/>
+          <w:b w:val="0"/>
+          <w:color w:val="000000"/>
+          <w:sz w:val="24"/>
         </w:rPr>
         <w:t xml:space="preserve"> </w:t>
       </w:r>
       <w:r>
         <w:rPr>
           <w:rStyle w:val="VerbatimChar"/>
-          <w:rFonts w:ascii="Microsoft YaHei" w:hAnsi="Microsoft YaHei" w:eastAsia="Microsoft YaHei"/>
+          <w:rFonts w:ascii="Times New Roman" w:hAnsi="Times New Roman" w:eastAsia="SimSun"/>
+          <w:b w:val="0"/>
+          <w:color w:val="000000"/>
+          <w:sz w:val="24"/>
         </w:rPr>
         <w:t xml:space="preserve">O5</w:t>
       </w:r>
       <w:r>
         <w:rPr>
-          <w:rFonts w:ascii="Microsoft YaHei" w:hAnsi="Microsoft YaHei" w:eastAsia="Microsoft YaHei"/>
+          <w:rFonts w:ascii="Times New Roman" w:hAnsi="Times New Roman" w:eastAsia="SimSun"/>
+          <w:b w:val="0"/>
+          <w:color w:val="000000"/>
+          <w:sz w:val="24"/>
         </w:rPr>
         <w:t xml:space="preserve"> </w:t>
       </w:r>
       <w:r>
         <w:rPr>
-          <w:rFonts w:ascii="Microsoft YaHei" w:hAnsi="Microsoft YaHei" w:eastAsia="Microsoft YaHei"/>
+          <w:rFonts w:ascii="Times New Roman" w:hAnsi="Times New Roman" w:eastAsia="SimSun"/>
+          <w:b w:val="0"/>
+          <w:color w:val="000000"/>
+          <w:sz w:val="24"/>
         </w:rPr>
         <w:t xml:space="preserve">的对象、控制结构和首轮验证结论，说明原方案在新工况下最可能暴露的风险。</w:t>
       </w:r>
@@ -5300,60 +6445,89 @@
           <w:numId w:val="1014"/>
         </w:numPr>
         <w:pStyle w:val="Compact"/>
-      </w:pPr>
-      <w:r>
-        <w:rPr>
-          <w:rFonts w:ascii="Microsoft YaHei" w:hAnsi="Microsoft YaHei" w:eastAsia="Microsoft YaHei"/>
+        <w:spacing w:line="240" w:lineRule="auto" w:before="0" w:after="80"/>
+        <w:ind w:firstLine="480"/>
+      </w:pPr>
+      <w:r>
+        <w:rPr>
+          <w:rFonts w:ascii="Times New Roman" w:hAnsi="Times New Roman" w:eastAsia="SimSun"/>
+          <w:b w:val="0"/>
+          <w:color w:val="000000"/>
+          <w:sz w:val="24"/>
         </w:rPr>
         <w:t xml:space="preserve">给出新工况或第二场景的硬约束，至少包含</w:t>
       </w:r>
       <w:r>
         <w:rPr>
-          <w:rFonts w:ascii="Microsoft YaHei" w:hAnsi="Microsoft YaHei" w:eastAsia="Microsoft YaHei"/>
+          <w:rFonts w:ascii="Times New Roman" w:hAnsi="Times New Roman" w:eastAsia="SimSun"/>
+          <w:b w:val="0"/>
+          <w:color w:val="000000"/>
+          <w:sz w:val="24"/>
         </w:rPr>
         <w:t xml:space="preserve"> </w:t>
       </w:r>
       <w:r>
         <w:rPr>
           <w:rStyle w:val="VerbatimChar"/>
-          <w:rFonts w:ascii="Microsoft YaHei" w:hAnsi="Microsoft YaHei" w:eastAsia="Microsoft YaHei"/>
+          <w:rFonts w:ascii="Times New Roman" w:hAnsi="Times New Roman" w:eastAsia="SimSun"/>
+          <w:b w:val="0"/>
+          <w:color w:val="000000"/>
+          <w:sz w:val="24"/>
         </w:rPr>
         <w:t xml:space="preserve">1</w:t>
       </w:r>
       <w:r>
         <w:rPr>
-          <w:rFonts w:ascii="Microsoft YaHei" w:hAnsi="Microsoft YaHei" w:eastAsia="Microsoft YaHei"/>
+          <w:rFonts w:ascii="Times New Roman" w:hAnsi="Times New Roman" w:eastAsia="SimSun"/>
+          <w:b w:val="0"/>
+          <w:color w:val="000000"/>
+          <w:sz w:val="24"/>
         </w:rPr>
         <w:t xml:space="preserve"> </w:t>
       </w:r>
       <w:r>
         <w:rPr>
-          <w:rFonts w:ascii="Microsoft YaHei" w:hAnsi="Microsoft YaHei" w:eastAsia="Microsoft YaHei"/>
+          <w:rFonts w:ascii="Times New Roman" w:hAnsi="Times New Roman" w:eastAsia="SimSun"/>
+          <w:b w:val="0"/>
+          <w:color w:val="000000"/>
+          <w:sz w:val="24"/>
         </w:rPr>
         <w:t xml:space="preserve">项不可放宽约束和</w:t>
       </w:r>
       <w:r>
         <w:rPr>
-          <w:rFonts w:ascii="Microsoft YaHei" w:hAnsi="Microsoft YaHei" w:eastAsia="Microsoft YaHei"/>
+          <w:rFonts w:ascii="Times New Roman" w:hAnsi="Times New Roman" w:eastAsia="SimSun"/>
+          <w:b w:val="0"/>
+          <w:color w:val="000000"/>
+          <w:sz w:val="24"/>
         </w:rPr>
         <w:t xml:space="preserve"> </w:t>
       </w:r>
       <w:r>
         <w:rPr>
           <w:rStyle w:val="VerbatimChar"/>
-          <w:rFonts w:ascii="Microsoft YaHei" w:hAnsi="Microsoft YaHei" w:eastAsia="Microsoft YaHei"/>
+          <w:rFonts w:ascii="Times New Roman" w:hAnsi="Times New Roman" w:eastAsia="SimSun"/>
+          <w:b w:val="0"/>
+          <w:color w:val="000000"/>
+          <w:sz w:val="24"/>
         </w:rPr>
         <w:t xml:space="preserve">1</w:t>
       </w:r>
       <w:r>
         <w:rPr>
-          <w:rFonts w:ascii="Microsoft YaHei" w:hAnsi="Microsoft YaHei" w:eastAsia="Microsoft YaHei"/>
+          <w:rFonts w:ascii="Times New Roman" w:hAnsi="Times New Roman" w:eastAsia="SimSun"/>
+          <w:b w:val="0"/>
+          <w:color w:val="000000"/>
+          <w:sz w:val="24"/>
         </w:rPr>
         <w:t xml:space="preserve"> </w:t>
       </w:r>
       <w:r>
         <w:rPr>
-          <w:rFonts w:ascii="Microsoft YaHei" w:hAnsi="Microsoft YaHei" w:eastAsia="Microsoft YaHei"/>
+          <w:rFonts w:ascii="Times New Roman" w:hAnsi="Times New Roman" w:eastAsia="SimSun"/>
+          <w:b w:val="0"/>
+          <w:color w:val="000000"/>
+          <w:sz w:val="24"/>
         </w:rPr>
         <w:t xml:space="preserve">项软目标。</w:t>
       </w:r>
@@ -5365,10 +6539,15 @@
           <w:numId w:val="1014"/>
         </w:numPr>
         <w:pStyle w:val="Compact"/>
-      </w:pPr>
-      <w:r>
-        <w:rPr>
-          <w:rFonts w:ascii="Microsoft YaHei" w:hAnsi="Microsoft YaHei" w:eastAsia="Microsoft YaHei"/>
+        <w:spacing w:line="240" w:lineRule="auto" w:before="0" w:after="80"/>
+        <w:ind w:firstLine="480"/>
+      </w:pPr>
+      <w:r>
+        <w:rPr>
+          <w:rFonts w:ascii="Times New Roman" w:hAnsi="Times New Roman" w:eastAsia="SimSun"/>
+          <w:b w:val="0"/>
+          <w:color w:val="000000"/>
+          <w:sz w:val="24"/>
         </w:rPr>
         <w:t xml:space="preserve">给出一张迁移前后比较表，覆盖原工况、新工况、关键指标、约束是否满足和修正方向。</w:t>
       </w:r>
@@ -5380,10 +6559,15 @@
           <w:numId w:val="1014"/>
         </w:numPr>
         <w:pStyle w:val="Compact"/>
-      </w:pPr>
-      <w:r>
-        <w:rPr>
-          <w:rFonts w:ascii="Microsoft YaHei" w:hAnsi="Microsoft YaHei" w:eastAsia="Microsoft YaHei"/>
+        <w:spacing w:line="240" w:lineRule="auto" w:before="0" w:after="80"/>
+        <w:ind w:firstLine="480"/>
+      </w:pPr>
+      <w:r>
+        <w:rPr>
+          <w:rFonts w:ascii="Times New Roman" w:hAnsi="Times New Roman" w:eastAsia="SimSun"/>
+          <w:b w:val="0"/>
+          <w:color w:val="000000"/>
+          <w:sz w:val="24"/>
         </w:rPr>
         <w:t xml:space="preserve">说明结构编码入口或固定结构修正入口，例如保留原结构、补充限幅/抗饱和、加入滤波或前馈，但不得引入模块5方法替代。</w:t>
       </w:r>
@@ -5395,35 +6579,52 @@
           <w:numId w:val="1014"/>
         </w:numPr>
         <w:pStyle w:val="Compact"/>
-      </w:pPr>
-      <w:r>
-        <w:rPr>
-          <w:rFonts w:ascii="Microsoft YaHei" w:hAnsi="Microsoft YaHei" w:eastAsia="Microsoft YaHei"/>
+        <w:spacing w:line="240" w:lineRule="auto" w:before="0" w:after="80"/>
+        <w:ind w:firstLine="480"/>
+      </w:pPr>
+      <w:r>
+        <w:rPr>
+          <w:rFonts w:ascii="Times New Roman" w:hAnsi="Times New Roman" w:eastAsia="SimSun"/>
+          <w:b w:val="0"/>
+          <w:color w:val="000000"/>
+          <w:sz w:val="24"/>
         </w:rPr>
         <w:t xml:space="preserve">附</w:t>
       </w:r>
       <w:r>
         <w:rPr>
-          <w:rFonts w:ascii="Microsoft YaHei" w:hAnsi="Microsoft YaHei" w:eastAsia="Microsoft YaHei"/>
+          <w:rFonts w:ascii="Times New Roman" w:hAnsi="Times New Roman" w:eastAsia="SimSun"/>
+          <w:b w:val="0"/>
+          <w:color w:val="000000"/>
+          <w:sz w:val="24"/>
         </w:rPr>
         <w:t xml:space="preserve"> </w:t>
       </w:r>
       <w:r>
         <w:rPr>
           <w:rStyle w:val="VerbatimChar"/>
-          <w:rFonts w:ascii="Microsoft YaHei" w:hAnsi="Microsoft YaHei" w:eastAsia="Microsoft YaHei"/>
+          <w:rFonts w:ascii="Times New Roman" w:hAnsi="Times New Roman" w:eastAsia="SimSun"/>
+          <w:b w:val="0"/>
+          <w:color w:val="000000"/>
+          <w:sz w:val="24"/>
         </w:rPr>
         <w:t xml:space="preserve">MATLAB/Octave</w:t>
       </w:r>
       <w:r>
         <w:rPr>
-          <w:rFonts w:ascii="Microsoft YaHei" w:hAnsi="Microsoft YaHei" w:eastAsia="Microsoft YaHei"/>
+          <w:rFonts w:ascii="Times New Roman" w:hAnsi="Times New Roman" w:eastAsia="SimSun"/>
+          <w:b w:val="0"/>
+          <w:color w:val="000000"/>
+          <w:sz w:val="24"/>
         </w:rPr>
         <w:t xml:space="preserve"> </w:t>
       </w:r>
       <w:r>
         <w:rPr>
-          <w:rFonts w:ascii="Microsoft YaHei" w:hAnsi="Microsoft YaHei" w:eastAsia="Microsoft YaHei"/>
+          <w:rFonts w:ascii="Times New Roman" w:hAnsi="Times New Roman" w:eastAsia="SimSun"/>
+          <w:b w:val="0"/>
+          <w:color w:val="000000"/>
+          <w:sz w:val="24"/>
         </w:rPr>
         <w:t xml:space="preserve">仿真代码、结果图和复现实验说明，验证迁移前后或高保真/扰动/噪声边界。</w:t>
       </w:r>
@@ -5435,10 +6636,15 @@
           <w:numId w:val="1014"/>
         </w:numPr>
         <w:pStyle w:val="Compact"/>
-      </w:pPr>
-      <w:r>
-        <w:rPr>
-          <w:rFonts w:ascii="Microsoft YaHei" w:hAnsi="Microsoft YaHei" w:eastAsia="Microsoft YaHei"/>
+        <w:spacing w:line="240" w:lineRule="auto" w:before="0" w:after="80"/>
+        <w:ind w:firstLine="480"/>
+      </w:pPr>
+      <w:r>
+        <w:rPr>
+          <w:rFonts w:ascii="Times New Roman" w:hAnsi="Times New Roman" w:eastAsia="SimSun"/>
+          <w:b w:val="0"/>
+          <w:color w:val="000000"/>
+          <w:sz w:val="24"/>
         </w:rPr>
         <w:t xml:space="preserve">写出一段高保真、扰动或噪声验证边界说明：哪些证据足以支持交付，哪些证据只能说明“保留候选”。</w:t>
       </w:r>
@@ -5450,29 +6656,43 @@
           <w:numId w:val="1014"/>
         </w:numPr>
         <w:pStyle w:val="Compact"/>
-      </w:pPr>
-      <w:r>
-        <w:rPr>
-          <w:rFonts w:ascii="Microsoft YaHei" w:hAnsi="Microsoft YaHei" w:eastAsia="Microsoft YaHei"/>
+        <w:spacing w:line="240" w:lineRule="auto" w:before="0" w:after="80"/>
+        <w:ind w:firstLine="480"/>
+      </w:pPr>
+      <w:r>
+        <w:rPr>
+          <w:rFonts w:ascii="Times New Roman" w:hAnsi="Times New Roman" w:eastAsia="SimSun"/>
+          <w:b w:val="0"/>
+          <w:color w:val="000000"/>
+          <w:sz w:val="24"/>
         </w:rPr>
         <w:t xml:space="preserve">附</w:t>
       </w:r>
       <w:r>
         <w:rPr>
-          <w:rFonts w:ascii="Microsoft YaHei" w:hAnsi="Microsoft YaHei" w:eastAsia="Microsoft YaHei"/>
+          <w:rFonts w:ascii="Times New Roman" w:hAnsi="Times New Roman" w:eastAsia="SimSun"/>
+          <w:b w:val="0"/>
+          <w:color w:val="000000"/>
+          <w:sz w:val="24"/>
         </w:rPr>
         <w:t xml:space="preserve"> </w:t>
       </w:r>
       <w:r>
         <w:rPr>
           <w:rStyle w:val="VerbatimChar"/>
-          <w:rFonts w:ascii="Microsoft YaHei" w:hAnsi="Microsoft YaHei" w:eastAsia="Microsoft YaHei"/>
+          <w:rFonts w:ascii="Times New Roman" w:hAnsi="Times New Roman" w:eastAsia="SimSun"/>
+          <w:b w:val="0"/>
+          <w:color w:val="000000"/>
+          <w:sz w:val="24"/>
         </w:rPr>
         <w:t xml:space="preserve">AI 使用记录摘要</w:t>
       </w:r>
       <w:r>
         <w:rPr>
-          <w:rFonts w:ascii="Microsoft YaHei" w:hAnsi="Microsoft YaHei" w:eastAsia="Microsoft YaHei"/>
+          <w:rFonts w:ascii="Times New Roman" w:hAnsi="Times New Roman" w:eastAsia="SimSun"/>
+          <w:b w:val="0"/>
+          <w:color w:val="000000"/>
+          <w:sz w:val="24"/>
         </w:rPr>
         <w:t xml:space="preserve">，说明 AI 参与了哪些整理、代码检查或文字润色工作，以及你如何核查关键判断。</w:t>
       </w:r>
@@ -5480,10 +6700,15 @@
     <w:p>
       <w:pPr>
         <w:pStyle w:val="FirstParagraph"/>
-      </w:pPr>
-      <w:r>
-        <w:rPr>
-          <w:rFonts w:ascii="Microsoft YaHei" w:hAnsi="Microsoft YaHei" w:eastAsia="Microsoft YaHei"/>
+        <w:spacing w:line="240" w:lineRule="auto" w:before="0" w:after="80"/>
+        <w:ind w:firstLine="480"/>
+      </w:pPr>
+      <w:r>
+        <w:rPr>
+          <w:rFonts w:ascii="Times New Roman" w:hAnsi="Times New Roman" w:eastAsia="SimSun"/>
+          <w:b w:val="0"/>
+          <w:color w:val="000000"/>
+          <w:sz w:val="24"/>
         </w:rPr>
         <w:t xml:space="preserve">提交约束：</w:t>
       </w:r>
@@ -5495,35 +6720,52 @@
           <w:numId w:val="1015"/>
         </w:numPr>
         <w:pStyle w:val="Compact"/>
-      </w:pPr>
-      <w:r>
-        <w:rPr>
-          <w:rFonts w:ascii="Microsoft YaHei" w:hAnsi="Microsoft YaHei" w:eastAsia="Microsoft YaHei"/>
+        <w:spacing w:line="240" w:lineRule="auto" w:before="0" w:after="80"/>
+        <w:ind w:firstLine="480"/>
+      </w:pPr>
+      <w:r>
+        <w:rPr>
+          <w:rFonts w:ascii="Times New Roman" w:hAnsi="Times New Roman" w:eastAsia="SimSun"/>
+          <w:b w:val="0"/>
+          <w:color w:val="000000"/>
+          <w:sz w:val="24"/>
         </w:rPr>
         <w:t xml:space="preserve">主体正文不超过</w:t>
       </w:r>
       <w:r>
         <w:rPr>
-          <w:rFonts w:ascii="Microsoft YaHei" w:hAnsi="Microsoft YaHei" w:eastAsia="Microsoft YaHei"/>
+          <w:rFonts w:ascii="Times New Roman" w:hAnsi="Times New Roman" w:eastAsia="SimSun"/>
+          <w:b w:val="0"/>
+          <w:color w:val="000000"/>
+          <w:sz w:val="24"/>
         </w:rPr>
         <w:t xml:space="preserve"> </w:t>
       </w:r>
       <w:r>
         <w:rPr>
           <w:rStyle w:val="VerbatimChar"/>
-          <w:rFonts w:ascii="Microsoft YaHei" w:hAnsi="Microsoft YaHei" w:eastAsia="Microsoft YaHei"/>
+          <w:rFonts w:ascii="Times New Roman" w:hAnsi="Times New Roman" w:eastAsia="SimSun"/>
+          <w:b w:val="0"/>
+          <w:color w:val="000000"/>
+          <w:sz w:val="24"/>
         </w:rPr>
         <w:t xml:space="preserve">900</w:t>
       </w:r>
       <w:r>
         <w:rPr>
-          <w:rFonts w:ascii="Microsoft YaHei" w:hAnsi="Microsoft YaHei" w:eastAsia="Microsoft YaHei"/>
+          <w:rFonts w:ascii="Times New Roman" w:hAnsi="Times New Roman" w:eastAsia="SimSun"/>
+          <w:b w:val="0"/>
+          <w:color w:val="000000"/>
+          <w:sz w:val="24"/>
         </w:rPr>
         <w:t xml:space="preserve"> </w:t>
       </w:r>
       <w:r>
         <w:rPr>
-          <w:rFonts w:ascii="Microsoft YaHei" w:hAnsi="Microsoft YaHei" w:eastAsia="Microsoft YaHei"/>
+          <w:rFonts w:ascii="Times New Roman" w:hAnsi="Times New Roman" w:eastAsia="SimSun"/>
+          <w:b w:val="0"/>
+          <w:color w:val="000000"/>
+          <w:sz w:val="24"/>
         </w:rPr>
         <w:t xml:space="preserve">字。</w:t>
       </w:r>
@@ -5535,35 +6777,52 @@
           <w:numId w:val="1015"/>
         </w:numPr>
         <w:pStyle w:val="Compact"/>
-      </w:pPr>
-      <w:r>
-        <w:rPr>
-          <w:rFonts w:ascii="Microsoft YaHei" w:hAnsi="Microsoft YaHei" w:eastAsia="Microsoft YaHei"/>
+        <w:spacing w:line="240" w:lineRule="auto" w:before="0" w:after="80"/>
+        <w:ind w:firstLine="480"/>
+      </w:pPr>
+      <w:r>
+        <w:rPr>
+          <w:rFonts w:ascii="Times New Roman" w:hAnsi="Times New Roman" w:eastAsia="SimSun"/>
+          <w:b w:val="0"/>
+          <w:color w:val="000000"/>
+          <w:sz w:val="24"/>
         </w:rPr>
         <w:t xml:space="preserve">必须附</w:t>
       </w:r>
       <w:r>
         <w:rPr>
-          <w:rFonts w:ascii="Microsoft YaHei" w:hAnsi="Microsoft YaHei" w:eastAsia="Microsoft YaHei"/>
+          <w:rFonts w:ascii="Times New Roman" w:hAnsi="Times New Roman" w:eastAsia="SimSun"/>
+          <w:b w:val="0"/>
+          <w:color w:val="000000"/>
+          <w:sz w:val="24"/>
         </w:rPr>
         <w:t xml:space="preserve"> </w:t>
       </w:r>
       <w:r>
         <w:rPr>
           <w:rStyle w:val="VerbatimChar"/>
-          <w:rFonts w:ascii="Microsoft YaHei" w:hAnsi="Microsoft YaHei" w:eastAsia="Microsoft YaHei"/>
+          <w:rFonts w:ascii="Times New Roman" w:hAnsi="Times New Roman" w:eastAsia="SimSun"/>
+          <w:b w:val="0"/>
+          <w:color w:val="000000"/>
+          <w:sz w:val="24"/>
         </w:rPr>
         <w:t xml:space="preserve">1</w:t>
       </w:r>
       <w:r>
         <w:rPr>
-          <w:rFonts w:ascii="Microsoft YaHei" w:hAnsi="Microsoft YaHei" w:eastAsia="Microsoft YaHei"/>
+          <w:rFonts w:ascii="Times New Roman" w:hAnsi="Times New Roman" w:eastAsia="SimSun"/>
+          <w:b w:val="0"/>
+          <w:color w:val="000000"/>
+          <w:sz w:val="24"/>
         </w:rPr>
         <w:t xml:space="preserve"> </w:t>
       </w:r>
       <w:r>
         <w:rPr>
-          <w:rFonts w:ascii="Microsoft YaHei" w:hAnsi="Microsoft YaHei" w:eastAsia="Microsoft YaHei"/>
+          <w:rFonts w:ascii="Times New Roman" w:hAnsi="Times New Roman" w:eastAsia="SimSun"/>
+          <w:b w:val="0"/>
+          <w:color w:val="000000"/>
+          <w:sz w:val="24"/>
         </w:rPr>
         <w:t xml:space="preserve">张迁移前后比较表。</w:t>
       </w:r>
@@ -5575,35 +6834,52 @@
           <w:numId w:val="1015"/>
         </w:numPr>
         <w:pStyle w:val="Compact"/>
-      </w:pPr>
-      <w:r>
-        <w:rPr>
-          <w:rFonts w:ascii="Microsoft YaHei" w:hAnsi="Microsoft YaHei" w:eastAsia="Microsoft YaHei"/>
+        <w:spacing w:line="240" w:lineRule="auto" w:before="0" w:after="80"/>
+        <w:ind w:firstLine="480"/>
+      </w:pPr>
+      <w:r>
+        <w:rPr>
+          <w:rFonts w:ascii="Times New Roman" w:hAnsi="Times New Roman" w:eastAsia="SimSun"/>
+          <w:b w:val="0"/>
+          <w:color w:val="000000"/>
+          <w:sz w:val="24"/>
         </w:rPr>
         <w:t xml:space="preserve">必须附</w:t>
       </w:r>
       <w:r>
         <w:rPr>
-          <w:rFonts w:ascii="Microsoft YaHei" w:hAnsi="Microsoft YaHei" w:eastAsia="Microsoft YaHei"/>
+          <w:rFonts w:ascii="Times New Roman" w:hAnsi="Times New Roman" w:eastAsia="SimSun"/>
+          <w:b w:val="0"/>
+          <w:color w:val="000000"/>
+          <w:sz w:val="24"/>
         </w:rPr>
         <w:t xml:space="preserve"> </w:t>
       </w:r>
       <w:r>
         <w:rPr>
           <w:rStyle w:val="VerbatimChar"/>
-          <w:rFonts w:ascii="Microsoft YaHei" w:hAnsi="Microsoft YaHei" w:eastAsia="Microsoft YaHei"/>
+          <w:rFonts w:ascii="Times New Roman" w:hAnsi="Times New Roman" w:eastAsia="SimSun"/>
+          <w:b w:val="0"/>
+          <w:color w:val="000000"/>
+          <w:sz w:val="24"/>
         </w:rPr>
         <w:t xml:space="preserve">1</w:t>
       </w:r>
       <w:r>
         <w:rPr>
-          <w:rFonts w:ascii="Microsoft YaHei" w:hAnsi="Microsoft YaHei" w:eastAsia="Microsoft YaHei"/>
+          <w:rFonts w:ascii="Times New Roman" w:hAnsi="Times New Roman" w:eastAsia="SimSun"/>
+          <w:b w:val="0"/>
+          <w:color w:val="000000"/>
+          <w:sz w:val="24"/>
         </w:rPr>
         <w:t xml:space="preserve"> </w:t>
       </w:r>
       <w:r>
         <w:rPr>
-          <w:rFonts w:ascii="Microsoft YaHei" w:hAnsi="Microsoft YaHei" w:eastAsia="Microsoft YaHei"/>
+          <w:rFonts w:ascii="Times New Roman" w:hAnsi="Times New Roman" w:eastAsia="SimSun"/>
+          <w:b w:val="0"/>
+          <w:color w:val="000000"/>
+          <w:sz w:val="24"/>
         </w:rPr>
         <w:t xml:space="preserve">段高保真或扰动/噪声边界说明。</w:t>
       </w:r>
@@ -5615,35 +6891,52 @@
           <w:numId w:val="1015"/>
         </w:numPr>
         <w:pStyle w:val="Compact"/>
-      </w:pPr>
-      <w:r>
-        <w:rPr>
-          <w:rFonts w:ascii="Microsoft YaHei" w:hAnsi="Microsoft YaHei" w:eastAsia="Microsoft YaHei"/>
+        <w:spacing w:line="240" w:lineRule="auto" w:before="0" w:after="80"/>
+        <w:ind w:firstLine="480"/>
+      </w:pPr>
+      <w:r>
+        <w:rPr>
+          <w:rFonts w:ascii="Times New Roman" w:hAnsi="Times New Roman" w:eastAsia="SimSun"/>
+          <w:b w:val="0"/>
+          <w:color w:val="000000"/>
+          <w:sz w:val="24"/>
         </w:rPr>
         <w:t xml:space="preserve">必须附</w:t>
       </w:r>
       <w:r>
         <w:rPr>
-          <w:rFonts w:ascii="Microsoft YaHei" w:hAnsi="Microsoft YaHei" w:eastAsia="Microsoft YaHei"/>
+          <w:rFonts w:ascii="Times New Roman" w:hAnsi="Times New Roman" w:eastAsia="SimSun"/>
+          <w:b w:val="0"/>
+          <w:color w:val="000000"/>
+          <w:sz w:val="24"/>
         </w:rPr>
         <w:t xml:space="preserve"> </w:t>
       </w:r>
       <w:r>
         <w:rPr>
           <w:rStyle w:val="VerbatimChar"/>
-          <w:rFonts w:ascii="Microsoft YaHei" w:hAnsi="Microsoft YaHei" w:eastAsia="Microsoft YaHei"/>
+          <w:rFonts w:ascii="Times New Roman" w:hAnsi="Times New Roman" w:eastAsia="SimSun"/>
+          <w:b w:val="0"/>
+          <w:color w:val="000000"/>
+          <w:sz w:val="24"/>
         </w:rPr>
         <w:t xml:space="preserve">MATLAB/Octave</w:t>
       </w:r>
       <w:r>
         <w:rPr>
-          <w:rFonts w:ascii="Microsoft YaHei" w:hAnsi="Microsoft YaHei" w:eastAsia="Microsoft YaHei"/>
+          <w:rFonts w:ascii="Times New Roman" w:hAnsi="Times New Roman" w:eastAsia="SimSun"/>
+          <w:b w:val="0"/>
+          <w:color w:val="000000"/>
+          <w:sz w:val="24"/>
         </w:rPr>
         <w:t xml:space="preserve"> </w:t>
       </w:r>
       <w:r>
         <w:rPr>
-          <w:rFonts w:ascii="Microsoft YaHei" w:hAnsi="Microsoft YaHei" w:eastAsia="Microsoft YaHei"/>
+          <w:rFonts w:ascii="Times New Roman" w:hAnsi="Times New Roman" w:eastAsia="SimSun"/>
+          <w:b w:val="0"/>
+          <w:color w:val="000000"/>
+          <w:sz w:val="24"/>
         </w:rPr>
         <w:t xml:space="preserve">仿真代码、结果图与简短复现实验说明。</w:t>
       </w:r>
@@ -5655,10 +6948,15 @@
           <w:numId w:val="1015"/>
         </w:numPr>
         <w:pStyle w:val="Compact"/>
-      </w:pPr>
-      <w:r>
-        <w:rPr>
-          <w:rFonts w:ascii="Microsoft YaHei" w:hAnsi="Microsoft YaHei" w:eastAsia="Microsoft YaHei"/>
+        <w:spacing w:line="240" w:lineRule="auto" w:before="0" w:after="80"/>
+        <w:ind w:firstLine="480"/>
+      </w:pPr>
+      <w:r>
+        <w:rPr>
+          <w:rFonts w:ascii="Times New Roman" w:hAnsi="Times New Roman" w:eastAsia="SimSun"/>
+          <w:b w:val="0"/>
+          <w:color w:val="000000"/>
+          <w:sz w:val="24"/>
         </w:rPr>
         <w:t xml:space="preserve">允许原方案在新工况下不满足全部指标，但必须说明修正入口和再次验证条件。</w:t>
       </w:r>
@@ -5670,17 +6968,24 @@
           <w:numId w:val="1015"/>
         </w:numPr>
         <w:pStyle w:val="Compact"/>
-      </w:pPr>
-      <w:r>
-        <w:rPr>
-          <w:rFonts w:ascii="Microsoft YaHei" w:hAnsi="Microsoft YaHei" w:eastAsia="Microsoft YaHei"/>
+        <w:spacing w:line="240" w:lineRule="auto" w:before="0" w:after="80"/>
+        <w:ind w:firstLine="480"/>
+      </w:pPr>
+      <w:r>
+        <w:rPr>
+          <w:rFonts w:ascii="Times New Roman" w:hAnsi="Times New Roman" w:eastAsia="SimSun"/>
+          <w:b w:val="0"/>
+          <w:color w:val="000000"/>
+          <w:sz w:val="24"/>
         </w:rPr>
         <w:t xml:space="preserve">可引用带约束求解记录，但不得只报求解器输出，必须回到经典控制结构、指标证据和交付判断；不得把模块5方法作为本题解决方案。</w:t>
       </w:r>
     </w:p>
     <w:bookmarkEnd w:id="26"/>
     <w:bookmarkEnd w:id="27"/>
-    <w:sectPr/>
+    <w:sectPr>
+      <w:pgMar w:top="720" w:bottom="720" w:left="720" w:right="720"/>
+    </w:sectPr>
   </w:body>
 </w:document>
 </file>
@@ -6240,7 +7545,8 @@
     <w:name w:val="Normal"/>
     <w:qFormat/>
     <w:rPr>
-      <w:rFonts w:ascii="Microsoft YaHei" w:hAnsi="Microsoft YaHei" w:eastAsia="Microsoft YaHei"/>
+      <w:rFonts w:ascii="Times New Roman" w:hAnsi="Times New Roman" w:eastAsia="SimSun"/>
+      <w:color w:val="000000"/>
     </w:rPr>
   </w:style>
   <w:style w:styleId="BodyText" w:type="paragraph">
@@ -6252,7 +7558,8 @@
     </w:pPr>
     <w:qFormat/>
     <w:rPr>
-      <w:rFonts w:ascii="Microsoft YaHei" w:hAnsi="Microsoft YaHei" w:eastAsia="Microsoft YaHei"/>
+      <w:rFonts w:ascii="Times New Roman" w:hAnsi="Times New Roman" w:eastAsia="SimSun"/>
+      <w:color w:val="000000"/>
     </w:rPr>
   </w:style>
   <w:style w:customStyle="1" w:styleId="FirstParagraph" w:type="paragraph">
@@ -6261,7 +7568,8 @@
     <w:next w:val="BodyText"/>
     <w:qFormat/>
     <w:rPr>
-      <w:rFonts w:ascii="Microsoft YaHei" w:hAnsi="Microsoft YaHei" w:eastAsia="Microsoft YaHei"/>
+      <w:rFonts w:ascii="Times New Roman" w:hAnsi="Times New Roman" w:eastAsia="SimSun"/>
+      <w:color w:val="000000"/>
     </w:rPr>
   </w:style>
   <w:style w:customStyle="1" w:styleId="Compact" w:type="paragraph">
@@ -6272,7 +7580,8 @@
       <w:spacing w:after="36" w:before="36"/>
     </w:pPr>
     <w:rPr>
-      <w:rFonts w:ascii="Microsoft YaHei" w:hAnsi="Microsoft YaHei" w:eastAsia="Microsoft YaHei"/>
+      <w:rFonts w:ascii="Times New Roman" w:hAnsi="Times New Roman" w:eastAsia="SimSun"/>
+      <w:color w:val="000000"/>
     </w:rPr>
   </w:style>
   <w:style w:styleId="Title" w:type="paragraph">
@@ -6287,10 +7596,10 @@
       <w:jc w:val="center"/>
     </w:pPr>
     <w:rPr>
-      <w:rFonts w:asciiTheme="majorHAnsi" w:cstheme="majorBidi" w:eastAsiaTheme="majorEastAsia" w:hAnsiTheme="majorHAnsi" w:ascii="Microsoft YaHei" w:hAnsi="Microsoft YaHei" w:eastAsia="Microsoft YaHei"/>
+      <w:rFonts w:asciiTheme="majorHAnsi" w:cstheme="majorBidi" w:eastAsiaTheme="majorEastAsia" w:hAnsiTheme="majorHAnsi" w:ascii="Times New Roman" w:hAnsi="Times New Roman" w:eastAsia="SimSun"/>
       <w:b/>
       <w:bCs/>
-      <w:color w:themeColor="accent1" w:themeShade="B5" w:val="345A8A"/>
+      <w:color w:val="000000"/>
       <w:sz w:val="36"/>
       <w:szCs w:val="36"/>
     </w:rPr>
@@ -6307,7 +7616,8 @@
       <w:jc w:val="center"/>
     </w:pPr>
     <w:rPr>
-      <w:rFonts w:ascii="Microsoft YaHei" w:hAnsi="Microsoft YaHei" w:eastAsia="Microsoft YaHei"/>
+      <w:rFonts w:ascii="Times New Roman" w:hAnsi="Times New Roman" w:eastAsia="SimSun"/>
+      <w:color w:val="000000"/>
       <w:sz w:val="30"/>
       <w:szCs w:val="30"/>
     </w:rPr>
@@ -6322,7 +7632,8 @@
       <w:jc w:val="center"/>
     </w:pPr>
     <w:rPr>
-      <w:rFonts w:ascii="Microsoft YaHei" w:hAnsi="Microsoft YaHei" w:eastAsia="Microsoft YaHei"/>
+      <w:rFonts w:ascii="Times New Roman" w:hAnsi="Times New Roman" w:eastAsia="SimSun"/>
+      <w:color w:val="000000"/>
     </w:rPr>
   </w:style>
   <w:style w:styleId="Date" w:type="paragraph">
@@ -6335,7 +7646,8 @@
       <w:jc w:val="center"/>
     </w:pPr>
     <w:rPr>
-      <w:rFonts w:ascii="Microsoft YaHei" w:hAnsi="Microsoft YaHei" w:eastAsia="Microsoft YaHei"/>
+      <w:rFonts w:ascii="Times New Roman" w:hAnsi="Times New Roman" w:eastAsia="SimSun"/>
+      <w:color w:val="000000"/>
     </w:rPr>
   </w:style>
   <w:style w:customStyle="1" w:styleId="AbstractTitle" w:type="paragraph">
@@ -6350,12 +7662,11 @@
       <w:spacing w:after="0" w:before="300"/>
     </w:pPr>
     <w:rPr>
+      <w:color w:val="000000"/>
       <w:sz w:val="20"/>
       <w:szCs w:val="20"/>
-      <w:rFonts w:ascii="Microsoft YaHei" w:hAnsi="Microsoft YaHei" w:eastAsia="Microsoft YaHei"/>
+      <w:rFonts w:ascii="Times New Roman" w:hAnsi="Times New Roman" w:eastAsia="SimSun"/>
       <w:b/>
-      <w:color w:val="345A8A"/>
-      &gt;
     </w:rPr>
   </w:style>
   <w:style w:customStyle="1" w:styleId="Abstract" w:type="paragraph">
@@ -6369,7 +7680,8 @@
       <w:spacing w:after="300" w:before="100"/>
     </w:pPr>
     <w:rPr>
-      <w:rFonts w:ascii="Microsoft YaHei" w:hAnsi="Microsoft YaHei" w:eastAsia="Microsoft YaHei"/>
+      <w:rFonts w:ascii="Times New Roman" w:hAnsi="Times New Roman" w:eastAsia="SimSun"/>
+      <w:color w:val="000000"/>
       <w:sz w:val="20"/>
       <w:szCs w:val="20"/>
     </w:rPr>
@@ -6381,7 +7693,8 @@
     <w:qFormat/>
     <w:pPr/>
     <w:rPr>
-      <w:rFonts w:ascii="Microsoft YaHei" w:hAnsi="Microsoft YaHei" w:eastAsia="Microsoft YaHei"/>
+      <w:rFonts w:ascii="Times New Roman" w:hAnsi="Times New Roman" w:eastAsia="SimSun"/>
+      <w:color w:val="000000"/>
     </w:rPr>
   </w:style>
   <w:style w:styleId="Heading1" w:type="paragraph">
@@ -6397,10 +7710,10 @@
       <w:outlineLvl w:val="0"/>
     </w:pPr>
     <w:rPr>
-      <w:rFonts w:asciiTheme="majorHAnsi" w:cstheme="majorBidi" w:eastAsiaTheme="majorEastAsia" w:hAnsiTheme="majorHAnsi" w:ascii="Microsoft YaHei" w:hAnsi="Microsoft YaHei" w:eastAsia="Microsoft YaHei"/>
+      <w:rFonts w:asciiTheme="majorHAnsi" w:cstheme="majorBidi" w:eastAsiaTheme="majorEastAsia" w:hAnsiTheme="majorHAnsi" w:ascii="Times New Roman" w:hAnsi="Times New Roman" w:eastAsia="SimSun"/>
       <w:b/>
       <w:bCs/>
-      <w:color w:themeColor="accent1" w:val="4F81BD"/>
+      <w:color w:val="000000"/>
       <w:sz w:val="32"/>
       <w:szCs w:val="32"/>
     </w:rPr>
@@ -6419,10 +7732,10 @@
       <w:outlineLvl w:val="1"/>
     </w:pPr>
     <w:rPr>
-      <w:rFonts w:asciiTheme="majorHAnsi" w:cstheme="majorBidi" w:eastAsiaTheme="majorEastAsia" w:hAnsiTheme="majorHAnsi" w:ascii="Microsoft YaHei" w:hAnsi="Microsoft YaHei" w:eastAsia="Microsoft YaHei"/>
+      <w:rFonts w:asciiTheme="majorHAnsi" w:cstheme="majorBidi" w:eastAsiaTheme="majorEastAsia" w:hAnsiTheme="majorHAnsi" w:ascii="Times New Roman" w:hAnsi="Times New Roman" w:eastAsia="SimSun"/>
       <w:b/>
       <w:bCs/>
-      <w:color w:themeColor="accent1" w:val="4F81BD"/>
+      <w:color w:val="000000"/>
       <w:sz w:val="28"/>
       <w:szCs w:val="28"/>
     </w:rPr>
@@ -6441,10 +7754,10 @@
       <w:outlineLvl w:val="2"/>
     </w:pPr>
     <w:rPr>
-      <w:rFonts w:asciiTheme="majorHAnsi" w:cstheme="majorBidi" w:eastAsiaTheme="majorEastAsia" w:hAnsiTheme="majorHAnsi" w:ascii="Microsoft YaHei" w:hAnsi="Microsoft YaHei" w:eastAsia="Microsoft YaHei"/>
+      <w:rFonts w:asciiTheme="majorHAnsi" w:cstheme="majorBidi" w:eastAsiaTheme="majorEastAsia" w:hAnsiTheme="majorHAnsi" w:ascii="Times New Roman" w:hAnsi="Times New Roman" w:eastAsia="SimSun"/>
       <w:b/>
       <w:bCs/>
-      <w:color w:themeColor="accent1" w:val="4F81BD"/>
+      <w:color w:val="000000"/>
       <w:sz w:val="24"/>
       <w:szCs w:val="24"/>
     </w:rPr>
@@ -6463,10 +7776,10 @@
       <w:outlineLvl w:val="3"/>
     </w:pPr>
     <w:rPr>
-      <w:rFonts w:asciiTheme="majorHAnsi" w:cstheme="majorBidi" w:eastAsiaTheme="majorEastAsia" w:hAnsiTheme="majorHAnsi" w:ascii="Microsoft YaHei" w:hAnsi="Microsoft YaHei" w:eastAsia="Microsoft YaHei"/>
+      <w:rFonts w:asciiTheme="majorHAnsi" w:cstheme="majorBidi" w:eastAsiaTheme="majorEastAsia" w:hAnsiTheme="majorHAnsi" w:ascii="Times New Roman" w:hAnsi="Times New Roman" w:eastAsia="SimSun"/>
       <w:i/>
       <w:bCs/>
-      <w:color w:themeColor="accent1" w:val="4F81BD"/>
+      <w:color w:val="000000"/>
       <w:sz w:val="24"/>
       <w:szCs w:val="24"/>
     </w:rPr>
@@ -6485,9 +7798,9 @@
       <w:outlineLvl w:val="4"/>
     </w:pPr>
     <w:rPr>
-      <w:rFonts w:asciiTheme="majorHAnsi" w:cstheme="majorBidi" w:eastAsiaTheme="majorEastAsia" w:hAnsiTheme="majorHAnsi" w:ascii="Microsoft YaHei" w:hAnsi="Microsoft YaHei" w:eastAsia="Microsoft YaHei"/>
+      <w:rFonts w:asciiTheme="majorHAnsi" w:cstheme="majorBidi" w:eastAsiaTheme="majorEastAsia" w:hAnsiTheme="majorHAnsi" w:ascii="Times New Roman" w:hAnsi="Times New Roman" w:eastAsia="SimSun"/>
       <w:iCs/>
-      <w:color w:themeColor="accent1" w:val="4F81BD"/>
+      <w:color w:val="000000"/>
       <w:sz w:val="24"/>
       <w:szCs w:val="24"/>
     </w:rPr>
@@ -6506,8 +7819,8 @@
       <w:outlineLvl w:val="5"/>
     </w:pPr>
     <w:rPr>
-      <w:rFonts w:asciiTheme="majorHAnsi" w:cstheme="majorBidi" w:eastAsiaTheme="majorEastAsia" w:hAnsiTheme="majorHAnsi" w:ascii="Microsoft YaHei" w:hAnsi="Microsoft YaHei" w:eastAsia="Microsoft YaHei"/>
-      <w:color w:themeColor="accent1" w:val="4F81BD"/>
+      <w:rFonts w:asciiTheme="majorHAnsi" w:cstheme="majorBidi" w:eastAsiaTheme="majorEastAsia" w:hAnsiTheme="majorHAnsi" w:ascii="Times New Roman" w:hAnsi="Times New Roman" w:eastAsia="SimSun"/>
+      <w:color w:val="000000"/>
       <w:sz w:val="24"/>
       <w:szCs w:val="24"/>
     </w:rPr>
@@ -6526,8 +7839,8 @@
       <w:outlineLvl w:val="6"/>
     </w:pPr>
     <w:rPr>
-      <w:rFonts w:asciiTheme="majorHAnsi" w:cstheme="majorBidi" w:eastAsiaTheme="majorEastAsia" w:hAnsiTheme="majorHAnsi" w:ascii="Microsoft YaHei" w:hAnsi="Microsoft YaHei" w:eastAsia="Microsoft YaHei"/>
-      <w:color w:themeColor="accent1" w:val="4F81BD"/>
+      <w:rFonts w:asciiTheme="majorHAnsi" w:cstheme="majorBidi" w:eastAsiaTheme="majorEastAsia" w:hAnsiTheme="majorHAnsi" w:ascii="Times New Roman" w:hAnsi="Times New Roman" w:eastAsia="SimSun"/>
+      <w:color w:val="000000"/>
       <w:sz w:val="24"/>
       <w:szCs w:val="24"/>
     </w:rPr>
@@ -6546,8 +7859,8 @@
       <w:outlineLvl w:val="7"/>
     </w:pPr>
     <w:rPr>
-      <w:rFonts w:asciiTheme="majorHAnsi" w:cstheme="majorBidi" w:eastAsiaTheme="majorEastAsia" w:hAnsiTheme="majorHAnsi" w:ascii="Microsoft YaHei" w:hAnsi="Microsoft YaHei" w:eastAsia="Microsoft YaHei"/>
-      <w:color w:themeColor="accent1" w:val="4F81BD"/>
+      <w:rFonts w:asciiTheme="majorHAnsi" w:cstheme="majorBidi" w:eastAsiaTheme="majorEastAsia" w:hAnsiTheme="majorHAnsi" w:ascii="Times New Roman" w:hAnsi="Times New Roman" w:eastAsia="SimSun"/>
+      <w:color w:val="000000"/>
       <w:sz w:val="24"/>
       <w:szCs w:val="24"/>
     </w:rPr>
@@ -6566,8 +7879,8 @@
       <w:outlineLvl w:val="8"/>
     </w:pPr>
     <w:rPr>
-      <w:rFonts w:asciiTheme="majorHAnsi" w:cstheme="majorBidi" w:eastAsiaTheme="majorEastAsia" w:hAnsiTheme="majorHAnsi" w:ascii="Microsoft YaHei" w:hAnsi="Microsoft YaHei" w:eastAsia="Microsoft YaHei"/>
-      <w:color w:themeColor="accent1" w:val="4F81BD"/>
+      <w:rFonts w:asciiTheme="majorHAnsi" w:cstheme="majorBidi" w:eastAsiaTheme="majorEastAsia" w:hAnsiTheme="majorHAnsi" w:ascii="Times New Roman" w:hAnsi="Times New Roman" w:eastAsia="SimSun"/>
+      <w:color w:val="000000"/>
       <w:sz w:val="24"/>
       <w:szCs w:val="24"/>
     </w:rPr>
@@ -6584,7 +7897,8 @@
       <w:ind w:firstLine="0" w:left="480" w:right="480"/>
     </w:pPr>
     <w:rPr>
-      <w:rFonts w:ascii="Microsoft YaHei" w:hAnsi="Microsoft YaHei" w:eastAsia="Microsoft YaHei"/>
+      <w:rFonts w:ascii="Times New Roman" w:hAnsi="Times New Roman" w:eastAsia="SimSun"/>
+      <w:color w:val="000000"/>
     </w:rPr>
   </w:style>
   <w:style w:styleId="FootnoteText" w:type="paragraph">
@@ -6595,7 +7909,8 @@
     <w:unhideWhenUsed/>
     <w:qFormat/>
     <w:rPr>
-      <w:rFonts w:ascii="Microsoft YaHei" w:hAnsi="Microsoft YaHei" w:eastAsia="Microsoft YaHei"/>
+      <w:rFonts w:ascii="Times New Roman" w:hAnsi="Times New Roman" w:eastAsia="SimSun"/>
+      <w:color w:val="000000"/>
     </w:rPr>
   </w:style>
   <w:style w:default="1" w:styleId="DefaultParagraphFont" w:type="character">
@@ -6603,7 +7918,8 @@
     <w:semiHidden/>
     <w:unhideWhenUsed/>
     <w:rPr>
-      <w:rFonts w:ascii="Microsoft YaHei" w:hAnsi="Microsoft YaHei" w:eastAsia="Microsoft YaHei"/>
+      <w:rFonts w:ascii="Times New Roman" w:hAnsi="Times New Roman" w:eastAsia="SimSun"/>
+      <w:color w:val="000000"/>
     </w:rPr>
   </w:style>
   <w:style w:default="1" w:styleId="Table" w:type="table">
@@ -6613,7 +7929,8 @@
     <w:unhideWhenUsed/>
     <w:qFormat/>
     <w:rPr>
-      <w:rFonts w:ascii="Microsoft YaHei" w:hAnsi="Microsoft YaHei" w:eastAsia="Microsoft YaHei"/>
+      <w:rFonts w:ascii="Times New Roman" w:hAnsi="Times New Roman" w:eastAsia="SimSun"/>
+      <w:color w:val="000000"/>
     </w:rPr>
     <w:tblPr>
       <w:tblInd w:type="dxa" w:w="0"/>
@@ -6650,15 +7967,17 @@
       <w:spacing w:after="0"/>
     </w:pPr>
     <w:rPr>
-      <w:rFonts w:ascii="Microsoft YaHei" w:hAnsi="Microsoft YaHei" w:eastAsia="Microsoft YaHei"/>
+      <w:rFonts w:ascii="Times New Roman" w:hAnsi="Times New Roman" w:eastAsia="SimSun"/>
       <w:b/>
+      <w:color w:val="000000"/>
     </w:rPr>
   </w:style>
   <w:style w:customStyle="1" w:styleId="Definition" w:type="paragraph">
     <w:name w:val="Definition"/>
     <w:basedOn w:val="Normal"/>
     <w:rPr>
-      <w:rFonts w:ascii="Microsoft YaHei" w:hAnsi="Microsoft YaHei" w:eastAsia="Microsoft YaHei"/>
+      <w:rFonts w:ascii="Times New Roman" w:hAnsi="Times New Roman" w:eastAsia="SimSun"/>
+      <w:color w:val="000000"/>
     </w:rPr>
   </w:style>
   <w:style w:styleId="Caption" w:type="paragraph">
@@ -6669,8 +7988,9 @@
       <w:spacing w:after="120" w:before="0"/>
     </w:pPr>
     <w:rPr>
-      <w:rFonts w:ascii="Microsoft YaHei" w:hAnsi="Microsoft YaHei" w:eastAsia="Microsoft YaHei"/>
+      <w:rFonts w:ascii="Times New Roman" w:hAnsi="Times New Roman" w:eastAsia="SimSun"/>
       <w:i/>
+      <w:color w:val="000000"/>
     </w:rPr>
   </w:style>
   <w:style w:customStyle="1" w:styleId="TableCaption" w:type="paragraph">
@@ -6680,21 +8000,24 @@
       <w:keepNext/>
     </w:pPr>
     <w:rPr>
-      <w:rFonts w:ascii="Microsoft YaHei" w:hAnsi="Microsoft YaHei" w:eastAsia="Microsoft YaHei"/>
+      <w:rFonts w:ascii="Times New Roman" w:hAnsi="Times New Roman" w:eastAsia="SimSun"/>
+      <w:color w:val="000000"/>
     </w:rPr>
   </w:style>
   <w:style w:customStyle="1" w:styleId="ImageCaption" w:type="paragraph">
     <w:name w:val="Image Caption"/>
     <w:basedOn w:val="Caption"/>
     <w:rPr>
-      <w:rFonts w:ascii="Microsoft YaHei" w:hAnsi="Microsoft YaHei" w:eastAsia="Microsoft YaHei"/>
+      <w:rFonts w:ascii="Times New Roman" w:hAnsi="Times New Roman" w:eastAsia="SimSun"/>
+      <w:color w:val="000000"/>
     </w:rPr>
   </w:style>
   <w:style w:customStyle="1" w:styleId="Figure" w:type="paragraph">
     <w:name w:val="Figure"/>
     <w:basedOn w:val="Normal"/>
     <w:rPr>
-      <w:rFonts w:ascii="Microsoft YaHei" w:hAnsi="Microsoft YaHei" w:eastAsia="Microsoft YaHei"/>
+      <w:rFonts w:ascii="Times New Roman" w:hAnsi="Times New Roman" w:eastAsia="SimSun"/>
+      <w:color w:val="000000"/>
     </w:rPr>
   </w:style>
   <w:style w:customStyle="1" w:styleId="CaptionedFigure" w:type="paragraph">
@@ -6704,7 +8027,8 @@
       <w:keepNext/>
     </w:pPr>
     <w:rPr>
-      <w:rFonts w:ascii="Microsoft YaHei" w:hAnsi="Microsoft YaHei" w:eastAsia="Microsoft YaHei"/>
+      <w:rFonts w:ascii="Times New Roman" w:hAnsi="Times New Roman" w:eastAsia="SimSun"/>
+      <w:color w:val="000000"/>
     </w:rPr>
   </w:style>
   <w:style w:customStyle="1" w:styleId="BodyTextChar" w:type="character">
@@ -6712,14 +8036,16 @@
     <w:basedOn w:val="DefaultParagraphFont"/>
     <w:link w:val="BodyText"/>
     <w:rPr>
-      <w:rFonts w:ascii="Microsoft YaHei" w:hAnsi="Microsoft YaHei" w:eastAsia="Microsoft YaHei"/>
+      <w:rFonts w:ascii="Times New Roman" w:hAnsi="Times New Roman" w:eastAsia="SimSun"/>
+      <w:color w:val="000000"/>
     </w:rPr>
   </w:style>
   <w:style w:customStyle="1" w:styleId="VerbatimChar" w:type="character">
     <w:name w:val="Verbatim Char"/>
     <w:basedOn w:val="BodyTextChar"/>
     <w:rPr>
-      <w:rFonts w:ascii="Microsoft YaHei" w:hAnsi="Microsoft YaHei" w:eastAsia="Microsoft YaHei"/>
+      <w:rFonts w:ascii="Times New Roman" w:hAnsi="Times New Roman" w:eastAsia="SimSun"/>
+      <w:color w:val="000000"/>
       <w:sz w:val="22"/>
     </w:rPr>
   </w:style>
@@ -6727,14 +8053,16 @@
     <w:name w:val="Section Number"/>
     <w:basedOn w:val="BodyTextChar"/>
     <w:rPr>
-      <w:rFonts w:ascii="Microsoft YaHei" w:hAnsi="Microsoft YaHei" w:eastAsia="Microsoft YaHei"/>
+      <w:rFonts w:ascii="Times New Roman" w:hAnsi="Times New Roman" w:eastAsia="SimSun"/>
+      <w:color w:val="000000"/>
     </w:rPr>
   </w:style>
   <w:style w:styleId="FootnoteReference" w:type="character">
     <w:name w:val="Footnote Reference"/>
     <w:basedOn w:val="BodyTextChar"/>
     <w:rPr>
-      <w:rFonts w:ascii="Microsoft YaHei" w:hAnsi="Microsoft YaHei" w:eastAsia="Microsoft YaHei"/>
+      <w:rFonts w:ascii="Times New Roman" w:hAnsi="Times New Roman" w:eastAsia="SimSun"/>
+      <w:color w:val="000000"/>
       <w:vertAlign w:val="superscript"/>
     </w:rPr>
   </w:style>
@@ -6742,8 +8070,8 @@
     <w:name w:val="Hyperlink"/>
     <w:basedOn w:val="BodyTextChar"/>
     <w:rPr>
-      <w:rFonts w:ascii="Microsoft YaHei" w:hAnsi="Microsoft YaHei" w:eastAsia="Microsoft YaHei"/>
-      <w:color w:themeColor="accent1" w:val="4F81BD"/>
+      <w:rFonts w:ascii="Times New Roman" w:hAnsi="Times New Roman" w:eastAsia="SimSun"/>
+      <w:color w:val="000000"/>
     </w:rPr>
   </w:style>
   <w:style w:styleId="TOCHeading" w:type="paragraph">
@@ -6758,10 +8086,10 @@
       <w:outlineLvl w:val="9"/>
     </w:pPr>
     <w:rPr>
-      <w:rFonts w:asciiTheme="majorHAnsi" w:cstheme="majorBidi" w:eastAsiaTheme="majorEastAsia" w:hAnsiTheme="majorHAnsi" w:ascii="Microsoft YaHei" w:hAnsi="Microsoft YaHei" w:eastAsia="Microsoft YaHei"/>
+      <w:rFonts w:asciiTheme="majorHAnsi" w:cstheme="majorBidi" w:eastAsiaTheme="majorEastAsia" w:hAnsiTheme="majorHAnsi" w:ascii="Times New Roman" w:hAnsi="Times New Roman" w:eastAsia="SimSun"/>
       <w:b w:val="0"/>
       <w:bCs w:val="0"/>
-      <w:color w:themeColor="accent1" w:themeShade="BF" w:val="365F91"/>
+      <w:color w:val="000000"/>
     </w:rPr>
   </w:style>
   <w:style w:type="paragraph" w:customStyle="1" w:styleId="SourceCode">
@@ -6772,267 +8100,271 @@
       <w:wordWrap w:val="off"/>
     </w:pPr>
     <w:rPr>
-      <w:rFonts w:ascii="Microsoft YaHei" w:hAnsi="Microsoft YaHei" w:eastAsia="Microsoft YaHei"/>
+      <w:rFonts w:ascii="Times New Roman" w:hAnsi="Times New Roman" w:eastAsia="SimSun"/>
+      <w:color w:val="000000"/>
     </w:rPr>
   </w:style>
   <w:style w:type="character" w:customStyle="1" w:styleId="KeywordTok">
     <w:name w:val="KeywordTok"/>
     <w:basedOn w:val="VerbatimChar"/>
     <w:rPr>
-      <w:color w:val="007020"/>
-      <w:rFonts w:ascii="Microsoft YaHei" w:hAnsi="Microsoft YaHei" w:eastAsia="Microsoft YaHei"/>
+      <w:rFonts w:ascii="Times New Roman" w:hAnsi="Times New Roman" w:eastAsia="SimSun"/>
       <w:b/>
+      <w:color w:val="000000"/>
     </w:rPr>
   </w:style>
   <w:style w:type="character" w:customStyle="1" w:styleId="DataTypeTok">
     <w:name w:val="DataTypeTok"/>
     <w:basedOn w:val="VerbatimChar"/>
     <w:rPr>
-      <w:rFonts w:ascii="Microsoft YaHei" w:hAnsi="Microsoft YaHei" w:eastAsia="Microsoft YaHei"/>
-      <w:color w:val="902000"/>
+      <w:rFonts w:ascii="Times New Roman" w:hAnsi="Times New Roman" w:eastAsia="SimSun"/>
+      <w:color w:val="000000"/>
     </w:rPr>
   </w:style>
   <w:style w:type="character" w:customStyle="1" w:styleId="DecValTok">
     <w:name w:val="DecValTok"/>
     <w:basedOn w:val="VerbatimChar"/>
     <w:rPr>
-      <w:rFonts w:ascii="Microsoft YaHei" w:hAnsi="Microsoft YaHei" w:eastAsia="Microsoft YaHei"/>
-      <w:color w:val="40a070"/>
+      <w:rFonts w:ascii="Times New Roman" w:hAnsi="Times New Roman" w:eastAsia="SimSun"/>
+      <w:color w:val="000000"/>
     </w:rPr>
   </w:style>
   <w:style w:type="character" w:customStyle="1" w:styleId="BaseNTok">
     <w:name w:val="BaseNTok"/>
     <w:basedOn w:val="VerbatimChar"/>
     <w:rPr>
-      <w:rFonts w:ascii="Microsoft YaHei" w:hAnsi="Microsoft YaHei" w:eastAsia="Microsoft YaHei"/>
-      <w:color w:val="40a070"/>
+      <w:rFonts w:ascii="Times New Roman" w:hAnsi="Times New Roman" w:eastAsia="SimSun"/>
+      <w:color w:val="000000"/>
     </w:rPr>
   </w:style>
   <w:style w:type="character" w:customStyle="1" w:styleId="FloatTok">
     <w:name w:val="FloatTok"/>
     <w:basedOn w:val="VerbatimChar"/>
     <w:rPr>
-      <w:rFonts w:ascii="Microsoft YaHei" w:hAnsi="Microsoft YaHei" w:eastAsia="Microsoft YaHei"/>
-      <w:color w:val="40a070"/>
+      <w:rFonts w:ascii="Times New Roman" w:hAnsi="Times New Roman" w:eastAsia="SimSun"/>
+      <w:color w:val="000000"/>
     </w:rPr>
   </w:style>
   <w:style w:type="character" w:customStyle="1" w:styleId="ConstantTok">
     <w:name w:val="ConstantTok"/>
     <w:basedOn w:val="VerbatimChar"/>
     <w:rPr>
-      <w:rFonts w:ascii="Microsoft YaHei" w:hAnsi="Microsoft YaHei" w:eastAsia="Microsoft YaHei"/>
-      <w:color w:val="880000"/>
+      <w:rFonts w:ascii="Times New Roman" w:hAnsi="Times New Roman" w:eastAsia="SimSun"/>
+      <w:color w:val="000000"/>
     </w:rPr>
   </w:style>
   <w:style w:type="character" w:customStyle="1" w:styleId="CharTok">
     <w:name w:val="CharTok"/>
     <w:basedOn w:val="VerbatimChar"/>
     <w:rPr>
-      <w:rFonts w:ascii="Microsoft YaHei" w:hAnsi="Microsoft YaHei" w:eastAsia="Microsoft YaHei"/>
-      <w:color w:val="4070a0"/>
+      <w:rFonts w:ascii="Times New Roman" w:hAnsi="Times New Roman" w:eastAsia="SimSun"/>
+      <w:color w:val="000000"/>
     </w:rPr>
   </w:style>
   <w:style w:type="character" w:customStyle="1" w:styleId="SpecialCharTok">
     <w:name w:val="SpecialCharTok"/>
     <w:basedOn w:val="VerbatimChar"/>
     <w:rPr>
-      <w:rFonts w:ascii="Microsoft YaHei" w:hAnsi="Microsoft YaHei" w:eastAsia="Microsoft YaHei"/>
-      <w:color w:val="4070a0"/>
+      <w:rFonts w:ascii="Times New Roman" w:hAnsi="Times New Roman" w:eastAsia="SimSun"/>
+      <w:color w:val="000000"/>
     </w:rPr>
   </w:style>
   <w:style w:type="character" w:customStyle="1" w:styleId="StringTok">
     <w:name w:val="StringTok"/>
     <w:basedOn w:val="VerbatimChar"/>
     <w:rPr>
-      <w:rFonts w:ascii="Microsoft YaHei" w:hAnsi="Microsoft YaHei" w:eastAsia="Microsoft YaHei"/>
-      <w:color w:val="4070a0"/>
+      <w:rFonts w:ascii="Times New Roman" w:hAnsi="Times New Roman" w:eastAsia="SimSun"/>
+      <w:color w:val="000000"/>
     </w:rPr>
   </w:style>
   <w:style w:type="character" w:customStyle="1" w:styleId="VerbatimStringTok">
     <w:name w:val="VerbatimStringTok"/>
     <w:basedOn w:val="VerbatimChar"/>
     <w:rPr>
-      <w:rFonts w:ascii="Microsoft YaHei" w:hAnsi="Microsoft YaHei" w:eastAsia="Microsoft YaHei"/>
-      <w:color w:val="4070a0"/>
+      <w:rFonts w:ascii="Times New Roman" w:hAnsi="Times New Roman" w:eastAsia="SimSun"/>
+      <w:color w:val="000000"/>
     </w:rPr>
   </w:style>
   <w:style w:type="character" w:customStyle="1" w:styleId="SpecialStringTok">
     <w:name w:val="SpecialStringTok"/>
     <w:basedOn w:val="VerbatimChar"/>
     <w:rPr>
-      <w:rFonts w:ascii="Microsoft YaHei" w:hAnsi="Microsoft YaHei" w:eastAsia="Microsoft YaHei"/>
-      <w:color w:val="bb6688"/>
+      <w:rFonts w:ascii="Times New Roman" w:hAnsi="Times New Roman" w:eastAsia="SimSun"/>
+      <w:color w:val="000000"/>
     </w:rPr>
   </w:style>
   <w:style w:type="character" w:customStyle="1" w:styleId="ImportTok">
     <w:name w:val="ImportTok"/>
     <w:basedOn w:val="VerbatimChar"/>
     <w:rPr>
-      <w:color w:val="008000"/>
-      <w:rFonts w:ascii="Microsoft YaHei" w:hAnsi="Microsoft YaHei" w:eastAsia="Microsoft YaHei"/>
+      <w:rFonts w:ascii="Times New Roman" w:hAnsi="Times New Roman" w:eastAsia="SimSun"/>
       <w:b/>
+      <w:color w:val="000000"/>
     </w:rPr>
   </w:style>
   <w:style w:type="character" w:customStyle="1" w:styleId="CommentTok">
     <w:name w:val="CommentTok"/>
     <w:basedOn w:val="VerbatimChar"/>
     <w:rPr>
-      <w:color w:val="60a0b0"/>
-      <w:rFonts w:ascii="Microsoft YaHei" w:hAnsi="Microsoft YaHei" w:eastAsia="Microsoft YaHei"/>
+      <w:rFonts w:ascii="Times New Roman" w:hAnsi="Times New Roman" w:eastAsia="SimSun"/>
       <w:i/>
+      <w:color w:val="000000"/>
     </w:rPr>
   </w:style>
   <w:style w:type="character" w:customStyle="1" w:styleId="DocumentationTok">
     <w:name w:val="DocumentationTok"/>
     <w:basedOn w:val="VerbatimChar"/>
     <w:rPr>
-      <w:color w:val="ba2121"/>
-      <w:rFonts w:ascii="Microsoft YaHei" w:hAnsi="Microsoft YaHei" w:eastAsia="Microsoft YaHei"/>
+      <w:rFonts w:ascii="Times New Roman" w:hAnsi="Times New Roman" w:eastAsia="SimSun"/>
       <w:i/>
+      <w:color w:val="000000"/>
     </w:rPr>
   </w:style>
   <w:style w:type="character" w:customStyle="1" w:styleId="AnnotationTok">
     <w:name w:val="AnnotationTok"/>
     <w:basedOn w:val="VerbatimChar"/>
     <w:rPr>
-      <w:color w:val="60a0b0"/>
-      <w:rFonts w:ascii="Microsoft YaHei" w:hAnsi="Microsoft YaHei" w:eastAsia="Microsoft YaHei"/>
+      <w:rFonts w:ascii="Times New Roman" w:hAnsi="Times New Roman" w:eastAsia="SimSun"/>
       <w:b/>
       <w:i/>
+      <w:color w:val="000000"/>
     </w:rPr>
   </w:style>
   <w:style w:type="character" w:customStyle="1" w:styleId="CommentVarTok">
     <w:name w:val="CommentVarTok"/>
     <w:basedOn w:val="VerbatimChar"/>
     <w:rPr>
-      <w:color w:val="60a0b0"/>
-      <w:rFonts w:ascii="Microsoft YaHei" w:hAnsi="Microsoft YaHei" w:eastAsia="Microsoft YaHei"/>
+      <w:rFonts w:ascii="Times New Roman" w:hAnsi="Times New Roman" w:eastAsia="SimSun"/>
       <w:b/>
       <w:i/>
+      <w:color w:val="000000"/>
     </w:rPr>
   </w:style>
   <w:style w:type="character" w:customStyle="1" w:styleId="OtherTok">
     <w:name w:val="OtherTok"/>
     <w:basedOn w:val="VerbatimChar"/>
     <w:rPr>
-      <w:rFonts w:ascii="Microsoft YaHei" w:hAnsi="Microsoft YaHei" w:eastAsia="Microsoft YaHei"/>
-      <w:color w:val="007020"/>
+      <w:rFonts w:ascii="Times New Roman" w:hAnsi="Times New Roman" w:eastAsia="SimSun"/>
+      <w:color w:val="000000"/>
     </w:rPr>
   </w:style>
   <w:style w:type="character" w:customStyle="1" w:styleId="FunctionTok">
     <w:name w:val="FunctionTok"/>
     <w:basedOn w:val="VerbatimChar"/>
     <w:rPr>
-      <w:rFonts w:ascii="Microsoft YaHei" w:hAnsi="Microsoft YaHei" w:eastAsia="Microsoft YaHei"/>
-      <w:color w:val="06287e"/>
+      <w:rFonts w:ascii="Times New Roman" w:hAnsi="Times New Roman" w:eastAsia="SimSun"/>
+      <w:color w:val="000000"/>
     </w:rPr>
   </w:style>
   <w:style w:type="character" w:customStyle="1" w:styleId="VariableTok">
     <w:name w:val="VariableTok"/>
     <w:basedOn w:val="VerbatimChar"/>
     <w:rPr>
-      <w:rFonts w:ascii="Microsoft YaHei" w:hAnsi="Microsoft YaHei" w:eastAsia="Microsoft YaHei"/>
-      <w:color w:val="19177c"/>
+      <w:rFonts w:ascii="Times New Roman" w:hAnsi="Times New Roman" w:eastAsia="SimSun"/>
+      <w:color w:val="000000"/>
     </w:rPr>
   </w:style>
   <w:style w:type="character" w:customStyle="1" w:styleId="ControlFlowTok">
     <w:name w:val="ControlFlowTok"/>
     <w:basedOn w:val="VerbatimChar"/>
     <w:rPr>
-      <w:color w:val="007020"/>
-      <w:rFonts w:ascii="Microsoft YaHei" w:hAnsi="Microsoft YaHei" w:eastAsia="Microsoft YaHei"/>
+      <w:rFonts w:ascii="Times New Roman" w:hAnsi="Times New Roman" w:eastAsia="SimSun"/>
       <w:b/>
+      <w:color w:val="000000"/>
     </w:rPr>
   </w:style>
   <w:style w:type="character" w:customStyle="1" w:styleId="OperatorTok">
     <w:name w:val="OperatorTok"/>
     <w:basedOn w:val="VerbatimChar"/>
     <w:rPr>
-      <w:rFonts w:ascii="Microsoft YaHei" w:hAnsi="Microsoft YaHei" w:eastAsia="Microsoft YaHei"/>
-      <w:color w:val="666666"/>
+      <w:rFonts w:ascii="Times New Roman" w:hAnsi="Times New Roman" w:eastAsia="SimSun"/>
+      <w:color w:val="000000"/>
     </w:rPr>
   </w:style>
   <w:style w:type="character" w:customStyle="1" w:styleId="BuiltInTok">
     <w:name w:val="BuiltInTok"/>
     <w:basedOn w:val="VerbatimChar"/>
     <w:rPr>
-      <w:rFonts w:ascii="Microsoft YaHei" w:hAnsi="Microsoft YaHei" w:eastAsia="Microsoft YaHei"/>
-      <w:color w:val="008000"/>
+      <w:rFonts w:ascii="Times New Roman" w:hAnsi="Times New Roman" w:eastAsia="SimSun"/>
+      <w:color w:val="000000"/>
     </w:rPr>
   </w:style>
   <w:style w:type="character" w:customStyle="1" w:styleId="ExtensionTok">
     <w:name w:val="ExtensionTok"/>
     <w:basedOn w:val="VerbatimChar"/>
     <w:rPr>
-      <w:rFonts w:ascii="Microsoft YaHei" w:hAnsi="Microsoft YaHei" w:eastAsia="Microsoft YaHei"/>
+      <w:rFonts w:ascii="Times New Roman" w:hAnsi="Times New Roman" w:eastAsia="SimSun"/>
+      <w:color w:val="000000"/>
     </w:rPr>
   </w:style>
   <w:style w:type="character" w:customStyle="1" w:styleId="PreprocessorTok">
     <w:name w:val="PreprocessorTok"/>
     <w:basedOn w:val="VerbatimChar"/>
     <w:rPr>
-      <w:rFonts w:ascii="Microsoft YaHei" w:hAnsi="Microsoft YaHei" w:eastAsia="Microsoft YaHei"/>
-      <w:color w:val="bc7a00"/>
+      <w:rFonts w:ascii="Times New Roman" w:hAnsi="Times New Roman" w:eastAsia="SimSun"/>
+      <w:color w:val="000000"/>
     </w:rPr>
   </w:style>
   <w:style w:type="character" w:customStyle="1" w:styleId="AttributeTok">
     <w:name w:val="AttributeTok"/>
     <w:basedOn w:val="VerbatimChar"/>
     <w:rPr>
-      <w:rFonts w:ascii="Microsoft YaHei" w:hAnsi="Microsoft YaHei" w:eastAsia="Microsoft YaHei"/>
-      <w:color w:val="7d9029"/>
+      <w:rFonts w:ascii="Times New Roman" w:hAnsi="Times New Roman" w:eastAsia="SimSun"/>
+      <w:color w:val="000000"/>
     </w:rPr>
   </w:style>
   <w:style w:type="character" w:customStyle="1" w:styleId="RegionMarkerTok">
     <w:name w:val="RegionMarkerTok"/>
     <w:basedOn w:val="VerbatimChar"/>
     <w:rPr>
-      <w:rFonts w:ascii="Microsoft YaHei" w:hAnsi="Microsoft YaHei" w:eastAsia="Microsoft YaHei"/>
+      <w:rFonts w:ascii="Times New Roman" w:hAnsi="Times New Roman" w:eastAsia="SimSun"/>
+      <w:color w:val="000000"/>
     </w:rPr>
   </w:style>
   <w:style w:type="character" w:customStyle="1" w:styleId="InformationTok">
     <w:name w:val="InformationTok"/>
     <w:basedOn w:val="VerbatimChar"/>
     <w:rPr>
-      <w:color w:val="60a0b0"/>
-      <w:rFonts w:ascii="Microsoft YaHei" w:hAnsi="Microsoft YaHei" w:eastAsia="Microsoft YaHei"/>
+      <w:rFonts w:ascii="Times New Roman" w:hAnsi="Times New Roman" w:eastAsia="SimSun"/>
       <w:b/>
       <w:i/>
+      <w:color w:val="000000"/>
     </w:rPr>
   </w:style>
   <w:style w:type="character" w:customStyle="1" w:styleId="WarningTok">
     <w:name w:val="WarningTok"/>
     <w:basedOn w:val="VerbatimChar"/>
     <w:rPr>
-      <w:color w:val="60a0b0"/>
-      <w:rFonts w:ascii="Microsoft YaHei" w:hAnsi="Microsoft YaHei" w:eastAsia="Microsoft YaHei"/>
+      <w:rFonts w:ascii="Times New Roman" w:hAnsi="Times New Roman" w:eastAsia="SimSun"/>
       <w:b/>
       <w:i/>
+      <w:color w:val="000000"/>
     </w:rPr>
   </w:style>
   <w:style w:type="character" w:customStyle="1" w:styleId="AlertTok">
     <w:name w:val="AlertTok"/>
     <w:basedOn w:val="VerbatimChar"/>
     <w:rPr>
-      <w:color w:val="ff0000"/>
-      <w:rFonts w:ascii="Microsoft YaHei" w:hAnsi="Microsoft YaHei" w:eastAsia="Microsoft YaHei"/>
+      <w:rFonts w:ascii="Times New Roman" w:hAnsi="Times New Roman" w:eastAsia="SimSun"/>
       <w:b/>
+      <w:color w:val="000000"/>
     </w:rPr>
   </w:style>
   <w:style w:type="character" w:customStyle="1" w:styleId="ErrorTok">
     <w:name w:val="ErrorTok"/>
     <w:basedOn w:val="VerbatimChar"/>
     <w:rPr>
-      <w:color w:val="ff0000"/>
-      <w:rFonts w:ascii="Microsoft YaHei" w:hAnsi="Microsoft YaHei" w:eastAsia="Microsoft YaHei"/>
+      <w:rFonts w:ascii="Times New Roman" w:hAnsi="Times New Roman" w:eastAsia="SimSun"/>
       <w:b/>
+      <w:color w:val="000000"/>
     </w:rPr>
   </w:style>
   <w:style w:type="character" w:customStyle="1" w:styleId="NormalTok">
     <w:name w:val="NormalTok"/>
     <w:basedOn w:val="VerbatimChar"/>
     <w:rPr>
-      <w:rFonts w:ascii="Microsoft YaHei" w:hAnsi="Microsoft YaHei" w:eastAsia="Microsoft YaHei"/>
+      <w:rFonts w:ascii="Times New Roman" w:hAnsi="Times New Roman" w:eastAsia="SimSun"/>
+      <w:color w:val="000000"/>
     </w:rPr>
   </w:style>
 </w:styles>
